--- a/06_Testing_Results_and_Evaluation/Chapter_5_Testing_Results_and_Evaluation.docx
+++ b/06_Testing_Results_and_Evaluation/Chapter_5_Testing_Results_and_Evaluation.docx
@@ -4,189 +4,1486 @@
   <w:body>
     <w:p>
       <w:pPr>
-        <w:spacing w:after="6" w:line="259" w:lineRule="auto"/>
-        <w:ind w:left="0" w:right="0" w:firstLine="0"/>
-        <w:jc w:val="center"/>
+        <w:pStyle w:val="Heading1"/>
+      </w:pPr>
+      <w:r>
+        <w:t>CHAPTER 5 - TESTING, RESULTS &amp; EVALUATION</w:t>
+      </w:r>
+    </w:p>
+    <w:p>
+      <w:pPr>
+        <w:pStyle w:val="Heading2"/>
+      </w:pPr>
+      <w:r>
+        <w:t>5.1 Introduction</w:t>
+      </w:r>
+    </w:p>
+    <w:p>
+      <w:pPr>
+        <w:keepLines/>
+        <w:jc w:val="left"/>
+      </w:pPr>
+      <w:r>
+        <w:t>This chapter reports how TrackWIL was tested and evaluates the system against the requirements in Chapter 3. The purpose of testing was to show that every functional requirement works as specified, to measure the non-functional requirements wherever possible, and to find and fix defects before the final demonstration. The chapter describes the test strategy, summarises the test cases and their results, explains the defects that were found and corrected, presents the performance and usability evaluation, and evaluates each requirement. All test cases, defects and traceability links are recorded in the testing workbooks in the folder 06_Testing_Results_and_Evaluation.</w:t>
+      </w:r>
+    </w:p>
+    <w:p>
+      <w:pPr>
+        <w:pStyle w:val="Heading2"/>
+      </w:pPr>
+      <w:r>
+        <w:t>5.2 Test Strategy</w:t>
+      </w:r>
+    </w:p>
+    <w:p>
+      <w:pPr>
+        <w:keepLines/>
+        <w:jc w:val="left"/>
+      </w:pPr>
+      <w:r>
+        <w:t>Testing followed the Test Plan and combined manual and automated testing at the system level.</w:t>
+      </w:r>
+    </w:p>
+    <w:p>
+      <w:pPr>
+        <w:pStyle w:val="ListParagraph"/>
+        <w:keepLines/>
+        <w:numPr>
+          <w:ilvl w:val="0"/>
+          <w:numId w:val="4"/>
+        </w:numPr>
+        <w:ind w:left="1070"/>
+        <w:jc w:val="left"/>
       </w:pPr>
       <w:r>
         <w:rPr>
           <w:b/>
         </w:rPr>
-        <w:t xml:space="preserve"> </w:t>
+        <w:t>Manual functional testing (TC-001 to TC-014).</w:t>
+      </w:r>
+      <w:r>
+        <w:t xml:space="preserve"> Sihle Kayise tested the main user journeys in the browser on 22 October 2026: signing in and out as a student and as a coordinator, viewing and creating logbook entries, navigation, and invalid sign-in and empty-field validation.</w:t>
       </w:r>
     </w:p>
     <w:p>
       <w:pPr>
-        <w:spacing w:after="21" w:line="259" w:lineRule="auto"/>
-        <w:ind w:left="0" w:right="0" w:firstLine="0"/>
-        <w:jc w:val="center"/>
+        <w:pStyle w:val="ListParagraph"/>
+        <w:keepLines/>
+        <w:numPr>
+          <w:ilvl w:val="0"/>
+          <w:numId w:val="4"/>
+        </w:numPr>
+        <w:ind w:left="1070"/>
+        <w:jc w:val="left"/>
       </w:pPr>
       <w:r>
         <w:rPr>
           <w:b/>
         </w:rPr>
-        <w:t xml:space="preserve"> </w:t>
+        <w:t>Automated system testing (TC-110 to TC-144).</w:t>
+      </w:r>
+      <w:r>
+        <w:t xml:space="preserve"> A test script (tests/system-tests.mjs, run with npm run test:system) sends the same requests as the browser to the running application and checks both the response and the database. It covers every functional requirement, the security rules, database constraints and response times, and can be repeated after every change.</w:t>
       </w:r>
     </w:p>
     <w:p>
       <w:pPr>
-        <w:spacing w:after="172" w:line="259" w:lineRule="auto"/>
-        <w:ind w:left="0" w:right="65" w:firstLine="0"/>
-        <w:jc w:val="center"/>
+        <w:pStyle w:val="ListParagraph"/>
+        <w:keepLines/>
+        <w:numPr>
+          <w:ilvl w:val="0"/>
+          <w:numId w:val="4"/>
+        </w:numPr>
+        <w:ind w:left="1070"/>
+        <w:jc w:val="left"/>
       </w:pPr>
       <w:r>
         <w:rPr>
           <w:b/>
         </w:rPr>
-        <w:t xml:space="preserve">CAPSTONE PROJECT </w:t>
+        <w:t>Browser and device checks (TC-145 to TC-146).</w:t>
+      </w:r>
+      <w:r>
+        <w:t xml:space="preserve"> The main screens were checked in Google Chrome 155 and Microsoft Edge 155 at a phone width of 375 pixels and at desktop width.</w:t>
       </w:r>
     </w:p>
     <w:p>
       <w:pPr>
-        <w:pStyle w:val="Heading1"/>
-      </w:pPr>
-      <w:r>
-        <w:t>CHAPTER 5 - TESTING, RESULTS &amp; EVALUATION</w:t>
-      </w:r>
+        <w:pStyle w:val="ListParagraph"/>
+        <w:keepLines/>
+        <w:numPr>
+          <w:ilvl w:val="0"/>
+          <w:numId w:val="4"/>
+        </w:numPr>
+        <w:ind w:left="1070"/>
+        <w:jc w:val="left"/>
+      </w:pPr>
       <w:r>
         <w:rPr>
-          <w:b w:val="0"/>
-          <w:sz w:val="23"/>
+          <w:b/>
         </w:rPr>
-        <w:t xml:space="preserve"> </w:t>
+        <w:t>Code and data reviews (TC-147 to TC-148).</w:t>
+      </w:r>
+      <w:r>
+        <w:t xml:space="preserve"> Type checking, linting, the README set-up steps and the stored data were reviewed.</w:t>
       </w:r>
     </w:p>
     <w:p>
       <w:pPr>
-        <w:spacing w:after="21" w:line="259" w:lineRule="auto"/>
-        <w:ind w:left="0" w:right="0" w:firstLine="0"/>
-        <w:jc w:val="center"/>
-      </w:pPr>
-      <w:r>
-        <w:t xml:space="preserve"> </w:t>
+        <w:pStyle w:val="ListParagraph"/>
+        <w:keepLines/>
+        <w:numPr>
+          <w:ilvl w:val="0"/>
+          <w:numId w:val="4"/>
+        </w:numPr>
+        <w:ind w:left="1070"/>
+        <w:jc w:val="left"/>
+      </w:pPr>
+      <w:r>
+        <w:rPr>
+          <w:b/>
+        </w:rPr>
+        <w:t>Usability testing with users (TC-149).</w:t>
+      </w:r>
+      <w:r>
+        <w:t xml:space="preserve"> Planned, but blocked until written campus permission is received.</w:t>
       </w:r>
     </w:p>
     <w:p>
       <w:pPr>
-        <w:spacing w:after="6" w:line="259" w:lineRule="auto"/>
-        <w:ind w:left="903" w:right="939"/>
-        <w:jc w:val="center"/>
-      </w:pPr>
-      <w:r>
-        <w:t xml:space="preserve">Student / Group Template </w:t>
+        <w:keepLines/>
+        <w:jc w:val="left"/>
+      </w:pPr>
+      <w:r>
+        <w:rPr>
+          <w:b/>
+        </w:rPr>
+        <w:t>Environment.</w:t>
+      </w:r>
+      <w:r>
+        <w:t xml:space="preserve"> Windows 11 Pro; Node.js 24.21; TrackWIL production build (npm run build, npm start) with the SQLite database reset to the synthetic seed data before each run; Chrome 155.0 and Edge 155.0. No real personal data was used.</w:t>
       </w:r>
     </w:p>
     <w:p>
       <w:pPr>
-        <w:spacing w:after="21" w:line="259" w:lineRule="auto"/>
-        <w:ind w:left="0" w:right="0" w:firstLine="0"/>
-        <w:jc w:val="center"/>
-      </w:pPr>
-      <w:r>
-        <w:t xml:space="preserve"> </w:t>
+        <w:keepLines/>
+        <w:jc w:val="left"/>
+      </w:pPr>
+      <w:r>
+        <w:rPr>
+          <w:b/>
+        </w:rPr>
+        <w:t>Pass criteria.</w:t>
+      </w:r>
+      <w:r>
+        <w:t xml:space="preserve"> A test passes when the actual result matches the expected result recorded in the workbook. Defects are logged, fixed, and retested with the same test case, and the full automated suite is rerun after every fix (regression testing).</w:t>
       </w:r>
     </w:p>
     <w:p>
       <w:pPr>
-        <w:spacing w:after="201" w:line="259" w:lineRule="auto"/>
-        <w:ind w:left="0" w:right="0" w:firstLine="0"/>
-        <w:jc w:val="center"/>
-      </w:pPr>
-      <w:r>
-        <w:t xml:space="preserve"> </w:t>
+        <w:pStyle w:val="Heading2"/>
+      </w:pPr>
+      <w:r>
+        <w:lastRenderedPageBreak/>
+        <w:t>5.3 Test Cases and Results</w:t>
+      </w:r>
+    </w:p>
+    <w:p>
+      <w:pPr>
+        <w:pStyle w:val="Caption"/>
+        <w:keepNext/>
+        <w:keepLines/>
+        <w:jc w:val="left"/>
+      </w:pPr>
+      <w:r>
+        <w:t xml:space="preserve">Table </w:t>
+      </w:r>
+      <w:fldSimple w:instr=" SEQ Table \* ARABIC ">
+        <w:r>
+          <w:rPr>
+            <w:noProof/>
+          </w:rPr>
+          <w:t>1</w:t>
+        </w:r>
+      </w:fldSimple>
+      <w:r>
+        <w:t>: Summary of test results</w:t>
       </w:r>
     </w:p>
     <w:tbl>
       <w:tblPr>
-        <w:tblStyle w:val="TableGrid"/>
-        <w:tblpPr w:vertAnchor="text" w:tblpY="-47"/>
-        <w:tblOverlap w:val="never"/>
-        <w:tblW w:w="4986" w:type="dxa"/>
-        <w:tblInd w:w="0" w:type="dxa"/>
-        <w:tblCellMar>
-          <w:top w:w="47" w:type="dxa"/>
-          <w:left w:w="105" w:type="dxa"/>
-          <w:bottom w:w="0" w:type="dxa"/>
-          <w:right w:w="115" w:type="dxa"/>
-        </w:tblCellMar>
+        <w:tblStyle w:val="TableGrid0"/>
+        <w:tblW w:w="10039" w:type="dxa"/>
+        <w:tblLayout w:type="fixed"/>
         <w:tblLook w:val="04A0" w:firstRow="1" w:lastRow="0" w:firstColumn="1" w:lastColumn="0" w:noHBand="0" w:noVBand="1"/>
       </w:tblPr>
       <w:tblGrid>
-        <w:gridCol w:w="4986"/>
+        <w:gridCol w:w="2406"/>
+        <w:gridCol w:w="1760"/>
+        <w:gridCol w:w="2315"/>
+        <w:gridCol w:w="1186"/>
+        <w:gridCol w:w="1051"/>
+        <w:gridCol w:w="1321"/>
       </w:tblGrid>
       <w:tr>
         <w:trPr>
-          <w:trHeight w:val="3243"/>
+          <w:cantSplit/>
+          <w:tblHeader/>
         </w:trPr>
         <w:tc>
           <w:tcPr>
-            <w:tcW w:w="4986" w:type="dxa"/>
-            <w:tcBorders>
-              <w:top w:val="nil"/>
-              <w:left w:val="nil"/>
-              <w:bottom w:val="nil"/>
-              <w:right w:val="nil"/>
-            </w:tcBorders>
-            <w:shd w:val="clear" w:color="auto" w:fill="D9EAF0"/>
-          </w:tcPr>
-          <w:p>
-            <w:pPr>
-              <w:spacing w:after="216" w:line="259" w:lineRule="auto"/>
-              <w:ind w:left="0" w:right="0" w:firstLine="0"/>
-              <w:jc w:val="left"/>
-            </w:pPr>
-            <w:r>
-              <w:t xml:space="preserve">Project Title </w:t>
-            </w:r>
-          </w:p>
-          <w:p>
-            <w:pPr>
-              <w:spacing w:after="501" w:line="259" w:lineRule="auto"/>
-              <w:ind w:left="0" w:right="0" w:firstLine="0"/>
-              <w:jc w:val="left"/>
-            </w:pPr>
-            <w:r>
-              <w:t xml:space="preserve">Group Members </w:t>
-            </w:r>
-          </w:p>
-          <w:p>
-            <w:pPr>
-              <w:spacing w:after="216" w:line="259" w:lineRule="auto"/>
-              <w:ind w:left="0" w:right="0" w:firstLine="0"/>
-              <w:jc w:val="left"/>
-            </w:pPr>
-            <w:r>
-              <w:t xml:space="preserve">Module </w:t>
-            </w:r>
-          </w:p>
-          <w:p>
-            <w:pPr>
-              <w:spacing w:after="216" w:line="259" w:lineRule="auto"/>
-              <w:ind w:left="0" w:right="0" w:firstLine="0"/>
-              <w:jc w:val="left"/>
-            </w:pPr>
-            <w:r>
-              <w:t xml:space="preserve">Lecturer / Supervisor </w:t>
-            </w:r>
-          </w:p>
-          <w:p>
-            <w:pPr>
-              <w:spacing w:after="201" w:line="259" w:lineRule="auto"/>
-              <w:ind w:left="0" w:right="0" w:firstLine="0"/>
-              <w:jc w:val="left"/>
-            </w:pPr>
-            <w:r>
-              <w:t xml:space="preserve">Week / Stage </w:t>
-            </w:r>
-          </w:p>
-          <w:p>
-            <w:pPr>
-              <w:spacing w:after="0" w:line="259" w:lineRule="auto"/>
-              <w:ind w:left="0" w:right="0" w:firstLine="0"/>
-              <w:jc w:val="left"/>
-            </w:pPr>
-            <w:r>
-              <w:t xml:space="preserve">Submission Date </w:t>
+            <w:tcW w:w="2406" w:type="dxa"/>
+            <w:shd w:val="clear" w:color="auto" w:fill="E6E6E6"/>
+          </w:tcPr>
+          <w:p>
+            <w:pPr>
+              <w:spacing w:before="40" w:after="40"/>
+              <w:jc w:val="left"/>
+              <w:rPr>
+                <w:b/>
+                <w:sz w:val="20"/>
+              </w:rPr>
+            </w:pPr>
+            <w:r>
+              <w:rPr>
+                <w:b/>
+                <w:sz w:val="20"/>
+              </w:rPr>
+              <w:t>Test group</w:t>
+            </w:r>
+          </w:p>
+        </w:tc>
+        <w:tc>
+          <w:tcPr>
+            <w:tcW w:w="1760" w:type="dxa"/>
+            <w:shd w:val="clear" w:color="auto" w:fill="E6E6E6"/>
+          </w:tcPr>
+          <w:p>
+            <w:pPr>
+              <w:spacing w:before="40" w:after="40"/>
+              <w:jc w:val="left"/>
+              <w:rPr>
+                <w:b/>
+                <w:sz w:val="20"/>
+              </w:rPr>
+            </w:pPr>
+            <w:r>
+              <w:rPr>
+                <w:b/>
+                <w:sz w:val="20"/>
+              </w:rPr>
+              <w:t>Test cases</w:t>
+            </w:r>
+          </w:p>
+        </w:tc>
+        <w:tc>
+          <w:tcPr>
+            <w:tcW w:w="2315" w:type="dxa"/>
+            <w:shd w:val="clear" w:color="auto" w:fill="E6E6E6"/>
+          </w:tcPr>
+          <w:p>
+            <w:pPr>
+              <w:spacing w:before="40" w:after="40"/>
+              <w:jc w:val="left"/>
+              <w:rPr>
+                <w:b/>
+                <w:sz w:val="20"/>
+              </w:rPr>
+            </w:pPr>
+            <w:r>
+              <w:rPr>
+                <w:b/>
+                <w:sz w:val="20"/>
+              </w:rPr>
+              <w:t>Requirements</w:t>
+            </w:r>
+          </w:p>
+        </w:tc>
+        <w:tc>
+          <w:tcPr>
+            <w:tcW w:w="1186" w:type="dxa"/>
+            <w:shd w:val="clear" w:color="auto" w:fill="E6E6E6"/>
+          </w:tcPr>
+          <w:p>
+            <w:pPr>
+              <w:spacing w:before="40" w:after="40"/>
+              <w:jc w:val="left"/>
+              <w:rPr>
+                <w:b/>
+                <w:sz w:val="20"/>
+              </w:rPr>
+            </w:pPr>
+            <w:r>
+              <w:rPr>
+                <w:b/>
+                <w:sz w:val="20"/>
+              </w:rPr>
+              <w:t>Pass</w:t>
+            </w:r>
+          </w:p>
+        </w:tc>
+        <w:tc>
+          <w:tcPr>
+            <w:tcW w:w="1051" w:type="dxa"/>
+            <w:shd w:val="clear" w:color="auto" w:fill="E6E6E6"/>
+          </w:tcPr>
+          <w:p>
+            <w:pPr>
+              <w:spacing w:before="40" w:after="40"/>
+              <w:jc w:val="left"/>
+              <w:rPr>
+                <w:b/>
+                <w:sz w:val="20"/>
+              </w:rPr>
+            </w:pPr>
+            <w:r>
+              <w:rPr>
+                <w:b/>
+                <w:sz w:val="20"/>
+              </w:rPr>
+              <w:t>Fail</w:t>
+            </w:r>
+          </w:p>
+        </w:tc>
+        <w:tc>
+          <w:tcPr>
+            <w:tcW w:w="1321" w:type="dxa"/>
+            <w:shd w:val="clear" w:color="auto" w:fill="E6E6E6"/>
+          </w:tcPr>
+          <w:p>
+            <w:pPr>
+              <w:spacing w:before="40" w:after="40"/>
+              <w:jc w:val="left"/>
+              <w:rPr>
+                <w:b/>
+                <w:sz w:val="20"/>
+              </w:rPr>
+            </w:pPr>
+            <w:r>
+              <w:rPr>
+                <w:b/>
+                <w:sz w:val="20"/>
+              </w:rPr>
+              <w:t>Blocked</w:t>
+            </w:r>
+          </w:p>
+        </w:tc>
+      </w:tr>
+      <w:tr>
+        <w:trPr>
+          <w:cantSplit/>
+        </w:trPr>
+        <w:tc>
+          <w:tcPr>
+            <w:tcW w:w="2406" w:type="dxa"/>
+          </w:tcPr>
+          <w:p>
+            <w:pPr>
+              <w:spacing w:before="40" w:after="40"/>
+              <w:jc w:val="left"/>
+              <w:rPr>
+                <w:sz w:val="20"/>
+              </w:rPr>
+            </w:pPr>
+            <w:r>
+              <w:rPr>
+                <w:sz w:val="20"/>
+              </w:rPr>
+              <w:t>Manual functional tests (Sihle Kayise)</w:t>
+            </w:r>
+          </w:p>
+        </w:tc>
+        <w:tc>
+          <w:tcPr>
+            <w:tcW w:w="1760" w:type="dxa"/>
+          </w:tcPr>
+          <w:p>
+            <w:pPr>
+              <w:spacing w:before="40" w:after="40"/>
+              <w:jc w:val="left"/>
+              <w:rPr>
+                <w:sz w:val="20"/>
+              </w:rPr>
+            </w:pPr>
+            <w:r>
+              <w:rPr>
+                <w:sz w:val="20"/>
+              </w:rPr>
+              <w:t>TC-001 to TC-014</w:t>
+            </w:r>
+          </w:p>
+        </w:tc>
+        <w:tc>
+          <w:tcPr>
+            <w:tcW w:w="2315" w:type="dxa"/>
+          </w:tcPr>
+          <w:p>
+            <w:pPr>
+              <w:spacing w:before="40" w:after="40"/>
+              <w:jc w:val="left"/>
+              <w:rPr>
+                <w:sz w:val="20"/>
+              </w:rPr>
+            </w:pPr>
+            <w:r>
+              <w:rPr>
+                <w:sz w:val="20"/>
+              </w:rPr>
+              <w:t>FR-01, FR-04, FR-09 to FR-11, FR-14</w:t>
+            </w:r>
+          </w:p>
+        </w:tc>
+        <w:tc>
+          <w:tcPr>
+            <w:tcW w:w="1186" w:type="dxa"/>
+          </w:tcPr>
+          <w:p>
+            <w:pPr>
+              <w:spacing w:before="40" w:after="40"/>
+              <w:jc w:val="left"/>
+              <w:rPr>
+                <w:sz w:val="20"/>
+              </w:rPr>
+            </w:pPr>
+            <w:r>
+              <w:rPr>
+                <w:sz w:val="20"/>
+              </w:rPr>
+              <w:t>14</w:t>
+            </w:r>
+          </w:p>
+        </w:tc>
+        <w:tc>
+          <w:tcPr>
+            <w:tcW w:w="1051" w:type="dxa"/>
+          </w:tcPr>
+          <w:p>
+            <w:pPr>
+              <w:spacing w:before="40" w:after="40"/>
+              <w:jc w:val="left"/>
+              <w:rPr>
+                <w:sz w:val="20"/>
+              </w:rPr>
+            </w:pPr>
+            <w:r>
+              <w:rPr>
+                <w:sz w:val="20"/>
+              </w:rPr>
+              <w:t>0</w:t>
+            </w:r>
+          </w:p>
+        </w:tc>
+        <w:tc>
+          <w:tcPr>
+            <w:tcW w:w="1321" w:type="dxa"/>
+          </w:tcPr>
+          <w:p>
+            <w:pPr>
+              <w:spacing w:before="40" w:after="40"/>
+              <w:jc w:val="left"/>
+              <w:rPr>
+                <w:sz w:val="20"/>
+              </w:rPr>
+            </w:pPr>
+            <w:r>
+              <w:rPr>
+                <w:sz w:val="20"/>
+              </w:rPr>
+              <w:t>0</w:t>
+            </w:r>
+          </w:p>
+        </w:tc>
+      </w:tr>
+      <w:tr>
+        <w:trPr>
+          <w:cantSplit/>
+        </w:trPr>
+        <w:tc>
+          <w:tcPr>
+            <w:tcW w:w="2406" w:type="dxa"/>
+          </w:tcPr>
+          <w:p>
+            <w:pPr>
+              <w:spacing w:before="40" w:after="40"/>
+              <w:jc w:val="left"/>
+              <w:rPr>
+                <w:sz w:val="20"/>
+              </w:rPr>
+            </w:pPr>
+            <w:r>
+              <w:rPr>
+                <w:sz w:val="20"/>
+              </w:rPr>
+              <w:t>Sign-in, sign-up and access control</w:t>
+            </w:r>
+          </w:p>
+        </w:tc>
+        <w:tc>
+          <w:tcPr>
+            <w:tcW w:w="1760" w:type="dxa"/>
+          </w:tcPr>
+          <w:p>
+            <w:pPr>
+              <w:spacing w:before="40" w:after="40"/>
+              <w:jc w:val="left"/>
+              <w:rPr>
+                <w:sz w:val="20"/>
+              </w:rPr>
+            </w:pPr>
+            <w:r>
+              <w:rPr>
+                <w:sz w:val="20"/>
+              </w:rPr>
+              <w:t>TC-110 to TC-121 (incl. TC-120b)</w:t>
+            </w:r>
+          </w:p>
+        </w:tc>
+        <w:tc>
+          <w:tcPr>
+            <w:tcW w:w="2315" w:type="dxa"/>
+          </w:tcPr>
+          <w:p>
+            <w:pPr>
+              <w:spacing w:before="40" w:after="40"/>
+              <w:jc w:val="left"/>
+              <w:rPr>
+                <w:sz w:val="20"/>
+              </w:rPr>
+            </w:pPr>
+            <w:r>
+              <w:rPr>
+                <w:sz w:val="20"/>
+              </w:rPr>
+              <w:t>FR-01 to FR-03, NFR-03</w:t>
+            </w:r>
+          </w:p>
+        </w:tc>
+        <w:tc>
+          <w:tcPr>
+            <w:tcW w:w="1186" w:type="dxa"/>
+          </w:tcPr>
+          <w:p>
+            <w:pPr>
+              <w:spacing w:before="40" w:after="40"/>
+              <w:jc w:val="left"/>
+              <w:rPr>
+                <w:sz w:val="20"/>
+              </w:rPr>
+            </w:pPr>
+            <w:r>
+              <w:rPr>
+                <w:sz w:val="20"/>
+              </w:rPr>
+              <w:t>13</w:t>
+            </w:r>
+          </w:p>
+        </w:tc>
+        <w:tc>
+          <w:tcPr>
+            <w:tcW w:w="1051" w:type="dxa"/>
+          </w:tcPr>
+          <w:p>
+            <w:pPr>
+              <w:spacing w:before="40" w:after="40"/>
+              <w:jc w:val="left"/>
+              <w:rPr>
+                <w:sz w:val="20"/>
+              </w:rPr>
+            </w:pPr>
+            <w:r>
+              <w:rPr>
+                <w:sz w:val="20"/>
+              </w:rPr>
+              <w:t>0</w:t>
+            </w:r>
+          </w:p>
+        </w:tc>
+        <w:tc>
+          <w:tcPr>
+            <w:tcW w:w="1321" w:type="dxa"/>
+          </w:tcPr>
+          <w:p>
+            <w:pPr>
+              <w:spacing w:before="40" w:after="40"/>
+              <w:jc w:val="left"/>
+              <w:rPr>
+                <w:sz w:val="20"/>
+              </w:rPr>
+            </w:pPr>
+            <w:r>
+              <w:rPr>
+                <w:sz w:val="20"/>
+              </w:rPr>
+              <w:t>0</w:t>
+            </w:r>
+          </w:p>
+        </w:tc>
+      </w:tr>
+      <w:tr>
+        <w:trPr>
+          <w:cantSplit/>
+        </w:trPr>
+        <w:tc>
+          <w:tcPr>
+            <w:tcW w:w="2406" w:type="dxa"/>
+          </w:tcPr>
+          <w:p>
+            <w:pPr>
+              <w:spacing w:before="40" w:after="40"/>
+              <w:jc w:val="left"/>
+              <w:rPr>
+                <w:sz w:val="20"/>
+              </w:rPr>
+            </w:pPr>
+            <w:r>
+              <w:rPr>
+                <w:sz w:val="20"/>
+              </w:rPr>
+              <w:t>Logbook entries and evidence</w:t>
+            </w:r>
+          </w:p>
+        </w:tc>
+        <w:tc>
+          <w:tcPr>
+            <w:tcW w:w="1760" w:type="dxa"/>
+          </w:tcPr>
+          <w:p>
+            <w:pPr>
+              <w:spacing w:before="40" w:after="40"/>
+              <w:jc w:val="left"/>
+              <w:rPr>
+                <w:sz w:val="20"/>
+              </w:rPr>
+            </w:pPr>
+            <w:r>
+              <w:rPr>
+                <w:sz w:val="20"/>
+              </w:rPr>
+              <w:t>TC-122 to TC-126</w:t>
+            </w:r>
+          </w:p>
+        </w:tc>
+        <w:tc>
+          <w:tcPr>
+            <w:tcW w:w="2315" w:type="dxa"/>
+          </w:tcPr>
+          <w:p>
+            <w:pPr>
+              <w:spacing w:before="40" w:after="40"/>
+              <w:jc w:val="left"/>
+              <w:rPr>
+                <w:sz w:val="20"/>
+              </w:rPr>
+            </w:pPr>
+            <w:r>
+              <w:rPr>
+                <w:sz w:val="20"/>
+              </w:rPr>
+              <w:t>FR-04, FR-05, FR-13</w:t>
+            </w:r>
+          </w:p>
+        </w:tc>
+        <w:tc>
+          <w:tcPr>
+            <w:tcW w:w="1186" w:type="dxa"/>
+          </w:tcPr>
+          <w:p>
+            <w:pPr>
+              <w:spacing w:before="40" w:after="40"/>
+              <w:jc w:val="left"/>
+              <w:rPr>
+                <w:sz w:val="20"/>
+              </w:rPr>
+            </w:pPr>
+            <w:r>
+              <w:rPr>
+                <w:sz w:val="20"/>
+              </w:rPr>
+              <w:t>5</w:t>
+            </w:r>
+          </w:p>
+        </w:tc>
+        <w:tc>
+          <w:tcPr>
+            <w:tcW w:w="1051" w:type="dxa"/>
+          </w:tcPr>
+          <w:p>
+            <w:pPr>
+              <w:spacing w:before="40" w:after="40"/>
+              <w:jc w:val="left"/>
+              <w:rPr>
+                <w:sz w:val="20"/>
+              </w:rPr>
+            </w:pPr>
+            <w:r>
+              <w:rPr>
+                <w:sz w:val="20"/>
+              </w:rPr>
+              <w:t>0</w:t>
+            </w:r>
+          </w:p>
+        </w:tc>
+        <w:tc>
+          <w:tcPr>
+            <w:tcW w:w="1321" w:type="dxa"/>
+          </w:tcPr>
+          <w:p>
+            <w:pPr>
+              <w:spacing w:before="40" w:after="40"/>
+              <w:jc w:val="left"/>
+              <w:rPr>
+                <w:sz w:val="20"/>
+              </w:rPr>
+            </w:pPr>
+            <w:r>
+              <w:rPr>
+                <w:sz w:val="20"/>
+              </w:rPr>
+              <w:t>0</w:t>
+            </w:r>
+          </w:p>
+        </w:tc>
+      </w:tr>
+      <w:tr>
+        <w:trPr>
+          <w:cantSplit/>
+        </w:trPr>
+        <w:tc>
+          <w:tcPr>
+            <w:tcW w:w="2406" w:type="dxa"/>
+          </w:tcPr>
+          <w:p>
+            <w:pPr>
+              <w:spacing w:before="40" w:after="40"/>
+              <w:jc w:val="left"/>
+              <w:rPr>
+                <w:sz w:val="20"/>
+              </w:rPr>
+            </w:pPr>
+            <w:r>
+              <w:rPr>
+                <w:sz w:val="20"/>
+              </w:rPr>
+              <w:t>Verification links</w:t>
+            </w:r>
+          </w:p>
+        </w:tc>
+        <w:tc>
+          <w:tcPr>
+            <w:tcW w:w="1760" w:type="dxa"/>
+          </w:tcPr>
+          <w:p>
+            <w:pPr>
+              <w:spacing w:before="40" w:after="40"/>
+              <w:jc w:val="left"/>
+              <w:rPr>
+                <w:sz w:val="20"/>
+              </w:rPr>
+            </w:pPr>
+            <w:r>
+              <w:rPr>
+                <w:sz w:val="20"/>
+              </w:rPr>
+              <w:t>TC-127 to TC-137</w:t>
+            </w:r>
+          </w:p>
+        </w:tc>
+        <w:tc>
+          <w:tcPr>
+            <w:tcW w:w="2315" w:type="dxa"/>
+          </w:tcPr>
+          <w:p>
+            <w:pPr>
+              <w:spacing w:before="40" w:after="40"/>
+              <w:jc w:val="left"/>
+              <w:rPr>
+                <w:sz w:val="20"/>
+              </w:rPr>
+            </w:pPr>
+            <w:r>
+              <w:rPr>
+                <w:sz w:val="20"/>
+              </w:rPr>
+              <w:t>FR-06 to FR-08</w:t>
+            </w:r>
+          </w:p>
+        </w:tc>
+        <w:tc>
+          <w:tcPr>
+            <w:tcW w:w="1186" w:type="dxa"/>
+          </w:tcPr>
+          <w:p>
+            <w:pPr>
+              <w:spacing w:before="40" w:after="40"/>
+              <w:jc w:val="left"/>
+              <w:rPr>
+                <w:sz w:val="20"/>
+              </w:rPr>
+            </w:pPr>
+            <w:r>
+              <w:rPr>
+                <w:sz w:val="20"/>
+              </w:rPr>
+              <w:t>11</w:t>
+            </w:r>
+          </w:p>
+        </w:tc>
+        <w:tc>
+          <w:tcPr>
+            <w:tcW w:w="1051" w:type="dxa"/>
+          </w:tcPr>
+          <w:p>
+            <w:pPr>
+              <w:spacing w:before="40" w:after="40"/>
+              <w:jc w:val="left"/>
+              <w:rPr>
+                <w:sz w:val="20"/>
+              </w:rPr>
+            </w:pPr>
+            <w:r>
+              <w:rPr>
+                <w:sz w:val="20"/>
+              </w:rPr>
+              <w:t>0</w:t>
+            </w:r>
+          </w:p>
+        </w:tc>
+        <w:tc>
+          <w:tcPr>
+            <w:tcW w:w="1321" w:type="dxa"/>
+          </w:tcPr>
+          <w:p>
+            <w:pPr>
+              <w:spacing w:before="40" w:after="40"/>
+              <w:jc w:val="left"/>
+              <w:rPr>
+                <w:sz w:val="20"/>
+              </w:rPr>
+            </w:pPr>
+            <w:r>
+              <w:rPr>
+                <w:sz w:val="20"/>
+              </w:rPr>
+              <w:t>0</w:t>
+            </w:r>
+          </w:p>
+        </w:tc>
+      </w:tr>
+      <w:tr>
+        <w:trPr>
+          <w:cantSplit/>
+        </w:trPr>
+        <w:tc>
+          <w:tcPr>
+            <w:tcW w:w="2406" w:type="dxa"/>
+          </w:tcPr>
+          <w:p>
+            <w:pPr>
+              <w:spacing w:before="40" w:after="40"/>
+              <w:jc w:val="left"/>
+              <w:rPr>
+                <w:sz w:val="20"/>
+              </w:rPr>
+            </w:pPr>
+            <w:r>
+              <w:rPr>
+                <w:sz w:val="20"/>
+              </w:rPr>
+              <w:t>Logbook, dashboard, timestamps and sign-out</w:t>
+            </w:r>
+          </w:p>
+        </w:tc>
+        <w:tc>
+          <w:tcPr>
+            <w:tcW w:w="1760" w:type="dxa"/>
+          </w:tcPr>
+          <w:p>
+            <w:pPr>
+              <w:spacing w:before="40" w:after="40"/>
+              <w:jc w:val="left"/>
+              <w:rPr>
+                <w:sz w:val="20"/>
+              </w:rPr>
+            </w:pPr>
+            <w:r>
+              <w:rPr>
+                <w:sz w:val="20"/>
+              </w:rPr>
+              <w:t>TC-138 to TC-141</w:t>
+            </w:r>
+          </w:p>
+        </w:tc>
+        <w:tc>
+          <w:tcPr>
+            <w:tcW w:w="2315" w:type="dxa"/>
+          </w:tcPr>
+          <w:p>
+            <w:pPr>
+              <w:spacing w:before="40" w:after="40"/>
+              <w:jc w:val="left"/>
+              <w:rPr>
+                <w:sz w:val="20"/>
+              </w:rPr>
+            </w:pPr>
+            <w:r>
+              <w:rPr>
+                <w:sz w:val="20"/>
+              </w:rPr>
+              <w:t>FR-09 to FR-12, FR-14</w:t>
+            </w:r>
+          </w:p>
+        </w:tc>
+        <w:tc>
+          <w:tcPr>
+            <w:tcW w:w="1186" w:type="dxa"/>
+          </w:tcPr>
+          <w:p>
+            <w:pPr>
+              <w:spacing w:before="40" w:after="40"/>
+              <w:jc w:val="left"/>
+              <w:rPr>
+                <w:sz w:val="20"/>
+              </w:rPr>
+            </w:pPr>
+            <w:r>
+              <w:rPr>
+                <w:sz w:val="20"/>
+              </w:rPr>
+              <w:t>4</w:t>
+            </w:r>
+          </w:p>
+        </w:tc>
+        <w:tc>
+          <w:tcPr>
+            <w:tcW w:w="1051" w:type="dxa"/>
+          </w:tcPr>
+          <w:p>
+            <w:pPr>
+              <w:spacing w:before="40" w:after="40"/>
+              <w:jc w:val="left"/>
+              <w:rPr>
+                <w:sz w:val="20"/>
+              </w:rPr>
+            </w:pPr>
+            <w:r>
+              <w:rPr>
+                <w:sz w:val="20"/>
+              </w:rPr>
+              <w:t>0</w:t>
+            </w:r>
+          </w:p>
+        </w:tc>
+        <w:tc>
+          <w:tcPr>
+            <w:tcW w:w="1321" w:type="dxa"/>
+          </w:tcPr>
+          <w:p>
+            <w:pPr>
+              <w:spacing w:before="40" w:after="40"/>
+              <w:jc w:val="left"/>
+              <w:rPr>
+                <w:sz w:val="20"/>
+              </w:rPr>
+            </w:pPr>
+            <w:r>
+              <w:rPr>
+                <w:sz w:val="20"/>
+              </w:rPr>
+              <w:t>0</w:t>
+            </w:r>
+          </w:p>
+        </w:tc>
+      </w:tr>
+      <w:tr>
+        <w:trPr>
+          <w:cantSplit/>
+        </w:trPr>
+        <w:tc>
+          <w:tcPr>
+            <w:tcW w:w="2406" w:type="dxa"/>
+          </w:tcPr>
+          <w:p>
+            <w:pPr>
+              <w:spacing w:before="40" w:after="40"/>
+              <w:jc w:val="left"/>
+              <w:rPr>
+                <w:sz w:val="20"/>
+              </w:rPr>
+            </w:pPr>
+            <w:r>
+              <w:rPr>
+                <w:sz w:val="20"/>
+              </w:rPr>
+              <w:t>Security, integrity and performance</w:t>
+            </w:r>
+          </w:p>
+        </w:tc>
+        <w:tc>
+          <w:tcPr>
+            <w:tcW w:w="1760" w:type="dxa"/>
+          </w:tcPr>
+          <w:p>
+            <w:pPr>
+              <w:spacing w:before="40" w:after="40"/>
+              <w:jc w:val="left"/>
+              <w:rPr>
+                <w:sz w:val="20"/>
+              </w:rPr>
+            </w:pPr>
+            <w:r>
+              <w:rPr>
+                <w:sz w:val="20"/>
+              </w:rPr>
+              <w:t>TC-142 to TC-144</w:t>
+            </w:r>
+          </w:p>
+        </w:tc>
+        <w:tc>
+          <w:tcPr>
+            <w:tcW w:w="2315" w:type="dxa"/>
+          </w:tcPr>
+          <w:p>
+            <w:pPr>
+              <w:spacing w:before="40" w:after="40"/>
+              <w:jc w:val="left"/>
+              <w:rPr>
+                <w:sz w:val="20"/>
+              </w:rPr>
+            </w:pPr>
+            <w:r>
+              <w:rPr>
+                <w:sz w:val="20"/>
+              </w:rPr>
+              <w:t>NFR-02 to NFR-04</w:t>
+            </w:r>
+          </w:p>
+        </w:tc>
+        <w:tc>
+          <w:tcPr>
+            <w:tcW w:w="1186" w:type="dxa"/>
+          </w:tcPr>
+          <w:p>
+            <w:pPr>
+              <w:spacing w:before="40" w:after="40"/>
+              <w:jc w:val="left"/>
+              <w:rPr>
+                <w:sz w:val="20"/>
+              </w:rPr>
+            </w:pPr>
+            <w:r>
+              <w:rPr>
+                <w:sz w:val="20"/>
+              </w:rPr>
+              <w:t>3</w:t>
+            </w:r>
+          </w:p>
+        </w:tc>
+        <w:tc>
+          <w:tcPr>
+            <w:tcW w:w="1051" w:type="dxa"/>
+          </w:tcPr>
+          <w:p>
+            <w:pPr>
+              <w:spacing w:before="40" w:after="40"/>
+              <w:jc w:val="left"/>
+              <w:rPr>
+                <w:sz w:val="20"/>
+              </w:rPr>
+            </w:pPr>
+            <w:r>
+              <w:rPr>
+                <w:sz w:val="20"/>
+              </w:rPr>
+              <w:t>0</w:t>
+            </w:r>
+          </w:p>
+        </w:tc>
+        <w:tc>
+          <w:tcPr>
+            <w:tcW w:w="1321" w:type="dxa"/>
+          </w:tcPr>
+          <w:p>
+            <w:pPr>
+              <w:spacing w:before="40" w:after="40"/>
+              <w:jc w:val="left"/>
+              <w:rPr>
+                <w:sz w:val="20"/>
+              </w:rPr>
+            </w:pPr>
+            <w:r>
+              <w:rPr>
+                <w:sz w:val="20"/>
+              </w:rPr>
+              <w:t>0</w:t>
+            </w:r>
+          </w:p>
+        </w:tc>
+      </w:tr>
+      <w:tr>
+        <w:trPr>
+          <w:cantSplit/>
+        </w:trPr>
+        <w:tc>
+          <w:tcPr>
+            <w:tcW w:w="2406" w:type="dxa"/>
+          </w:tcPr>
+          <w:p>
+            <w:pPr>
+              <w:spacing w:before="40" w:after="40"/>
+              <w:jc w:val="left"/>
+              <w:rPr>
+                <w:sz w:val="20"/>
+              </w:rPr>
+            </w:pPr>
+            <w:r>
+              <w:rPr>
+                <w:sz w:val="20"/>
+              </w:rPr>
+              <w:t>Browser, code and data checks</w:t>
+            </w:r>
+          </w:p>
+        </w:tc>
+        <w:tc>
+          <w:tcPr>
+            <w:tcW w:w="1760" w:type="dxa"/>
+          </w:tcPr>
+          <w:p>
+            <w:pPr>
+              <w:spacing w:before="40" w:after="40"/>
+              <w:jc w:val="left"/>
+              <w:rPr>
+                <w:sz w:val="20"/>
+              </w:rPr>
+            </w:pPr>
+            <w:r>
+              <w:rPr>
+                <w:sz w:val="20"/>
+              </w:rPr>
+              <w:t>TC-145 to TC-148</w:t>
+            </w:r>
+          </w:p>
+        </w:tc>
+        <w:tc>
+          <w:tcPr>
+            <w:tcW w:w="2315" w:type="dxa"/>
+          </w:tcPr>
+          <w:p>
+            <w:pPr>
+              <w:spacing w:before="40" w:after="40"/>
+              <w:jc w:val="left"/>
+              <w:rPr>
+                <w:sz w:val="20"/>
+              </w:rPr>
+            </w:pPr>
+            <w:r>
+              <w:rPr>
+                <w:sz w:val="20"/>
+              </w:rPr>
+              <w:t>NFR-05 to NFR-07</w:t>
+            </w:r>
+          </w:p>
+        </w:tc>
+        <w:tc>
+          <w:tcPr>
+            <w:tcW w:w="1186" w:type="dxa"/>
+          </w:tcPr>
+          <w:p>
+            <w:pPr>
+              <w:spacing w:before="40" w:after="40"/>
+              <w:jc w:val="left"/>
+              <w:rPr>
+                <w:sz w:val="20"/>
+              </w:rPr>
+            </w:pPr>
+            <w:r>
+              <w:rPr>
+                <w:sz w:val="20"/>
+              </w:rPr>
+              <w:t>4</w:t>
+            </w:r>
+          </w:p>
+        </w:tc>
+        <w:tc>
+          <w:tcPr>
+            <w:tcW w:w="1051" w:type="dxa"/>
+          </w:tcPr>
+          <w:p>
+            <w:pPr>
+              <w:spacing w:before="40" w:after="40"/>
+              <w:jc w:val="left"/>
+              <w:rPr>
+                <w:sz w:val="20"/>
+              </w:rPr>
+            </w:pPr>
+            <w:r>
+              <w:rPr>
+                <w:sz w:val="20"/>
+              </w:rPr>
+              <w:t>0</w:t>
+            </w:r>
+          </w:p>
+        </w:tc>
+        <w:tc>
+          <w:tcPr>
+            <w:tcW w:w="1321" w:type="dxa"/>
+          </w:tcPr>
+          <w:p>
+            <w:pPr>
+              <w:spacing w:before="40" w:after="40"/>
+              <w:jc w:val="left"/>
+              <w:rPr>
+                <w:sz w:val="20"/>
+              </w:rPr>
+            </w:pPr>
+            <w:r>
+              <w:rPr>
+                <w:sz w:val="20"/>
+              </w:rPr>
+              <w:t>0</w:t>
+            </w:r>
+          </w:p>
+        </w:tc>
+      </w:tr>
+      <w:tr>
+        <w:trPr>
+          <w:cantSplit/>
+        </w:trPr>
+        <w:tc>
+          <w:tcPr>
+            <w:tcW w:w="2406" w:type="dxa"/>
+          </w:tcPr>
+          <w:p>
+            <w:pPr>
+              <w:spacing w:before="40" w:after="40"/>
+              <w:jc w:val="left"/>
+              <w:rPr>
+                <w:sz w:val="20"/>
+              </w:rPr>
+            </w:pPr>
+            <w:r>
+              <w:rPr>
+                <w:sz w:val="20"/>
+              </w:rPr>
+              <w:t>Usability with first-time students</w:t>
+            </w:r>
+          </w:p>
+        </w:tc>
+        <w:tc>
+          <w:tcPr>
+            <w:tcW w:w="1760" w:type="dxa"/>
+          </w:tcPr>
+          <w:p>
+            <w:pPr>
+              <w:spacing w:before="40" w:after="40"/>
+              <w:jc w:val="left"/>
+              <w:rPr>
+                <w:sz w:val="20"/>
+              </w:rPr>
+            </w:pPr>
+            <w:r>
+              <w:rPr>
+                <w:sz w:val="20"/>
+              </w:rPr>
+              <w:t>TC-149</w:t>
+            </w:r>
+          </w:p>
+        </w:tc>
+        <w:tc>
+          <w:tcPr>
+            <w:tcW w:w="2315" w:type="dxa"/>
+          </w:tcPr>
+          <w:p>
+            <w:pPr>
+              <w:spacing w:before="40" w:after="40"/>
+              <w:jc w:val="left"/>
+              <w:rPr>
+                <w:sz w:val="20"/>
+              </w:rPr>
+            </w:pPr>
+            <w:r>
+              <w:rPr>
+                <w:sz w:val="20"/>
+              </w:rPr>
+              <w:t>NFR-01</w:t>
+            </w:r>
+          </w:p>
+        </w:tc>
+        <w:tc>
+          <w:tcPr>
+            <w:tcW w:w="1186" w:type="dxa"/>
+          </w:tcPr>
+          <w:p>
+            <w:pPr>
+              <w:spacing w:before="40" w:after="40"/>
+              <w:jc w:val="left"/>
+              <w:rPr>
+                <w:sz w:val="20"/>
+              </w:rPr>
+            </w:pPr>
+            <w:r>
+              <w:rPr>
+                <w:sz w:val="20"/>
+              </w:rPr>
+              <w:t>0</w:t>
+            </w:r>
+          </w:p>
+        </w:tc>
+        <w:tc>
+          <w:tcPr>
+            <w:tcW w:w="1051" w:type="dxa"/>
+          </w:tcPr>
+          <w:p>
+            <w:pPr>
+              <w:spacing w:before="40" w:after="40"/>
+              <w:jc w:val="left"/>
+              <w:rPr>
+                <w:sz w:val="20"/>
+              </w:rPr>
+            </w:pPr>
+            <w:r>
+              <w:rPr>
+                <w:sz w:val="20"/>
+              </w:rPr>
+              <w:t>0</w:t>
+            </w:r>
+          </w:p>
+        </w:tc>
+        <w:tc>
+          <w:tcPr>
+            <w:tcW w:w="1321" w:type="dxa"/>
+          </w:tcPr>
+          <w:p>
+            <w:pPr>
+              <w:spacing w:before="40" w:after="40"/>
+              <w:jc w:val="left"/>
+              <w:rPr>
+                <w:sz w:val="20"/>
+              </w:rPr>
+            </w:pPr>
+            <w:r>
+              <w:rPr>
+                <w:sz w:val="20"/>
+              </w:rPr>
+              <w:t>1</w:t>
+            </w:r>
+          </w:p>
+        </w:tc>
+      </w:tr>
+      <w:tr>
+        <w:trPr>
+          <w:cantSplit/>
+        </w:trPr>
+        <w:tc>
+          <w:tcPr>
+            <w:tcW w:w="2406" w:type="dxa"/>
+          </w:tcPr>
+          <w:p>
+            <w:pPr>
+              <w:spacing w:before="40" w:after="40"/>
+              <w:jc w:val="left"/>
+              <w:rPr>
+                <w:sz w:val="20"/>
+              </w:rPr>
+            </w:pPr>
+            <w:r>
+              <w:rPr>
+                <w:sz w:val="20"/>
+              </w:rPr>
+              <w:t>Total</w:t>
+            </w:r>
+          </w:p>
+        </w:tc>
+        <w:tc>
+          <w:tcPr>
+            <w:tcW w:w="1760" w:type="dxa"/>
+          </w:tcPr>
+          <w:p>
+            <w:pPr>
+              <w:spacing w:before="40" w:after="40"/>
+              <w:jc w:val="left"/>
+              <w:rPr>
+                <w:sz w:val="20"/>
+              </w:rPr>
+            </w:pPr>
+            <w:r>
+              <w:rPr>
+                <w:sz w:val="20"/>
+              </w:rPr>
+              <w:t>55 test cases</w:t>
+            </w:r>
+          </w:p>
+        </w:tc>
+        <w:tc>
+          <w:tcPr>
+            <w:tcW w:w="2315" w:type="dxa"/>
+          </w:tcPr>
+          <w:p>
+            <w:pPr>
+              <w:spacing w:before="40" w:after="40"/>
+              <w:jc w:val="left"/>
+              <w:rPr>
+                <w:sz w:val="20"/>
+              </w:rPr>
+            </w:pPr>
+          </w:p>
+        </w:tc>
+        <w:tc>
+          <w:tcPr>
+            <w:tcW w:w="1186" w:type="dxa"/>
+          </w:tcPr>
+          <w:p>
+            <w:pPr>
+              <w:spacing w:before="40" w:after="40"/>
+              <w:jc w:val="left"/>
+              <w:rPr>
+                <w:sz w:val="20"/>
+              </w:rPr>
+            </w:pPr>
+            <w:r>
+              <w:rPr>
+                <w:sz w:val="20"/>
+              </w:rPr>
+              <w:t>54</w:t>
+            </w:r>
+          </w:p>
+        </w:tc>
+        <w:tc>
+          <w:tcPr>
+            <w:tcW w:w="1051" w:type="dxa"/>
+          </w:tcPr>
+          <w:p>
+            <w:pPr>
+              <w:spacing w:before="40" w:after="40"/>
+              <w:jc w:val="left"/>
+              <w:rPr>
+                <w:sz w:val="20"/>
+              </w:rPr>
+            </w:pPr>
+            <w:r>
+              <w:rPr>
+                <w:sz w:val="20"/>
+              </w:rPr>
+              <w:t>0</w:t>
+            </w:r>
+          </w:p>
+        </w:tc>
+        <w:tc>
+          <w:tcPr>
+            <w:tcW w:w="1321" w:type="dxa"/>
+          </w:tcPr>
+          <w:p>
+            <w:pPr>
+              <w:spacing w:before="40" w:after="40"/>
+              <w:jc w:val="left"/>
+              <w:rPr>
+                <w:sz w:val="20"/>
+              </w:rPr>
+            </w:pPr>
+            <w:r>
+              <w:rPr>
+                <w:sz w:val="20"/>
+              </w:rPr>
+              <w:t>1</w:t>
             </w:r>
           </w:p>
         </w:tc>
@@ -194,192 +1491,146 @@
     </w:tbl>
     <w:p>
       <w:pPr>
-        <w:spacing w:after="216" w:line="259" w:lineRule="auto"/>
-        <w:ind w:left="903" w:right="-220"/>
-        <w:jc w:val="center"/>
-      </w:pPr>
-      <w:r>
-        <w:t xml:space="preserve">TrackWIL </w:t>
-      </w:r>
+        <w:jc w:val="left"/>
+      </w:pPr>
     </w:p>
     <w:p>
       <w:pPr>
-        <w:ind w:right="110"/>
-      </w:pPr>
-      <w:r>
-        <w:t xml:space="preserve">Willem Basson, Dylan Shepard, Moegammad Green, Sihle Kayise </w:t>
+        <w:keepLines/>
+        <w:jc w:val="left"/>
+      </w:pPr>
+      <w:r>
+        <w:t>All 55 test cases are recorded in the Test Cases and Results workbook with their preconditions, steps, test data, expected and actual results, tester, date and evidence. The automated run log (evidence/system_test_run_2026-10-23.txt) contains the actual output of every automated test. The final regression run on 23 October 2026 passed all 36 automated tests.</w:t>
       </w:r>
     </w:p>
     <w:p>
       <w:pPr>
-        <w:spacing w:after="216" w:line="259" w:lineRule="auto"/>
-        <w:ind w:left="903" w:right="-114"/>
-        <w:jc w:val="center"/>
-      </w:pPr>
-      <w:r>
-        <w:t xml:space="preserve">SPM622 </w:t>
+        <w:keepNext/>
+        <w:keepLines/>
+        <w:jc w:val="left"/>
+      </w:pPr>
+      <w:r>
+        <w:t>The results that matter most for the research aim are:</w:t>
       </w:r>
     </w:p>
     <w:p>
       <w:pPr>
-        <w:spacing w:after="216" w:line="259" w:lineRule="auto"/>
-        <w:ind w:left="903" w:right="-1029"/>
-        <w:jc w:val="center"/>
-      </w:pPr>
-      <w:r>
-        <w:t xml:space="preserve">Amanda Raganya </w:t>
+        <w:pStyle w:val="ListParagraph"/>
+        <w:keepLines/>
+        <w:numPr>
+          <w:ilvl w:val="0"/>
+          <w:numId w:val="5"/>
+        </w:numPr>
+        <w:ind w:left="1070"/>
+        <w:jc w:val="left"/>
+      </w:pPr>
+      <w:r>
+        <w:rPr>
+          <w:b/>
+        </w:rPr>
+        <w:t>Account-free verification works end to end.</w:t>
+      </w:r>
+      <w:r>
+        <w:t xml:space="preserve"> Submitting an entry produced a 48-character link that expires after exactly 7.00 days (TC-127). The mentor could open it without signing in (TC-130), approval set the entry to Verified with a timestamp (TC-131), and a rejected entry could be resubmitted with a new link (TC-132).</w:t>
       </w:r>
     </w:p>
     <w:p>
       <w:pPr>
-        <w:spacing w:after="216" w:line="259" w:lineRule="auto"/>
-        <w:ind w:left="903" w:right="-10"/>
-        <w:jc w:val="center"/>
-      </w:pPr>
-      <w:r>
-        <w:t xml:space="preserve">Week 4 </w:t>
+        <w:pStyle w:val="ListParagraph"/>
+        <w:keepLines/>
+        <w:numPr>
+          <w:ilvl w:val="0"/>
+          <w:numId w:val="5"/>
+        </w:numPr>
+        <w:ind w:left="1070"/>
+        <w:jc w:val="left"/>
+      </w:pPr>
+      <w:r>
+        <w:rPr>
+          <w:b/>
+        </w:rPr>
+        <w:t>Links cannot be misused.</w:t>
+      </w:r>
+      <w:r>
+        <w:t xml:space="preserve"> A used link (TC-133), an unknown link (TC-134) and an expired link (TC-135) were all refused without changing the entry, and two simultaneous approvals on the same link recorded only one decision (TC-136).</w:t>
       </w:r>
     </w:p>
     <w:p>
       <w:pPr>
-        <w:spacing w:after="216" w:line="259" w:lineRule="auto"/>
-        <w:ind w:left="903" w:right="-893"/>
-        <w:jc w:val="center"/>
-      </w:pPr>
-      <w:r>
-        <w:t xml:space="preserve">29 October 2026 </w:t>
+        <w:pStyle w:val="ListParagraph"/>
+        <w:keepLines/>
+        <w:numPr>
+          <w:ilvl w:val="0"/>
+          <w:numId w:val="5"/>
+        </w:numPr>
+        <w:ind w:left="1070"/>
+        <w:jc w:val="left"/>
+      </w:pPr>
+      <w:r>
+        <w:rPr>
+          <w:b/>
+        </w:rPr>
+        <w:lastRenderedPageBreak/>
+        <w:t>Access control holds.</w:t>
+      </w:r>
+      <w:r>
+        <w:t xml:space="preserve"> Signed-out visitors, students and staff could reach only their own areas (TC-117 to TC-120b). Evidence files returned 200 to the owner and to a coordinator, 403 to another student, 401 to a signed-out visitor and 404 to a path-traversal attempt (TC-126).</w:t>
       </w:r>
     </w:p>
     <w:p>
       <w:pPr>
-        <w:spacing w:after="0" w:line="259" w:lineRule="auto"/>
-        <w:ind w:left="0" w:right="0" w:firstLine="0"/>
+        <w:pStyle w:val="ListParagraph"/>
+        <w:keepLines/>
+        <w:numPr>
+          <w:ilvl w:val="0"/>
+          <w:numId w:val="5"/>
+        </w:numPr>
+        <w:ind w:left="1070"/>
         <w:jc w:val="left"/>
       </w:pPr>
       <w:r>
-        <w:t xml:space="preserve"> </w:t>
+        <w:rPr>
+          <w:b/>
+        </w:rPr>
+        <w:t>Monitoring is accurate.</w:t>
+      </w:r>
+      <w:r>
+        <w:t xml:space="preserve"> The dashboard showed Dylan as On track, Moe as Overdue and Sihle as Awaiting verification, matching the seed data (TC-139), and the logbook showed the correct verified hours (TC-138).</w:t>
       </w:r>
     </w:p>
     <w:p>
       <w:pPr>
-        <w:pStyle w:val="Heading2"/>
-        <w:ind w:left="-5"/>
-      </w:pPr>
-      <w:r>
-        <w:t xml:space="preserve">5.1 Introduction </w:t>
-      </w:r>
-    </w:p>
-    <w:p>
-      <w:pPr>
-        <w:ind w:right="110"/>
-      </w:pPr>
-      <w:r>
-        <w:t xml:space="preserve">State the testing and evaluation purpose. </w:t>
-      </w:r>
-    </w:p>
-    <w:p>
-      <w:pPr>
-        <w:spacing w:after="551"/>
-        <w:ind w:right="110"/>
-      </w:pPr>
-      <w:r>
-        <w:t xml:space="preserve">The purpose of testing and evaluation is to check whether TrackWIL works correctly and meets the requirements of the project. Testing helps identify errors and confirm that the main features work as expected. The system was tested by checking student login, account creation, logbook entries, saving records, navigation, sign-out and the coordinator dashboard. The evaluation also considers whether TrackWIL can improve the current WIL logbook process by making it easier to submit daily records and monitor student progress. </w:t>
-      </w:r>
-    </w:p>
-    <w:p>
-      <w:pPr>
-        <w:pStyle w:val="Heading2"/>
-        <w:ind w:left="-5"/>
-      </w:pPr>
-      <w:r>
-        <w:t xml:space="preserve">5.2 Test Strategy </w:t>
-      </w:r>
-    </w:p>
-    <w:p>
-      <w:pPr>
-        <w:ind w:right="110"/>
-      </w:pPr>
-      <w:r>
-        <w:t xml:space="preserve">Explain test levels/types, environment, responsibilities and acceptance criteria. </w:t>
-      </w:r>
-    </w:p>
-    <w:p>
-      <w:pPr>
-        <w:ind w:right="110"/>
-      </w:pPr>
-      <w:r>
-        <w:t xml:space="preserve">The testing strategy focused mainly on functional testing to check whether the system's features work correctly. The tests were performed manually using the TrackWIL application in a web browser. The student and coordinator accounts were used to test the different dashboards and functions. </w:t>
-      </w:r>
-    </w:p>
-    <w:p>
-      <w:pPr>
-        <w:ind w:right="110"/>
-      </w:pPr>
-      <w:r>
-        <w:lastRenderedPageBreak/>
-        <w:t xml:space="preserve">The tests included logging in, creating an account, viewing existing logbook entries, creating and saving new entries, navigating between pages, and signing out. The test plan and test-case workbook were used to organise the testing activities and record the expected and actual results. </w:t>
-      </w:r>
-    </w:p>
-    <w:p>
-      <w:pPr>
-        <w:spacing w:after="566"/>
-        <w:ind w:right="584"/>
-      </w:pPr>
-      <w:r>
-        <w:t xml:space="preserve">The developer and testing contributors were responsible for checking the application's features, recording results and identifying any problems. A test was considered successful when the actual result matched the expected result. Any failed or incomplete tests should be recorded for further investigation and retesting. </w:t>
-      </w:r>
-    </w:p>
-    <w:p>
-      <w:pPr>
-        <w:pStyle w:val="Heading2"/>
-        <w:ind w:left="-5"/>
-      </w:pPr>
-      <w:r>
-        <w:t xml:space="preserve">5.3 Test Cases and Results </w:t>
-      </w:r>
-    </w:p>
-    <w:p>
-      <w:pPr>
-        <w:ind w:right="110"/>
-      </w:pPr>
-      <w:r>
-        <w:t xml:space="preserve">Reference the test-case workbook and summarise pass/fail results. </w:t>
-      </w:r>
-    </w:p>
-    <w:p>
-      <w:pPr>
-        <w:spacing w:after="0"/>
-        <w:ind w:right="110"/>
-      </w:pPr>
-      <w:r>
-        <w:t xml:space="preserve">Functional testing was performed on the main features of TrackWIL. The student login was successful, and the student dashboard appeared and worked correctly. </w:t>
-      </w:r>
-    </w:p>
-    <w:p>
-      <w:pPr>
-        <w:spacing w:after="171" w:line="259" w:lineRule="auto"/>
-        <w:ind w:left="-8" w:right="1081" w:firstLine="0"/>
-        <w:jc w:val="right"/>
+        <w:keepNext/>
+        <w:keepLines/>
+        <w:jc w:val="center"/>
       </w:pPr>
       <w:r>
         <w:rPr>
           <w:noProof/>
         </w:rPr>
         <w:drawing>
-          <wp:inline distT="0" distB="0" distL="0" distR="0" wp14:anchorId="6C10FE0F" wp14:editId="62EF67D4">
-            <wp:extent cx="5629275" cy="2667000"/>
-            <wp:effectExtent l="0" t="0" r="0" b="0"/>
-            <wp:docPr id="161" name="Picture 161"/>
-            <wp:cNvGraphicFramePr/>
+          <wp:inline distT="0" distB="0" distL="0" distR="0" wp14:anchorId="2E8AF9F0" wp14:editId="52618293">
+            <wp:extent cx="4733925" cy="5133975"/>
+            <wp:effectExtent l="0" t="0" r="9525" b="9525"/>
+            <wp:docPr id="2131263374" name="Picture 1"/>
+            <wp:cNvGraphicFramePr>
+              <a:graphicFrameLocks xmlns:a="http://schemas.openxmlformats.org/drawingml/2006/main" noChangeAspect="1"/>
+            </wp:cNvGraphicFramePr>
             <a:graphic xmlns:a="http://schemas.openxmlformats.org/drawingml/2006/main">
               <a:graphicData uri="http://schemas.openxmlformats.org/drawingml/2006/picture">
                 <pic:pic xmlns:pic="http://schemas.openxmlformats.org/drawingml/2006/picture">
                   <pic:nvPicPr>
-                    <pic:cNvPr id="161" name="Picture 161"/>
+                    <pic:cNvPr id="2131263374" name=""/>
                     <pic:cNvPicPr/>
                   </pic:nvPicPr>
                   <pic:blipFill>
-                    <a:blip r:embed="rId6"/>
+                    <a:blip r:embed="rId7">
+                      <a:extLst>
+                        <a:ext uri="{28A0092B-C50C-407E-A947-70E740481C1C}">
+                          <a14:useLocalDpi xmlns:a14="http://schemas.microsoft.com/office/drawing/2010/main" val="0"/>
+                        </a:ext>
+                      </a:extLst>
+                    </a:blip>
                     <a:stretch>
                       <a:fillRect/>
                     </a:stretch>
@@ -387,7 +1638,7 @@
                   <pic:spPr>
                     <a:xfrm>
                       <a:off x="0" y="0"/>
-                      <a:ext cx="5629275" cy="2667000"/>
+                      <a:ext cx="4733925" cy="5133975"/>
                     </a:xfrm>
                     <a:prstGeom prst="rect">
                       <a:avLst/>
@@ -399,23 +1650,32 @@
           </wp:inline>
         </w:drawing>
       </w:r>
-      <w:r>
-        <w:t xml:space="preserve"> </w:t>
-      </w:r>
     </w:p>
     <w:p>
       <w:pPr>
-        <w:spacing w:after="143"/>
-        <w:ind w:right="110"/>
-      </w:pPr>
-      <w:r>
-        <w:t xml:space="preserve">Existing logbook entries could be opened by selecting their dates. </w:t>
+        <w:pStyle w:val="Caption"/>
+        <w:keepLines/>
+        <w:jc w:val="left"/>
+      </w:pPr>
+      <w:r>
+        <w:t xml:space="preserve">Figure </w:t>
+      </w:r>
+      <w:fldSimple w:instr=" SEQ Figure \* ARABIC ">
+        <w:r>
+          <w:rPr>
+            <w:noProof/>
+          </w:rPr>
+          <w:t>1</w:t>
+        </w:r>
+      </w:fldSimple>
+      <w:r>
+        <w:t>: Manual test TC-011: an invalid sign-in is refused with a clear message (Sihle Kayise, 22 October 2026)</w:t>
       </w:r>
     </w:p>
     <w:p>
       <w:pPr>
-        <w:spacing w:after="171" w:line="259" w:lineRule="auto"/>
-        <w:ind w:left="-8" w:right="2523" w:firstLine="0"/>
+        <w:keepNext/>
+        <w:keepLines/>
         <w:jc w:val="center"/>
       </w:pPr>
       <w:r>
@@ -424,20 +1684,28 @@
         </w:rPr>
         <w:lastRenderedPageBreak/>
         <w:drawing>
-          <wp:inline distT="0" distB="0" distL="0" distR="0" wp14:anchorId="156F1CE4" wp14:editId="62B40761">
-            <wp:extent cx="4723130" cy="2447290"/>
+          <wp:inline distT="0" distB="0" distL="0" distR="0" wp14:anchorId="054D9CD4" wp14:editId="74B1D389">
+            <wp:extent cx="6371590" cy="3150870"/>
             <wp:effectExtent l="0" t="0" r="0" b="0"/>
-            <wp:docPr id="163" name="Picture 163"/>
-            <wp:cNvGraphicFramePr/>
+            <wp:docPr id="978461419" name="Picture 2"/>
+            <wp:cNvGraphicFramePr>
+              <a:graphicFrameLocks xmlns:a="http://schemas.openxmlformats.org/drawingml/2006/main" noChangeAspect="1"/>
+            </wp:cNvGraphicFramePr>
             <a:graphic xmlns:a="http://schemas.openxmlformats.org/drawingml/2006/main">
               <a:graphicData uri="http://schemas.openxmlformats.org/drawingml/2006/picture">
                 <pic:pic xmlns:pic="http://schemas.openxmlformats.org/drawingml/2006/picture">
                   <pic:nvPicPr>
-                    <pic:cNvPr id="163" name="Picture 163"/>
+                    <pic:cNvPr id="978461419" name=""/>
                     <pic:cNvPicPr/>
                   </pic:nvPicPr>
                   <pic:blipFill>
-                    <a:blip r:embed="rId7"/>
+                    <a:blip r:embed="rId8">
+                      <a:extLst>
+                        <a:ext uri="{28A0092B-C50C-407E-A947-70E740481C1C}">
+                          <a14:useLocalDpi xmlns:a14="http://schemas.microsoft.com/office/drawing/2010/main" val="0"/>
+                        </a:ext>
+                      </a:extLst>
+                    </a:blip>
                     <a:stretch>
                       <a:fillRect/>
                     </a:stretch>
@@ -445,7 +1713,7 @@
                   <pic:spPr>
                     <a:xfrm>
                       <a:off x="0" y="0"/>
-                      <a:ext cx="4723130" cy="2447290"/>
+                      <a:ext cx="6371590" cy="3150870"/>
                     </a:xfrm>
                     <a:prstGeom prst="rect">
                       <a:avLst/>
@@ -457,486 +1725,2534 @@
           </wp:inline>
         </w:drawing>
       </w:r>
-      <w:r>
-        <w:t xml:space="preserve"> </w:t>
-      </w:r>
     </w:p>
     <w:p>
       <w:pPr>
-        <w:spacing w:after="9"/>
-        <w:ind w:right="110"/>
-      </w:pPr>
-      <w:r>
-        <w:t xml:space="preserve"> The Back to Logbook button returned the user to the logbook dashboard, while the New Entry button opened a form that could be completed. </w:t>
+        <w:pStyle w:val="Caption"/>
+        <w:keepLines/>
+        <w:jc w:val="left"/>
+      </w:pPr>
+      <w:r>
+        <w:t xml:space="preserve">Figure </w:t>
+      </w:r>
+      <w:fldSimple w:instr=" SEQ Figure \* ARABIC ">
+        <w:r>
+          <w:rPr>
+            <w:noProof/>
+          </w:rPr>
+          <w:t>2</w:t>
+        </w:r>
+      </w:fldSimple>
+      <w:r>
+        <w:t>: Manual test TC-009: coordinator dashboard during manual testing (Sihle Kayise, 22 October 2026)</w:t>
       </w:r>
     </w:p>
     <w:p>
       <w:pPr>
-        <w:spacing w:after="171" w:line="259" w:lineRule="auto"/>
-        <w:ind w:left="-8" w:right="3814" w:firstLine="0"/>
-        <w:jc w:val="center"/>
-      </w:pPr>
-      <w:r>
-        <w:rPr>
-          <w:noProof/>
-        </w:rPr>
-        <w:drawing>
-          <wp:inline distT="0" distB="0" distL="0" distR="0" wp14:anchorId="2F8C090E" wp14:editId="2A441862">
-            <wp:extent cx="3895725" cy="3924300"/>
-            <wp:effectExtent l="0" t="0" r="0" b="0"/>
-            <wp:docPr id="186" name="Picture 186"/>
-            <wp:cNvGraphicFramePr/>
-            <a:graphic xmlns:a="http://schemas.openxmlformats.org/drawingml/2006/main">
-              <a:graphicData uri="http://schemas.openxmlformats.org/drawingml/2006/picture">
-                <pic:pic xmlns:pic="http://schemas.openxmlformats.org/drawingml/2006/picture">
-                  <pic:nvPicPr>
-                    <pic:cNvPr id="186" name="Picture 186"/>
-                    <pic:cNvPicPr/>
-                  </pic:nvPicPr>
-                  <pic:blipFill>
-                    <a:blip r:embed="rId8"/>
-                    <a:stretch>
-                      <a:fillRect/>
-                    </a:stretch>
-                  </pic:blipFill>
-                  <pic:spPr>
-                    <a:xfrm>
-                      <a:off x="0" y="0"/>
-                      <a:ext cx="3895725" cy="3924300"/>
-                    </a:xfrm>
-                    <a:prstGeom prst="rect">
-                      <a:avLst/>
-                    </a:prstGeom>
-                  </pic:spPr>
-                </pic:pic>
-              </a:graphicData>
-            </a:graphic>
-          </wp:inline>
-        </w:drawing>
-      </w:r>
-      <w:r>
-        <w:t xml:space="preserve"> </w:t>
+        <w:pStyle w:val="Heading2"/>
+      </w:pPr>
+      <w:r>
+        <w:t>5.4 Defects and Corrections</w:t>
       </w:r>
     </w:p>
     <w:p>
       <w:pPr>
-        <w:spacing w:after="0"/>
-        <w:ind w:right="110"/>
-      </w:pPr>
-      <w:r>
-        <w:t xml:space="preserve">The Save Entry button successfully saved a new logbook entry, which then appeared on the logbook dashboard. Student sign-out redirected the user to the login page.  </w:t>
+        <w:keepLines/>
+        <w:jc w:val="left"/>
+      </w:pPr>
+      <w:r>
+        <w:t>Five defects were logged during testing. The three that affected users were fixed, and each was retested with its own test case, followed by a full regression run. The two that remain open are low risk for the demonstration and have planned fixes.</w:t>
       </w:r>
     </w:p>
     <w:p>
       <w:pPr>
-        <w:spacing w:after="171" w:line="259" w:lineRule="auto"/>
-        <w:ind w:left="-8" w:right="3379" w:firstLine="0"/>
-        <w:jc w:val="center"/>
-      </w:pPr>
-      <w:r>
-        <w:rPr>
-          <w:noProof/>
-        </w:rPr>
+        <w:pStyle w:val="Caption"/>
+        <w:keepNext/>
+        <w:keepLines/>
+        <w:jc w:val="left"/>
+      </w:pPr>
+      <w:r>
         <w:lastRenderedPageBreak/>
-        <w:drawing>
-          <wp:inline distT="0" distB="0" distL="0" distR="0" wp14:anchorId="11682738" wp14:editId="63B54AFC">
-            <wp:extent cx="4181348" cy="4009390"/>
-            <wp:effectExtent l="0" t="0" r="0" b="0"/>
-            <wp:docPr id="220" name="Picture 220"/>
-            <wp:cNvGraphicFramePr/>
-            <a:graphic xmlns:a="http://schemas.openxmlformats.org/drawingml/2006/main">
-              <a:graphicData uri="http://schemas.openxmlformats.org/drawingml/2006/picture">
-                <pic:pic xmlns:pic="http://schemas.openxmlformats.org/drawingml/2006/picture">
-                  <pic:nvPicPr>
-                    <pic:cNvPr id="220" name="Picture 220"/>
-                    <pic:cNvPicPr/>
-                  </pic:nvPicPr>
-                  <pic:blipFill>
-                    <a:blip r:embed="rId9"/>
-                    <a:stretch>
-                      <a:fillRect/>
-                    </a:stretch>
-                  </pic:blipFill>
-                  <pic:spPr>
-                    <a:xfrm>
-                      <a:off x="0" y="0"/>
-                      <a:ext cx="4181348" cy="4009390"/>
-                    </a:xfrm>
-                    <a:prstGeom prst="rect">
-                      <a:avLst/>
-                    </a:prstGeom>
-                  </pic:spPr>
-                </pic:pic>
-              </a:graphicData>
-            </a:graphic>
-          </wp:inline>
-        </w:drawing>
-      </w:r>
-      <w:r>
-        <w:t xml:space="preserve"> </w:t>
-      </w:r>
+        <w:t xml:space="preserve">Table </w:t>
+      </w:r>
+      <w:fldSimple w:instr=" SEQ Table \* ARABIC ">
+        <w:r>
+          <w:rPr>
+            <w:noProof/>
+          </w:rPr>
+          <w:t>2</w:t>
+        </w:r>
+      </w:fldSimple>
+      <w:r>
+        <w:t>: Defects found, fixes and retest results</w:t>
+      </w:r>
+    </w:p>
+    <w:tbl>
+      <w:tblPr>
+        <w:tblStyle w:val="TableGrid0"/>
+        <w:tblW w:w="10040" w:type="dxa"/>
+        <w:tblLayout w:type="fixed"/>
+        <w:tblLook w:val="04A0" w:firstRow="1" w:lastRow="0" w:firstColumn="1" w:lastColumn="0" w:noHBand="0" w:noVBand="1"/>
+      </w:tblPr>
+      <w:tblGrid>
+        <w:gridCol w:w="1165"/>
+        <w:gridCol w:w="3045"/>
+        <w:gridCol w:w="1428"/>
+        <w:gridCol w:w="2685"/>
+        <w:gridCol w:w="1717"/>
+      </w:tblGrid>
+      <w:tr>
+        <w:trPr>
+          <w:cantSplit/>
+          <w:tblHeader/>
+        </w:trPr>
+        <w:tc>
+          <w:tcPr>
+            <w:tcW w:w="1165" w:type="dxa"/>
+            <w:shd w:val="clear" w:color="auto" w:fill="E6E6E6"/>
+          </w:tcPr>
+          <w:p>
+            <w:pPr>
+              <w:keepNext/>
+              <w:spacing w:before="40" w:after="40"/>
+              <w:jc w:val="left"/>
+              <w:rPr>
+                <w:b/>
+                <w:sz w:val="20"/>
+              </w:rPr>
+            </w:pPr>
+            <w:r>
+              <w:rPr>
+                <w:b/>
+                <w:sz w:val="20"/>
+              </w:rPr>
+              <w:t>ID</w:t>
+            </w:r>
+          </w:p>
+        </w:tc>
+        <w:tc>
+          <w:tcPr>
+            <w:tcW w:w="3045" w:type="dxa"/>
+            <w:shd w:val="clear" w:color="auto" w:fill="E6E6E6"/>
+          </w:tcPr>
+          <w:p>
+            <w:pPr>
+              <w:keepNext/>
+              <w:spacing w:before="40" w:after="40"/>
+              <w:jc w:val="left"/>
+              <w:rPr>
+                <w:b/>
+                <w:sz w:val="20"/>
+              </w:rPr>
+            </w:pPr>
+            <w:r>
+              <w:rPr>
+                <w:b/>
+                <w:sz w:val="20"/>
+              </w:rPr>
+              <w:t>Defect</w:t>
+            </w:r>
+          </w:p>
+        </w:tc>
+        <w:tc>
+          <w:tcPr>
+            <w:tcW w:w="1428" w:type="dxa"/>
+            <w:shd w:val="clear" w:color="auto" w:fill="E6E6E6"/>
+          </w:tcPr>
+          <w:p>
+            <w:pPr>
+              <w:keepNext/>
+              <w:spacing w:before="40" w:after="40"/>
+              <w:jc w:val="left"/>
+              <w:rPr>
+                <w:b/>
+                <w:sz w:val="20"/>
+              </w:rPr>
+            </w:pPr>
+            <w:r>
+              <w:rPr>
+                <w:b/>
+                <w:sz w:val="20"/>
+              </w:rPr>
+              <w:t>Severity</w:t>
+            </w:r>
+          </w:p>
+        </w:tc>
+        <w:tc>
+          <w:tcPr>
+            <w:tcW w:w="2685" w:type="dxa"/>
+            <w:shd w:val="clear" w:color="auto" w:fill="E6E6E6"/>
+          </w:tcPr>
+          <w:p>
+            <w:pPr>
+              <w:keepNext/>
+              <w:spacing w:before="40" w:after="40"/>
+              <w:jc w:val="left"/>
+              <w:rPr>
+                <w:b/>
+                <w:sz w:val="20"/>
+              </w:rPr>
+            </w:pPr>
+            <w:r>
+              <w:rPr>
+                <w:b/>
+                <w:sz w:val="20"/>
+              </w:rPr>
+              <w:t>Fix</w:t>
+            </w:r>
+          </w:p>
+        </w:tc>
+        <w:tc>
+          <w:tcPr>
+            <w:tcW w:w="1717" w:type="dxa"/>
+            <w:shd w:val="clear" w:color="auto" w:fill="E6E6E6"/>
+          </w:tcPr>
+          <w:p>
+            <w:pPr>
+              <w:keepNext/>
+              <w:spacing w:before="40" w:after="40"/>
+              <w:jc w:val="left"/>
+              <w:rPr>
+                <w:b/>
+                <w:sz w:val="20"/>
+              </w:rPr>
+            </w:pPr>
+            <w:r>
+              <w:rPr>
+                <w:b/>
+                <w:sz w:val="20"/>
+              </w:rPr>
+              <w:t>Retest</w:t>
+            </w:r>
+          </w:p>
+        </w:tc>
+      </w:tr>
+      <w:tr>
+        <w:trPr>
+          <w:cantSplit/>
+        </w:trPr>
+        <w:tc>
+          <w:tcPr>
+            <w:tcW w:w="1165" w:type="dxa"/>
+          </w:tcPr>
+          <w:p>
+            <w:pPr>
+              <w:keepNext/>
+              <w:spacing w:before="40" w:after="40"/>
+              <w:jc w:val="left"/>
+              <w:rPr>
+                <w:sz w:val="20"/>
+              </w:rPr>
+            </w:pPr>
+            <w:r>
+              <w:rPr>
+                <w:sz w:val="20"/>
+              </w:rPr>
+              <w:t>DEF-01</w:t>
+            </w:r>
+          </w:p>
+        </w:tc>
+        <w:tc>
+          <w:tcPr>
+            <w:tcW w:w="3045" w:type="dxa"/>
+          </w:tcPr>
+          <w:p>
+            <w:pPr>
+              <w:keepNext/>
+              <w:spacing w:before="40" w:after="40"/>
+              <w:jc w:val="left"/>
+              <w:rPr>
+                <w:sz w:val="20"/>
+              </w:rPr>
+            </w:pPr>
+            <w:r>
+              <w:rPr>
+                <w:sz w:val="20"/>
+              </w:rPr>
+              <w:t>The session cookie held the user id without a signature. Setting the cookie to "coordinator-1" opened the coordinator dashboard without a password (reproduced on the earlier build: HTTP 200).</w:t>
+            </w:r>
+          </w:p>
+        </w:tc>
+        <w:tc>
+          <w:tcPr>
+            <w:tcW w:w="1428" w:type="dxa"/>
+          </w:tcPr>
+          <w:p>
+            <w:pPr>
+              <w:keepNext/>
+              <w:spacing w:before="40" w:after="40"/>
+              <w:jc w:val="left"/>
+              <w:rPr>
+                <w:sz w:val="20"/>
+              </w:rPr>
+            </w:pPr>
+            <w:r>
+              <w:rPr>
+                <w:sz w:val="20"/>
+              </w:rPr>
+              <w:t>Critical</w:t>
+            </w:r>
+          </w:p>
+        </w:tc>
+        <w:tc>
+          <w:tcPr>
+            <w:tcW w:w="2685" w:type="dxa"/>
+          </w:tcPr>
+          <w:p>
+            <w:pPr>
+              <w:keepNext/>
+              <w:spacing w:before="40" w:after="40"/>
+              <w:jc w:val="left"/>
+              <w:rPr>
+                <w:sz w:val="20"/>
+              </w:rPr>
+            </w:pPr>
+            <w:r>
+              <w:rPr>
+                <w:sz w:val="20"/>
+              </w:rPr>
+              <w:t>The cookie is now the user id plus an HMAC-SHA256 signature, checked in constant time; edited cookies are rejected.</w:t>
+            </w:r>
+          </w:p>
+        </w:tc>
+        <w:tc>
+          <w:tcPr>
+            <w:tcW w:w="1717" w:type="dxa"/>
+          </w:tcPr>
+          <w:p>
+            <w:pPr>
+              <w:keepNext/>
+              <w:spacing w:before="40" w:after="40"/>
+              <w:jc w:val="left"/>
+              <w:rPr>
+                <w:sz w:val="20"/>
+              </w:rPr>
+            </w:pPr>
+            <w:r>
+              <w:rPr>
+                <w:sz w:val="20"/>
+              </w:rPr>
+              <w:t>Closed: TC-121 pass</w:t>
+            </w:r>
+          </w:p>
+        </w:tc>
+      </w:tr>
+      <w:tr>
+        <w:trPr>
+          <w:cantSplit/>
+        </w:trPr>
+        <w:tc>
+          <w:tcPr>
+            <w:tcW w:w="1165" w:type="dxa"/>
+          </w:tcPr>
+          <w:p>
+            <w:pPr>
+              <w:keepNext/>
+              <w:spacing w:before="40" w:after="40"/>
+              <w:jc w:val="left"/>
+              <w:rPr>
+                <w:sz w:val="20"/>
+              </w:rPr>
+            </w:pPr>
+            <w:r>
+              <w:rPr>
+                <w:sz w:val="20"/>
+              </w:rPr>
+              <w:t>DEF-02</w:t>
+            </w:r>
+          </w:p>
+        </w:tc>
+        <w:tc>
+          <w:tcPr>
+            <w:tcW w:w="3045" w:type="dxa"/>
+          </w:tcPr>
+          <w:p>
+            <w:pPr>
+              <w:keepNext/>
+              <w:spacing w:before="40" w:after="40"/>
+              <w:jc w:val="left"/>
+              <w:rPr>
+                <w:sz w:val="20"/>
+              </w:rPr>
+            </w:pPr>
+            <w:r>
+              <w:rPr>
+                <w:sz w:val="20"/>
+              </w:rPr>
+              <w:t>If a mentor link expired before the mentor responded, the entry stayed Pending verification and could never be resubmitted.</w:t>
+            </w:r>
+          </w:p>
+        </w:tc>
+        <w:tc>
+          <w:tcPr>
+            <w:tcW w:w="1428" w:type="dxa"/>
+          </w:tcPr>
+          <w:p>
+            <w:pPr>
+              <w:keepNext/>
+              <w:spacing w:before="40" w:after="40"/>
+              <w:jc w:val="left"/>
+              <w:rPr>
+                <w:sz w:val="20"/>
+              </w:rPr>
+            </w:pPr>
+            <w:r>
+              <w:rPr>
+                <w:sz w:val="20"/>
+              </w:rPr>
+              <w:t>Medium</w:t>
+            </w:r>
+          </w:p>
+        </w:tc>
+        <w:tc>
+          <w:tcPr>
+            <w:tcW w:w="2685" w:type="dxa"/>
+          </w:tcPr>
+          <w:p>
+            <w:pPr>
+              <w:keepNext/>
+              <w:spacing w:before="40" w:after="40"/>
+              <w:jc w:val="left"/>
+              <w:rPr>
+                <w:sz w:val="20"/>
+              </w:rPr>
+            </w:pPr>
+            <w:r>
+              <w:rPr>
+                <w:sz w:val="20"/>
+              </w:rPr>
+              <w:t>An entry with no active link can be resubmitted; the entry page shows an expiry notice.</w:t>
+            </w:r>
+          </w:p>
+        </w:tc>
+        <w:tc>
+          <w:tcPr>
+            <w:tcW w:w="1717" w:type="dxa"/>
+          </w:tcPr>
+          <w:p>
+            <w:pPr>
+              <w:keepNext/>
+              <w:spacing w:before="40" w:after="40"/>
+              <w:jc w:val="left"/>
+              <w:rPr>
+                <w:sz w:val="20"/>
+              </w:rPr>
+            </w:pPr>
+            <w:r>
+              <w:rPr>
+                <w:sz w:val="20"/>
+              </w:rPr>
+              <w:t>Closed: TC-137 pass</w:t>
+            </w:r>
+          </w:p>
+        </w:tc>
+      </w:tr>
+      <w:tr>
+        <w:trPr>
+          <w:cantSplit/>
+        </w:trPr>
+        <w:tc>
+          <w:tcPr>
+            <w:tcW w:w="1165" w:type="dxa"/>
+          </w:tcPr>
+          <w:p>
+            <w:pPr>
+              <w:keepNext/>
+              <w:spacing w:before="40" w:after="40"/>
+              <w:jc w:val="left"/>
+              <w:rPr>
+                <w:sz w:val="20"/>
+              </w:rPr>
+            </w:pPr>
+            <w:r>
+              <w:rPr>
+                <w:sz w:val="20"/>
+              </w:rPr>
+              <w:t>DEF-03</w:t>
+            </w:r>
+          </w:p>
+        </w:tc>
+        <w:tc>
+          <w:tcPr>
+            <w:tcW w:w="3045" w:type="dxa"/>
+          </w:tcPr>
+          <w:p>
+            <w:pPr>
+              <w:keepNext/>
+              <w:spacing w:before="40" w:after="40"/>
+              <w:jc w:val="left"/>
+              <w:rPr>
+                <w:sz w:val="20"/>
+              </w:rPr>
+            </w:pPr>
+            <w:r>
+              <w:rPr>
+                <w:sz w:val="20"/>
+              </w:rPr>
+              <w:t>On a 375-pixel phone screen the logbook and dashboard tables widened the page to 580 pixels and cut off columns.</w:t>
+            </w:r>
+          </w:p>
+        </w:tc>
+        <w:tc>
+          <w:tcPr>
+            <w:tcW w:w="1428" w:type="dxa"/>
+          </w:tcPr>
+          <w:p>
+            <w:pPr>
+              <w:keepNext/>
+              <w:spacing w:before="40" w:after="40"/>
+              <w:jc w:val="left"/>
+              <w:rPr>
+                <w:sz w:val="20"/>
+              </w:rPr>
+            </w:pPr>
+            <w:r>
+              <w:rPr>
+                <w:sz w:val="20"/>
+              </w:rPr>
+              <w:t>Medium</w:t>
+            </w:r>
+          </w:p>
+        </w:tc>
+        <w:tc>
+          <w:tcPr>
+            <w:tcW w:w="2685" w:type="dxa"/>
+          </w:tcPr>
+          <w:p>
+            <w:pPr>
+              <w:keepNext/>
+              <w:spacing w:before="40" w:after="40"/>
+              <w:jc w:val="left"/>
+              <w:rPr>
+                <w:sz w:val="20"/>
+              </w:rPr>
+            </w:pPr>
+            <w:r>
+              <w:rPr>
+                <w:sz w:val="20"/>
+              </w:rPr>
+              <w:t>Full-width page container; tables scroll inside their box.</w:t>
+            </w:r>
+          </w:p>
+        </w:tc>
+        <w:tc>
+          <w:tcPr>
+            <w:tcW w:w="1717" w:type="dxa"/>
+          </w:tcPr>
+          <w:p>
+            <w:pPr>
+              <w:keepNext/>
+              <w:spacing w:before="40" w:after="40"/>
+              <w:jc w:val="left"/>
+              <w:rPr>
+                <w:sz w:val="20"/>
+              </w:rPr>
+            </w:pPr>
+            <w:r>
+              <w:rPr>
+                <w:sz w:val="20"/>
+              </w:rPr>
+              <w:t>Closed: TC-145 pass (Chrome and Edge)</w:t>
+            </w:r>
+          </w:p>
+        </w:tc>
+      </w:tr>
+      <w:tr>
+        <w:trPr>
+          <w:cantSplit/>
+        </w:trPr>
+        <w:tc>
+          <w:tcPr>
+            <w:tcW w:w="1165" w:type="dxa"/>
+          </w:tcPr>
+          <w:p>
+            <w:pPr>
+              <w:keepNext/>
+              <w:spacing w:before="40" w:after="40"/>
+              <w:jc w:val="left"/>
+              <w:rPr>
+                <w:sz w:val="20"/>
+              </w:rPr>
+            </w:pPr>
+            <w:r>
+              <w:rPr>
+                <w:sz w:val="20"/>
+              </w:rPr>
+              <w:t>DEF-04</w:t>
+            </w:r>
+          </w:p>
+        </w:tc>
+        <w:tc>
+          <w:tcPr>
+            <w:tcW w:w="3045" w:type="dxa"/>
+          </w:tcPr>
+          <w:p>
+            <w:pPr>
+              <w:keepNext/>
+              <w:spacing w:before="40" w:after="40"/>
+              <w:jc w:val="left"/>
+              <w:rPr>
+                <w:sz w:val="20"/>
+              </w:rPr>
+            </w:pPr>
+            <w:r>
+              <w:rPr>
+                <w:sz w:val="20"/>
+              </w:rPr>
+              <w:t>The build reports a known security vulnerability in Next.js 16.4.0.</w:t>
+            </w:r>
+          </w:p>
+        </w:tc>
+        <w:tc>
+          <w:tcPr>
+            <w:tcW w:w="1428" w:type="dxa"/>
+          </w:tcPr>
+          <w:p>
+            <w:pPr>
+              <w:keepNext/>
+              <w:spacing w:before="40" w:after="40"/>
+              <w:jc w:val="left"/>
+              <w:rPr>
+                <w:sz w:val="20"/>
+              </w:rPr>
+            </w:pPr>
+            <w:r>
+              <w:rPr>
+                <w:sz w:val="20"/>
+              </w:rPr>
+              <w:t>High</w:t>
+            </w:r>
+          </w:p>
+        </w:tc>
+        <w:tc>
+          <w:tcPr>
+            <w:tcW w:w="2685" w:type="dxa"/>
+          </w:tcPr>
+          <w:p>
+            <w:pPr>
+              <w:keepNext/>
+              <w:spacing w:before="40" w:after="40"/>
+              <w:jc w:val="left"/>
+              <w:rPr>
+                <w:sz w:val="20"/>
+              </w:rPr>
+            </w:pPr>
+            <w:r>
+              <w:rPr>
+                <w:sz w:val="20"/>
+              </w:rPr>
+              <w:t>Upgrade Next.js on a separate branch and rerun the test suite.</w:t>
+            </w:r>
+          </w:p>
+        </w:tc>
+        <w:tc>
+          <w:tcPr>
+            <w:tcW w:w="1717" w:type="dxa"/>
+          </w:tcPr>
+          <w:p>
+            <w:pPr>
+              <w:keepNext/>
+              <w:spacing w:before="40" w:after="40"/>
+              <w:jc w:val="left"/>
+              <w:rPr>
+                <w:sz w:val="20"/>
+              </w:rPr>
+            </w:pPr>
+            <w:r>
+              <w:rPr>
+                <w:sz w:val="20"/>
+              </w:rPr>
+              <w:t>Open (planned before 29 October)</w:t>
+            </w:r>
+          </w:p>
+        </w:tc>
+      </w:tr>
+      <w:tr>
+        <w:trPr>
+          <w:cantSplit/>
+        </w:trPr>
+        <w:tc>
+          <w:tcPr>
+            <w:tcW w:w="1165" w:type="dxa"/>
+          </w:tcPr>
+          <w:p>
+            <w:pPr>
+              <w:spacing w:before="40" w:after="40"/>
+              <w:jc w:val="left"/>
+              <w:rPr>
+                <w:sz w:val="20"/>
+              </w:rPr>
+            </w:pPr>
+            <w:r>
+              <w:rPr>
+                <w:sz w:val="20"/>
+              </w:rPr>
+              <w:t>DEF-05</w:t>
+            </w:r>
+          </w:p>
+        </w:tc>
+        <w:tc>
+          <w:tcPr>
+            <w:tcW w:w="3045" w:type="dxa"/>
+          </w:tcPr>
+          <w:p>
+            <w:pPr>
+              <w:spacing w:before="40" w:after="40"/>
+              <w:jc w:val="left"/>
+              <w:rPr>
+                <w:sz w:val="20"/>
+              </w:rPr>
+            </w:pPr>
+            <w:r>
+              <w:rPr>
+                <w:sz w:val="20"/>
+              </w:rPr>
+              <w:t>The sign-in page lists demo accounts but not the lecturer account.</w:t>
+            </w:r>
+          </w:p>
+        </w:tc>
+        <w:tc>
+          <w:tcPr>
+            <w:tcW w:w="1428" w:type="dxa"/>
+          </w:tcPr>
+          <w:p>
+            <w:pPr>
+              <w:spacing w:before="40" w:after="40"/>
+              <w:jc w:val="left"/>
+              <w:rPr>
+                <w:sz w:val="20"/>
+              </w:rPr>
+            </w:pPr>
+            <w:r>
+              <w:rPr>
+                <w:sz w:val="20"/>
+              </w:rPr>
+              <w:t>Low</w:t>
+            </w:r>
+          </w:p>
+        </w:tc>
+        <w:tc>
+          <w:tcPr>
+            <w:tcW w:w="2685" w:type="dxa"/>
+          </w:tcPr>
+          <w:p>
+            <w:pPr>
+              <w:spacing w:before="40" w:after="40"/>
+              <w:jc w:val="left"/>
+              <w:rPr>
+                <w:sz w:val="20"/>
+              </w:rPr>
+            </w:pPr>
+            <w:r>
+              <w:rPr>
+                <w:sz w:val="20"/>
+              </w:rPr>
+              <w:t>Add the lecturer account to the list.</w:t>
+            </w:r>
+          </w:p>
+        </w:tc>
+        <w:tc>
+          <w:tcPr>
+            <w:tcW w:w="1717" w:type="dxa"/>
+          </w:tcPr>
+          <w:p>
+            <w:pPr>
+              <w:spacing w:before="40" w:after="40"/>
+              <w:jc w:val="left"/>
+              <w:rPr>
+                <w:sz w:val="20"/>
+              </w:rPr>
+            </w:pPr>
+            <w:r>
+              <w:rPr>
+                <w:sz w:val="20"/>
+              </w:rPr>
+              <w:t>Open</w:t>
+            </w:r>
+          </w:p>
+        </w:tc>
+      </w:tr>
+    </w:tbl>
+    <w:p>
+      <w:pPr>
+        <w:jc w:val="left"/>
+      </w:pPr>
     </w:p>
     <w:p>
       <w:pPr>
-        <w:spacing w:after="149"/>
-        <w:ind w:right="110"/>
-      </w:pPr>
-      <w:r>
-        <w:t xml:space="preserve">The coordinator was also able to log in successfully and view students who had uploaded their entries. Coordinator sign-out worked correctly. </w:t>
+        <w:keepLines/>
+        <w:jc w:val="left"/>
+      </w:pPr>
+      <w:r>
+        <w:t>DEF-01 is the most important finding. It was found by reviewing the session code against the OWASP guidance used in Chapter 2, and it shows the value of testing security as well as functionality: every functional test passed before the fix, yet any user could have impersonated a coordinator. The defect was first reproduced on the previous build, then fixed and retested, and the automated suite now includes a test that forged and tampered cookies are rejected, so the problem cannot return unnoticed.</w:t>
       </w:r>
     </w:p>
     <w:p>
       <w:pPr>
-        <w:spacing w:after="171" w:line="259" w:lineRule="auto"/>
-        <w:ind w:left="-8" w:right="0" w:firstLine="0"/>
-        <w:jc w:val="right"/>
-      </w:pPr>
-      <w:r>
-        <w:rPr>
-          <w:noProof/>
-        </w:rPr>
-        <w:drawing>
-          <wp:inline distT="0" distB="0" distL="0" distR="0" wp14:anchorId="3D0A95DD" wp14:editId="5A2423D6">
-            <wp:extent cx="6332220" cy="2524125"/>
-            <wp:effectExtent l="0" t="0" r="0" b="0"/>
-            <wp:docPr id="222" name="Picture 222"/>
-            <wp:cNvGraphicFramePr/>
-            <a:graphic xmlns:a="http://schemas.openxmlformats.org/drawingml/2006/main">
-              <a:graphicData uri="http://schemas.openxmlformats.org/drawingml/2006/picture">
-                <pic:pic xmlns:pic="http://schemas.openxmlformats.org/drawingml/2006/picture">
-                  <pic:nvPicPr>
-                    <pic:cNvPr id="222" name="Picture 222"/>
-                    <pic:cNvPicPr/>
-                  </pic:nvPicPr>
-                  <pic:blipFill>
-                    <a:blip r:embed="rId10"/>
-                    <a:stretch>
-                      <a:fillRect/>
-                    </a:stretch>
-                  </pic:blipFill>
-                  <pic:spPr>
-                    <a:xfrm>
-                      <a:off x="0" y="0"/>
-                      <a:ext cx="6332220" cy="2524125"/>
-                    </a:xfrm>
-                    <a:prstGeom prst="rect">
-                      <a:avLst/>
-                    </a:prstGeom>
-                  </pic:spPr>
-                </pic:pic>
-              </a:graphicData>
-            </a:graphic>
-          </wp:inline>
-        </w:drawing>
-      </w:r>
-      <w:r>
-        <w:t xml:space="preserve"> </w:t>
+        <w:pStyle w:val="Heading2"/>
+      </w:pPr>
+      <w:r>
+        <w:t>5.5 Performance / Usability Evaluation</w:t>
       </w:r>
     </w:p>
     <w:p>
       <w:pPr>
-        <w:spacing w:after="86" w:line="272" w:lineRule="auto"/>
-        <w:ind w:left="-5" w:right="0"/>
+        <w:keepLines/>
         <w:jc w:val="left"/>
       </w:pPr>
       <w:r>
-        <w:t xml:space="preserve">These results indicate that the tested functions worked as expected during the reported tests. The detailed test cases, including test IDs, requirement IDs, preconditions, test steps, test data, expected results, actual results, status and evidence, are recorded in the test-case workbook. </w:t>
+        <w:rPr>
+          <w:b/>
+        </w:rPr>
+        <w:t>Performance (NFR-02).</w:t>
+      </w:r>
+      <w:r>
+        <w:t xml:space="preserve"> Each main page was requested 10 times on the test computer with the demonstration data. Every response was far below the 2-second target.</w:t>
       </w:r>
     </w:p>
     <w:p>
       <w:pPr>
-        <w:spacing w:after="154"/>
-        <w:ind w:right="110"/>
+        <w:pStyle w:val="Caption"/>
+        <w:keepNext/>
+        <w:keepLines/>
+        <w:jc w:val="left"/>
       </w:pPr>
       <w:r>
         <w:lastRenderedPageBreak/>
-        <w:t xml:space="preserve">The system was tested using incorrect login details to check whether it could prevent unauthorised access for both student and coordinator logins. The expected result was that the system would display an error message and keep the user on the login page. The actual result and status should be recorded according to what happened during testing. </w:t>
-      </w:r>
+        <w:t xml:space="preserve">Table </w:t>
+      </w:r>
+      <w:fldSimple w:instr=" SEQ Table \* ARABIC ">
+        <w:r>
+          <w:rPr>
+            <w:noProof/>
+          </w:rPr>
+          <w:t>3</w:t>
+        </w:r>
+      </w:fldSimple>
+      <w:r>
+        <w:t>: Measured response times (TC-144, 23 October 2026)</w:t>
+      </w:r>
+    </w:p>
+    <w:tbl>
+      <w:tblPr>
+        <w:tblStyle w:val="TableGrid0"/>
+        <w:tblW w:w="10039" w:type="dxa"/>
+        <w:tblLayout w:type="fixed"/>
+        <w:tblLook w:val="04A0" w:firstRow="1" w:lastRow="0" w:firstColumn="1" w:lastColumn="0" w:noHBand="0" w:noVBand="1"/>
+      </w:tblPr>
+      <w:tblGrid>
+        <w:gridCol w:w="3636"/>
+        <w:gridCol w:w="2131"/>
+        <w:gridCol w:w="2131"/>
+        <w:gridCol w:w="2141"/>
+      </w:tblGrid>
+      <w:tr>
+        <w:trPr>
+          <w:cantSplit/>
+          <w:tblHeader/>
+        </w:trPr>
+        <w:tc>
+          <w:tcPr>
+            <w:tcW w:w="3636" w:type="dxa"/>
+            <w:shd w:val="clear" w:color="auto" w:fill="E6E6E6"/>
+          </w:tcPr>
+          <w:p>
+            <w:pPr>
+              <w:keepNext/>
+              <w:spacing w:before="40" w:after="40"/>
+              <w:jc w:val="left"/>
+              <w:rPr>
+                <w:b/>
+                <w:sz w:val="20"/>
+              </w:rPr>
+            </w:pPr>
+            <w:r>
+              <w:rPr>
+                <w:b/>
+                <w:sz w:val="20"/>
+              </w:rPr>
+              <w:t>Page or action</w:t>
+            </w:r>
+          </w:p>
+        </w:tc>
+        <w:tc>
+          <w:tcPr>
+            <w:tcW w:w="2131" w:type="dxa"/>
+            <w:shd w:val="clear" w:color="auto" w:fill="E6E6E6"/>
+          </w:tcPr>
+          <w:p>
+            <w:pPr>
+              <w:keepNext/>
+              <w:spacing w:before="40" w:after="40"/>
+              <w:jc w:val="left"/>
+              <w:rPr>
+                <w:b/>
+                <w:sz w:val="20"/>
+              </w:rPr>
+            </w:pPr>
+            <w:r>
+              <w:rPr>
+                <w:b/>
+                <w:sz w:val="20"/>
+              </w:rPr>
+              <w:t>Average (ms)</w:t>
+            </w:r>
+          </w:p>
+        </w:tc>
+        <w:tc>
+          <w:tcPr>
+            <w:tcW w:w="2131" w:type="dxa"/>
+            <w:shd w:val="clear" w:color="auto" w:fill="E6E6E6"/>
+          </w:tcPr>
+          <w:p>
+            <w:pPr>
+              <w:keepNext/>
+              <w:spacing w:before="40" w:after="40"/>
+              <w:jc w:val="left"/>
+              <w:rPr>
+                <w:b/>
+                <w:sz w:val="20"/>
+              </w:rPr>
+            </w:pPr>
+            <w:r>
+              <w:rPr>
+                <w:b/>
+                <w:sz w:val="20"/>
+              </w:rPr>
+              <w:t>Maximum (ms)</w:t>
+            </w:r>
+          </w:p>
+        </w:tc>
+        <w:tc>
+          <w:tcPr>
+            <w:tcW w:w="2141" w:type="dxa"/>
+            <w:shd w:val="clear" w:color="auto" w:fill="E6E6E6"/>
+          </w:tcPr>
+          <w:p>
+            <w:pPr>
+              <w:keepNext/>
+              <w:spacing w:before="40" w:after="40"/>
+              <w:jc w:val="left"/>
+              <w:rPr>
+                <w:b/>
+                <w:sz w:val="20"/>
+              </w:rPr>
+            </w:pPr>
+            <w:r>
+              <w:rPr>
+                <w:b/>
+                <w:sz w:val="20"/>
+              </w:rPr>
+              <w:t>Target</w:t>
+            </w:r>
+          </w:p>
+        </w:tc>
+      </w:tr>
+      <w:tr>
+        <w:trPr>
+          <w:cantSplit/>
+        </w:trPr>
+        <w:tc>
+          <w:tcPr>
+            <w:tcW w:w="3636" w:type="dxa"/>
+          </w:tcPr>
+          <w:p>
+            <w:pPr>
+              <w:keepNext/>
+              <w:spacing w:before="40" w:after="40"/>
+              <w:jc w:val="left"/>
+              <w:rPr>
+                <w:sz w:val="20"/>
+              </w:rPr>
+            </w:pPr>
+            <w:r>
+              <w:rPr>
+                <w:sz w:val="20"/>
+              </w:rPr>
+              <w:t>Sign-in page (/)</w:t>
+            </w:r>
+          </w:p>
+        </w:tc>
+        <w:tc>
+          <w:tcPr>
+            <w:tcW w:w="2131" w:type="dxa"/>
+          </w:tcPr>
+          <w:p>
+            <w:pPr>
+              <w:keepNext/>
+              <w:spacing w:before="40" w:after="40"/>
+              <w:jc w:val="left"/>
+              <w:rPr>
+                <w:sz w:val="20"/>
+              </w:rPr>
+            </w:pPr>
+            <w:r>
+              <w:rPr>
+                <w:sz w:val="20"/>
+              </w:rPr>
+              <w:t>3</w:t>
+            </w:r>
+          </w:p>
+        </w:tc>
+        <w:tc>
+          <w:tcPr>
+            <w:tcW w:w="2131" w:type="dxa"/>
+          </w:tcPr>
+          <w:p>
+            <w:pPr>
+              <w:keepNext/>
+              <w:spacing w:before="40" w:after="40"/>
+              <w:jc w:val="left"/>
+              <w:rPr>
+                <w:sz w:val="20"/>
+              </w:rPr>
+            </w:pPr>
+            <w:r>
+              <w:rPr>
+                <w:sz w:val="20"/>
+              </w:rPr>
+              <w:t>4</w:t>
+            </w:r>
+          </w:p>
+        </w:tc>
+        <w:tc>
+          <w:tcPr>
+            <w:tcW w:w="2141" w:type="dxa"/>
+          </w:tcPr>
+          <w:p>
+            <w:pPr>
+              <w:keepNext/>
+              <w:spacing w:before="40" w:after="40"/>
+              <w:jc w:val="left"/>
+              <w:rPr>
+                <w:sz w:val="20"/>
+              </w:rPr>
+            </w:pPr>
+            <w:r>
+              <w:rPr>
+                <w:sz w:val="20"/>
+              </w:rPr>
+              <w:t>under 2 000 ms</w:t>
+            </w:r>
+          </w:p>
+        </w:tc>
+      </w:tr>
+      <w:tr>
+        <w:trPr>
+          <w:cantSplit/>
+        </w:trPr>
+        <w:tc>
+          <w:tcPr>
+            <w:tcW w:w="3636" w:type="dxa"/>
+          </w:tcPr>
+          <w:p>
+            <w:pPr>
+              <w:keepNext/>
+              <w:spacing w:before="40" w:after="40"/>
+              <w:jc w:val="left"/>
+              <w:rPr>
+                <w:sz w:val="20"/>
+              </w:rPr>
+            </w:pPr>
+            <w:r>
+              <w:rPr>
+                <w:sz w:val="20"/>
+              </w:rPr>
+              <w:t>Student logbook (/student)</w:t>
+            </w:r>
+          </w:p>
+        </w:tc>
+        <w:tc>
+          <w:tcPr>
+            <w:tcW w:w="2131" w:type="dxa"/>
+          </w:tcPr>
+          <w:p>
+            <w:pPr>
+              <w:keepNext/>
+              <w:spacing w:before="40" w:after="40"/>
+              <w:jc w:val="left"/>
+              <w:rPr>
+                <w:sz w:val="20"/>
+              </w:rPr>
+            </w:pPr>
+            <w:r>
+              <w:rPr>
+                <w:sz w:val="20"/>
+              </w:rPr>
+              <w:t>5</w:t>
+            </w:r>
+          </w:p>
+        </w:tc>
+        <w:tc>
+          <w:tcPr>
+            <w:tcW w:w="2131" w:type="dxa"/>
+          </w:tcPr>
+          <w:p>
+            <w:pPr>
+              <w:keepNext/>
+              <w:spacing w:before="40" w:after="40"/>
+              <w:jc w:val="left"/>
+              <w:rPr>
+                <w:sz w:val="20"/>
+              </w:rPr>
+            </w:pPr>
+            <w:r>
+              <w:rPr>
+                <w:sz w:val="20"/>
+              </w:rPr>
+              <w:t>9</w:t>
+            </w:r>
+          </w:p>
+        </w:tc>
+        <w:tc>
+          <w:tcPr>
+            <w:tcW w:w="2141" w:type="dxa"/>
+          </w:tcPr>
+          <w:p>
+            <w:pPr>
+              <w:keepNext/>
+              <w:spacing w:before="40" w:after="40"/>
+              <w:jc w:val="left"/>
+              <w:rPr>
+                <w:sz w:val="20"/>
+              </w:rPr>
+            </w:pPr>
+            <w:r>
+              <w:rPr>
+                <w:sz w:val="20"/>
+              </w:rPr>
+              <w:t>under 2 000 ms</w:t>
+            </w:r>
+          </w:p>
+        </w:tc>
+      </w:tr>
+      <w:tr>
+        <w:trPr>
+          <w:cantSplit/>
+        </w:trPr>
+        <w:tc>
+          <w:tcPr>
+            <w:tcW w:w="3636" w:type="dxa"/>
+          </w:tcPr>
+          <w:p>
+            <w:pPr>
+              <w:keepNext/>
+              <w:spacing w:before="40" w:after="40"/>
+              <w:jc w:val="left"/>
+              <w:rPr>
+                <w:sz w:val="20"/>
+              </w:rPr>
+            </w:pPr>
+            <w:r>
+              <w:rPr>
+                <w:sz w:val="20"/>
+              </w:rPr>
+              <w:t>New entry form</w:t>
+            </w:r>
+          </w:p>
+        </w:tc>
+        <w:tc>
+          <w:tcPr>
+            <w:tcW w:w="2131" w:type="dxa"/>
+          </w:tcPr>
+          <w:p>
+            <w:pPr>
+              <w:keepNext/>
+              <w:spacing w:before="40" w:after="40"/>
+              <w:jc w:val="left"/>
+              <w:rPr>
+                <w:sz w:val="20"/>
+              </w:rPr>
+            </w:pPr>
+            <w:r>
+              <w:rPr>
+                <w:sz w:val="20"/>
+              </w:rPr>
+              <w:t>4</w:t>
+            </w:r>
+          </w:p>
+        </w:tc>
+        <w:tc>
+          <w:tcPr>
+            <w:tcW w:w="2131" w:type="dxa"/>
+          </w:tcPr>
+          <w:p>
+            <w:pPr>
+              <w:keepNext/>
+              <w:spacing w:before="40" w:after="40"/>
+              <w:jc w:val="left"/>
+              <w:rPr>
+                <w:sz w:val="20"/>
+              </w:rPr>
+            </w:pPr>
+            <w:r>
+              <w:rPr>
+                <w:sz w:val="20"/>
+              </w:rPr>
+              <w:t>5</w:t>
+            </w:r>
+          </w:p>
+        </w:tc>
+        <w:tc>
+          <w:tcPr>
+            <w:tcW w:w="2141" w:type="dxa"/>
+          </w:tcPr>
+          <w:p>
+            <w:pPr>
+              <w:keepNext/>
+              <w:spacing w:before="40" w:after="40"/>
+              <w:jc w:val="left"/>
+              <w:rPr>
+                <w:sz w:val="20"/>
+              </w:rPr>
+            </w:pPr>
+            <w:r>
+              <w:rPr>
+                <w:sz w:val="20"/>
+              </w:rPr>
+              <w:t>under 2 000 ms</w:t>
+            </w:r>
+          </w:p>
+        </w:tc>
+      </w:tr>
+      <w:tr>
+        <w:trPr>
+          <w:cantSplit/>
+        </w:trPr>
+        <w:tc>
+          <w:tcPr>
+            <w:tcW w:w="3636" w:type="dxa"/>
+          </w:tcPr>
+          <w:p>
+            <w:pPr>
+              <w:keepNext/>
+              <w:spacing w:before="40" w:after="40"/>
+              <w:jc w:val="left"/>
+              <w:rPr>
+                <w:sz w:val="20"/>
+              </w:rPr>
+            </w:pPr>
+            <w:r>
+              <w:rPr>
+                <w:sz w:val="20"/>
+              </w:rPr>
+              <w:t>Coordinator dashboard</w:t>
+            </w:r>
+          </w:p>
+        </w:tc>
+        <w:tc>
+          <w:tcPr>
+            <w:tcW w:w="2131" w:type="dxa"/>
+          </w:tcPr>
+          <w:p>
+            <w:pPr>
+              <w:keepNext/>
+              <w:spacing w:before="40" w:after="40"/>
+              <w:jc w:val="left"/>
+              <w:rPr>
+                <w:sz w:val="20"/>
+              </w:rPr>
+            </w:pPr>
+            <w:r>
+              <w:rPr>
+                <w:sz w:val="20"/>
+              </w:rPr>
+              <w:t>4</w:t>
+            </w:r>
+          </w:p>
+        </w:tc>
+        <w:tc>
+          <w:tcPr>
+            <w:tcW w:w="2131" w:type="dxa"/>
+          </w:tcPr>
+          <w:p>
+            <w:pPr>
+              <w:keepNext/>
+              <w:spacing w:before="40" w:after="40"/>
+              <w:jc w:val="left"/>
+              <w:rPr>
+                <w:sz w:val="20"/>
+              </w:rPr>
+            </w:pPr>
+            <w:r>
+              <w:rPr>
+                <w:sz w:val="20"/>
+              </w:rPr>
+              <w:t>6</w:t>
+            </w:r>
+          </w:p>
+        </w:tc>
+        <w:tc>
+          <w:tcPr>
+            <w:tcW w:w="2141" w:type="dxa"/>
+          </w:tcPr>
+          <w:p>
+            <w:pPr>
+              <w:keepNext/>
+              <w:spacing w:before="40" w:after="40"/>
+              <w:jc w:val="left"/>
+              <w:rPr>
+                <w:sz w:val="20"/>
+              </w:rPr>
+            </w:pPr>
+            <w:r>
+              <w:rPr>
+                <w:sz w:val="20"/>
+              </w:rPr>
+              <w:t>under 2 000 ms</w:t>
+            </w:r>
+          </w:p>
+        </w:tc>
+      </w:tr>
+      <w:tr>
+        <w:trPr>
+          <w:cantSplit/>
+        </w:trPr>
+        <w:tc>
+          <w:tcPr>
+            <w:tcW w:w="3636" w:type="dxa"/>
+          </w:tcPr>
+          <w:p>
+            <w:pPr>
+              <w:keepNext/>
+              <w:spacing w:before="40" w:after="40"/>
+              <w:jc w:val="left"/>
+              <w:rPr>
+                <w:sz w:val="20"/>
+              </w:rPr>
+            </w:pPr>
+            <w:r>
+              <w:rPr>
+                <w:sz w:val="20"/>
+              </w:rPr>
+              <w:t>Mentor verification page</w:t>
+            </w:r>
+          </w:p>
+        </w:tc>
+        <w:tc>
+          <w:tcPr>
+            <w:tcW w:w="2131" w:type="dxa"/>
+          </w:tcPr>
+          <w:p>
+            <w:pPr>
+              <w:keepNext/>
+              <w:spacing w:before="40" w:after="40"/>
+              <w:jc w:val="left"/>
+              <w:rPr>
+                <w:sz w:val="20"/>
+              </w:rPr>
+            </w:pPr>
+            <w:r>
+              <w:rPr>
+                <w:sz w:val="20"/>
+              </w:rPr>
+              <w:t>4</w:t>
+            </w:r>
+          </w:p>
+        </w:tc>
+        <w:tc>
+          <w:tcPr>
+            <w:tcW w:w="2131" w:type="dxa"/>
+          </w:tcPr>
+          <w:p>
+            <w:pPr>
+              <w:keepNext/>
+              <w:spacing w:before="40" w:after="40"/>
+              <w:jc w:val="left"/>
+              <w:rPr>
+                <w:sz w:val="20"/>
+              </w:rPr>
+            </w:pPr>
+            <w:r>
+              <w:rPr>
+                <w:sz w:val="20"/>
+              </w:rPr>
+              <w:t>5</w:t>
+            </w:r>
+          </w:p>
+        </w:tc>
+        <w:tc>
+          <w:tcPr>
+            <w:tcW w:w="2141" w:type="dxa"/>
+          </w:tcPr>
+          <w:p>
+            <w:pPr>
+              <w:keepNext/>
+              <w:spacing w:before="40" w:after="40"/>
+              <w:jc w:val="left"/>
+              <w:rPr>
+                <w:sz w:val="20"/>
+              </w:rPr>
+            </w:pPr>
+            <w:r>
+              <w:rPr>
+                <w:sz w:val="20"/>
+              </w:rPr>
+              <w:t>under 2 000 ms</w:t>
+            </w:r>
+          </w:p>
+        </w:tc>
+      </w:tr>
+      <w:tr>
+        <w:trPr>
+          <w:cantSplit/>
+        </w:trPr>
+        <w:tc>
+          <w:tcPr>
+            <w:tcW w:w="3636" w:type="dxa"/>
+          </w:tcPr>
+          <w:p>
+            <w:pPr>
+              <w:spacing w:before="40" w:after="40"/>
+              <w:jc w:val="left"/>
+              <w:rPr>
+                <w:sz w:val="20"/>
+              </w:rPr>
+            </w:pPr>
+            <w:r>
+              <w:rPr>
+                <w:sz w:val="20"/>
+              </w:rPr>
+              <w:t>Create a logbook entry</w:t>
+            </w:r>
+          </w:p>
+        </w:tc>
+        <w:tc>
+          <w:tcPr>
+            <w:tcW w:w="2131" w:type="dxa"/>
+          </w:tcPr>
+          <w:p>
+            <w:pPr>
+              <w:spacing w:before="40" w:after="40"/>
+              <w:jc w:val="left"/>
+              <w:rPr>
+                <w:sz w:val="20"/>
+              </w:rPr>
+            </w:pPr>
+            <w:r>
+              <w:rPr>
+                <w:sz w:val="20"/>
+              </w:rPr>
+              <w:t>20</w:t>
+            </w:r>
+          </w:p>
+        </w:tc>
+        <w:tc>
+          <w:tcPr>
+            <w:tcW w:w="2131" w:type="dxa"/>
+          </w:tcPr>
+          <w:p>
+            <w:pPr>
+              <w:spacing w:before="40" w:after="40"/>
+              <w:jc w:val="left"/>
+              <w:rPr>
+                <w:sz w:val="20"/>
+              </w:rPr>
+            </w:pPr>
+            <w:r>
+              <w:rPr>
+                <w:sz w:val="20"/>
+              </w:rPr>
+              <w:t>20</w:t>
+            </w:r>
+          </w:p>
+        </w:tc>
+        <w:tc>
+          <w:tcPr>
+            <w:tcW w:w="2141" w:type="dxa"/>
+          </w:tcPr>
+          <w:p>
+            <w:pPr>
+              <w:spacing w:before="40" w:after="40"/>
+              <w:jc w:val="left"/>
+              <w:rPr>
+                <w:sz w:val="20"/>
+              </w:rPr>
+            </w:pPr>
+            <w:r>
+              <w:rPr>
+                <w:sz w:val="20"/>
+              </w:rPr>
+              <w:t>under 2 000 ms</w:t>
+            </w:r>
+          </w:p>
+        </w:tc>
+      </w:tr>
+    </w:tbl>
+    <w:p>
+      <w:pPr>
+        <w:jc w:val="left"/>
+      </w:pPr>
     </w:p>
     <w:p>
       <w:pPr>
-        <w:spacing w:after="0" w:line="259" w:lineRule="auto"/>
-        <w:ind w:left="-8" w:right="3394" w:firstLine="0"/>
-        <w:jc w:val="center"/>
-      </w:pPr>
-      <w:r>
-        <w:rPr>
-          <w:noProof/>
-        </w:rPr>
-        <w:drawing>
-          <wp:inline distT="0" distB="0" distL="0" distR="0" wp14:anchorId="377FBFCE" wp14:editId="3AEE0D5D">
-            <wp:extent cx="4162425" cy="4591050"/>
-            <wp:effectExtent l="0" t="0" r="0" b="0"/>
-            <wp:docPr id="250" name="Picture 250"/>
-            <wp:cNvGraphicFramePr/>
-            <a:graphic xmlns:a="http://schemas.openxmlformats.org/drawingml/2006/main">
-              <a:graphicData uri="http://schemas.openxmlformats.org/drawingml/2006/picture">
-                <pic:pic xmlns:pic="http://schemas.openxmlformats.org/drawingml/2006/picture">
-                  <pic:nvPicPr>
-                    <pic:cNvPr id="250" name="Picture 250"/>
-                    <pic:cNvPicPr/>
-                  </pic:nvPicPr>
-                  <pic:blipFill>
-                    <a:blip r:embed="rId11"/>
-                    <a:stretch>
-                      <a:fillRect/>
-                    </a:stretch>
-                  </pic:blipFill>
-                  <pic:spPr>
-                    <a:xfrm>
-                      <a:off x="0" y="0"/>
-                      <a:ext cx="4162425" cy="4591050"/>
-                    </a:xfrm>
-                    <a:prstGeom prst="rect">
-                      <a:avLst/>
-                    </a:prstGeom>
-                  </pic:spPr>
-                </pic:pic>
-              </a:graphicData>
-            </a:graphic>
-          </wp:inline>
-        </w:drawing>
-      </w:r>
-      <w:r>
-        <w:t xml:space="preserve"> </w:t>
+        <w:keepLines/>
+        <w:jc w:val="left"/>
+      </w:pPr>
+      <w:r>
+        <w:t>These times were measured on the same computer as the server, so they show that the application and database are fast. They do not include internet delays, which would add time in a hosted deployment.</w:t>
       </w:r>
     </w:p>
     <w:p>
       <w:pPr>
-        <w:spacing w:after="532" w:line="259" w:lineRule="auto"/>
-        <w:ind w:left="-8" w:right="3484" w:firstLine="0"/>
-        <w:jc w:val="center"/>
+        <w:keepLines/>
+        <w:jc w:val="left"/>
       </w:pPr>
       <w:r>
         <w:rPr>
-          <w:noProof/>
+          <w:b/>
         </w:rPr>
-        <w:drawing>
-          <wp:inline distT="0" distB="0" distL="0" distR="0" wp14:anchorId="59838638" wp14:editId="25C0FF97">
-            <wp:extent cx="4114800" cy="4780915"/>
-            <wp:effectExtent l="0" t="0" r="0" b="0"/>
-            <wp:docPr id="288" name="Picture 288"/>
-            <wp:cNvGraphicFramePr/>
-            <a:graphic xmlns:a="http://schemas.openxmlformats.org/drawingml/2006/main">
-              <a:graphicData uri="http://schemas.openxmlformats.org/drawingml/2006/picture">
-                <pic:pic xmlns:pic="http://schemas.openxmlformats.org/drawingml/2006/picture">
-                  <pic:nvPicPr>
-                    <pic:cNvPr id="288" name="Picture 288"/>
-                    <pic:cNvPicPr/>
-                  </pic:nvPicPr>
-                  <pic:blipFill>
-                    <a:blip r:embed="rId12"/>
-                    <a:stretch>
-                      <a:fillRect/>
-                    </a:stretch>
-                  </pic:blipFill>
-                  <pic:spPr>
-                    <a:xfrm>
-                      <a:off x="0" y="0"/>
-                      <a:ext cx="4114800" cy="4780915"/>
-                    </a:xfrm>
-                    <a:prstGeom prst="rect">
-                      <a:avLst/>
-                    </a:prstGeom>
-                  </pic:spPr>
-                </pic:pic>
-              </a:graphicData>
-            </a:graphic>
-          </wp:inline>
-        </w:drawing>
-      </w:r>
-      <w:r>
-        <w:t xml:space="preserve"> </w:t>
+        <w:t>Compatibility (NFR-06).</w:t>
+      </w:r>
+      <w:r>
+        <w:t xml:space="preserve"> All main screens worked in Chrome 155 and Edge 155. At 375 pixels the first check found DEF-03; after the fix every screen fits the phone width, and the mentor verification page, which mentors are most likely to open on a phone, needs no sideways scrolling at all.</w:t>
       </w:r>
     </w:p>
     <w:p>
       <w:pPr>
-        <w:pStyle w:val="Heading2"/>
-        <w:ind w:left="-5"/>
-      </w:pPr>
-      <w:r>
-        <w:t xml:space="preserve">5.4 Defects and Corrections </w:t>
+        <w:keepLines/>
+        <w:jc w:val="left"/>
+      </w:pPr>
+      <w:r>
+        <w:rPr>
+          <w:b/>
+        </w:rPr>
+        <w:t>Usability (NFR-01).</w:t>
+      </w:r>
+      <w:r>
+        <w:t xml:space="preserve"> The interface was designed for quick use (Chapter 4, Section 4.5): an entry needs four fields, statuses use coloured labels with text, and the mentor page has two buttons. However, the planned timed task with first-time students (TC-149) could not be run because written campus permission for testing with students has not yet been received. NFR-01 is therefore not yet proven by user data, and this is stated as a limitation.</w:t>
       </w:r>
     </w:p>
     <w:p>
       <w:pPr>
-        <w:ind w:right="110"/>
-      </w:pPr>
-      <w:r>
-        <w:t xml:space="preserve">Describe important defects, their causes, fixes and retest outcomes. </w:t>
+        <w:pStyle w:val="Heading2"/>
+      </w:pPr>
+      <w:r>
+        <w:t>5.6 Requirements Evaluation</w:t>
       </w:r>
     </w:p>
     <w:p>
       <w:pPr>
-        <w:spacing w:after="202" w:line="272" w:lineRule="auto"/>
-        <w:ind w:left="-5" w:right="0"/>
+        <w:pStyle w:val="Caption"/>
+        <w:keepNext/>
+        <w:keepLines/>
         <w:jc w:val="left"/>
       </w:pPr>
       <w:r>
-        <w:t xml:space="preserve">During the reported testing, the main functions tested worked as expected. No specific application defects or corrections were reported in the testing results provided. Therefore, no confirmed defect can be described as having been fixed. </w:t>
-      </w:r>
+        <w:t xml:space="preserve">Table </w:t>
+      </w:r>
+      <w:fldSimple w:instr=" SEQ Table \* ARABIC ">
+        <w:r>
+          <w:rPr>
+            <w:noProof/>
+          </w:rPr>
+          <w:t>4</w:t>
+        </w:r>
+      </w:fldSimple>
+      <w:r>
+        <w:t>: Evaluation against the requirements</w:t>
+      </w:r>
+    </w:p>
+    <w:tbl>
+      <w:tblPr>
+        <w:tblStyle w:val="TableGrid0"/>
+        <w:tblW w:w="10039" w:type="dxa"/>
+        <w:tblLayout w:type="fixed"/>
+        <w:tblLook w:val="04A0" w:firstRow="1" w:lastRow="0" w:firstColumn="1" w:lastColumn="0" w:noHBand="0" w:noVBand="1"/>
+      </w:tblPr>
+      <w:tblGrid>
+        <w:gridCol w:w="3816"/>
+        <w:gridCol w:w="3527"/>
+        <w:gridCol w:w="2696"/>
+      </w:tblGrid>
+      <w:tr>
+        <w:trPr>
+          <w:cantSplit/>
+          <w:tblHeader/>
+        </w:trPr>
+        <w:tc>
+          <w:tcPr>
+            <w:tcW w:w="3816" w:type="dxa"/>
+            <w:shd w:val="clear" w:color="auto" w:fill="E6E6E6"/>
+          </w:tcPr>
+          <w:p>
+            <w:pPr>
+              <w:spacing w:before="40" w:after="40"/>
+              <w:jc w:val="left"/>
+              <w:rPr>
+                <w:b/>
+                <w:sz w:val="20"/>
+              </w:rPr>
+            </w:pPr>
+            <w:r>
+              <w:rPr>
+                <w:b/>
+                <w:sz w:val="20"/>
+              </w:rPr>
+              <w:t>Requirement</w:t>
+            </w:r>
+          </w:p>
+        </w:tc>
+        <w:tc>
+          <w:tcPr>
+            <w:tcW w:w="3527" w:type="dxa"/>
+            <w:shd w:val="clear" w:color="auto" w:fill="E6E6E6"/>
+          </w:tcPr>
+          <w:p>
+            <w:pPr>
+              <w:spacing w:before="40" w:after="40"/>
+              <w:jc w:val="left"/>
+              <w:rPr>
+                <w:b/>
+                <w:sz w:val="20"/>
+              </w:rPr>
+            </w:pPr>
+            <w:r>
+              <w:rPr>
+                <w:b/>
+                <w:sz w:val="20"/>
+              </w:rPr>
+              <w:t>Result</w:t>
+            </w:r>
+          </w:p>
+        </w:tc>
+        <w:tc>
+          <w:tcPr>
+            <w:tcW w:w="2696" w:type="dxa"/>
+            <w:shd w:val="clear" w:color="auto" w:fill="E6E6E6"/>
+          </w:tcPr>
+          <w:p>
+            <w:pPr>
+              <w:spacing w:before="40" w:after="40"/>
+              <w:jc w:val="left"/>
+              <w:rPr>
+                <w:b/>
+                <w:sz w:val="20"/>
+              </w:rPr>
+            </w:pPr>
+            <w:r>
+              <w:rPr>
+                <w:b/>
+                <w:sz w:val="20"/>
+              </w:rPr>
+              <w:t>Evidence</w:t>
+            </w:r>
+          </w:p>
+        </w:tc>
+      </w:tr>
+      <w:tr>
+        <w:trPr>
+          <w:cantSplit/>
+        </w:trPr>
+        <w:tc>
+          <w:tcPr>
+            <w:tcW w:w="3816" w:type="dxa"/>
+          </w:tcPr>
+          <w:p>
+            <w:pPr>
+              <w:spacing w:before="40" w:after="40"/>
+              <w:jc w:val="left"/>
+              <w:rPr>
+                <w:sz w:val="20"/>
+              </w:rPr>
+            </w:pPr>
+            <w:r>
+              <w:rPr>
+                <w:sz w:val="20"/>
+              </w:rPr>
+              <w:t>FR-01 to FR-03: sign-in, sign-up, role-based access</w:t>
+            </w:r>
+          </w:p>
+        </w:tc>
+        <w:tc>
+          <w:tcPr>
+            <w:tcW w:w="3527" w:type="dxa"/>
+          </w:tcPr>
+          <w:p>
+            <w:pPr>
+              <w:spacing w:before="40" w:after="40"/>
+              <w:jc w:val="left"/>
+              <w:rPr>
+                <w:sz w:val="20"/>
+              </w:rPr>
+            </w:pPr>
+            <w:r>
+              <w:rPr>
+                <w:sz w:val="20"/>
+              </w:rPr>
+              <w:t>Met</w:t>
+            </w:r>
+          </w:p>
+        </w:tc>
+        <w:tc>
+          <w:tcPr>
+            <w:tcW w:w="2696" w:type="dxa"/>
+          </w:tcPr>
+          <w:p>
+            <w:pPr>
+              <w:spacing w:before="40" w:after="40"/>
+              <w:jc w:val="left"/>
+              <w:rPr>
+                <w:sz w:val="20"/>
+              </w:rPr>
+            </w:pPr>
+            <w:r>
+              <w:rPr>
+                <w:sz w:val="20"/>
+              </w:rPr>
+              <w:t>TC-001, TC-008, TC-011, TC-013, TC-110 to TC-121</w:t>
+            </w:r>
+          </w:p>
+        </w:tc>
+      </w:tr>
+      <w:tr>
+        <w:trPr>
+          <w:cantSplit/>
+        </w:trPr>
+        <w:tc>
+          <w:tcPr>
+            <w:tcW w:w="3816" w:type="dxa"/>
+          </w:tcPr>
+          <w:p>
+            <w:pPr>
+              <w:spacing w:before="40" w:after="40"/>
+              <w:jc w:val="left"/>
+              <w:rPr>
+                <w:sz w:val="20"/>
+              </w:rPr>
+            </w:pPr>
+            <w:r>
+              <w:rPr>
+                <w:sz w:val="20"/>
+              </w:rPr>
+              <w:t>FR-04 to FR-05: logbook entries and evidence</w:t>
+            </w:r>
+          </w:p>
+        </w:tc>
+        <w:tc>
+          <w:tcPr>
+            <w:tcW w:w="3527" w:type="dxa"/>
+          </w:tcPr>
+          <w:p>
+            <w:pPr>
+              <w:spacing w:before="40" w:after="40"/>
+              <w:jc w:val="left"/>
+              <w:rPr>
+                <w:sz w:val="20"/>
+              </w:rPr>
+            </w:pPr>
+            <w:r>
+              <w:rPr>
+                <w:sz w:val="20"/>
+              </w:rPr>
+              <w:t>Met</w:t>
+            </w:r>
+          </w:p>
+        </w:tc>
+        <w:tc>
+          <w:tcPr>
+            <w:tcW w:w="2696" w:type="dxa"/>
+          </w:tcPr>
+          <w:p>
+            <w:pPr>
+              <w:spacing w:before="40" w:after="40"/>
+              <w:jc w:val="left"/>
+              <w:rPr>
+                <w:sz w:val="20"/>
+              </w:rPr>
+            </w:pPr>
+            <w:r>
+              <w:rPr>
+                <w:sz w:val="20"/>
+              </w:rPr>
+              <w:t>TC-005, TC-006, TC-012, TC-014, TC-122 to TC-125</w:t>
+            </w:r>
+          </w:p>
+        </w:tc>
+      </w:tr>
+      <w:tr>
+        <w:trPr>
+          <w:cantSplit/>
+        </w:trPr>
+        <w:tc>
+          <w:tcPr>
+            <w:tcW w:w="3816" w:type="dxa"/>
+          </w:tcPr>
+          <w:p>
+            <w:pPr>
+              <w:spacing w:before="40" w:after="40"/>
+              <w:jc w:val="left"/>
+              <w:rPr>
+                <w:sz w:val="20"/>
+              </w:rPr>
+            </w:pPr>
+            <w:r>
+              <w:rPr>
+                <w:sz w:val="20"/>
+              </w:rPr>
+              <w:t>FR-06 to FR-08: submission and one-time mentor links</w:t>
+            </w:r>
+          </w:p>
+        </w:tc>
+        <w:tc>
+          <w:tcPr>
+            <w:tcW w:w="3527" w:type="dxa"/>
+          </w:tcPr>
+          <w:p>
+            <w:pPr>
+              <w:spacing w:before="40" w:after="40"/>
+              <w:jc w:val="left"/>
+              <w:rPr>
+                <w:sz w:val="20"/>
+              </w:rPr>
+            </w:pPr>
+            <w:r>
+              <w:rPr>
+                <w:sz w:val="20"/>
+              </w:rPr>
+              <w:t>Met</w:t>
+            </w:r>
+          </w:p>
+        </w:tc>
+        <w:tc>
+          <w:tcPr>
+            <w:tcW w:w="2696" w:type="dxa"/>
+          </w:tcPr>
+          <w:p>
+            <w:pPr>
+              <w:spacing w:before="40" w:after="40"/>
+              <w:jc w:val="left"/>
+              <w:rPr>
+                <w:sz w:val="20"/>
+              </w:rPr>
+            </w:pPr>
+            <w:r>
+              <w:rPr>
+                <w:sz w:val="20"/>
+              </w:rPr>
+              <w:t>TC-127 to TC-137</w:t>
+            </w:r>
+          </w:p>
+        </w:tc>
+      </w:tr>
+      <w:tr>
+        <w:trPr>
+          <w:cantSplit/>
+        </w:trPr>
+        <w:tc>
+          <w:tcPr>
+            <w:tcW w:w="3816" w:type="dxa"/>
+          </w:tcPr>
+          <w:p>
+            <w:pPr>
+              <w:spacing w:before="40" w:after="40"/>
+              <w:jc w:val="left"/>
+              <w:rPr>
+                <w:sz w:val="20"/>
+              </w:rPr>
+            </w:pPr>
+            <w:r>
+              <w:rPr>
+                <w:sz w:val="20"/>
+              </w:rPr>
+              <w:t>FR-09 to FR-11: statuses, logbook and monitoring dashboard</w:t>
+            </w:r>
+          </w:p>
+        </w:tc>
+        <w:tc>
+          <w:tcPr>
+            <w:tcW w:w="3527" w:type="dxa"/>
+          </w:tcPr>
+          <w:p>
+            <w:pPr>
+              <w:spacing w:before="40" w:after="40"/>
+              <w:jc w:val="left"/>
+              <w:rPr>
+                <w:sz w:val="20"/>
+              </w:rPr>
+            </w:pPr>
+            <w:r>
+              <w:rPr>
+                <w:sz w:val="20"/>
+              </w:rPr>
+              <w:t>Met</w:t>
+            </w:r>
+          </w:p>
+        </w:tc>
+        <w:tc>
+          <w:tcPr>
+            <w:tcW w:w="2696" w:type="dxa"/>
+          </w:tcPr>
+          <w:p>
+            <w:pPr>
+              <w:spacing w:before="40" w:after="40"/>
+              <w:jc w:val="left"/>
+              <w:rPr>
+                <w:sz w:val="20"/>
+              </w:rPr>
+            </w:pPr>
+            <w:r>
+              <w:rPr>
+                <w:sz w:val="20"/>
+              </w:rPr>
+              <w:t>TC-002 to TC-004, TC-009, TC-138, TC-139</w:t>
+            </w:r>
+          </w:p>
+        </w:tc>
+      </w:tr>
+      <w:tr>
+        <w:trPr>
+          <w:cantSplit/>
+        </w:trPr>
+        <w:tc>
+          <w:tcPr>
+            <w:tcW w:w="3816" w:type="dxa"/>
+          </w:tcPr>
+          <w:p>
+            <w:pPr>
+              <w:spacing w:before="40" w:after="40"/>
+              <w:jc w:val="left"/>
+              <w:rPr>
+                <w:sz w:val="20"/>
+              </w:rPr>
+            </w:pPr>
+            <w:r>
+              <w:rPr>
+                <w:sz w:val="20"/>
+              </w:rPr>
+              <w:t>FR-12 to FR-14: timestamps, protected evidence, sign-out</w:t>
+            </w:r>
+          </w:p>
+        </w:tc>
+        <w:tc>
+          <w:tcPr>
+            <w:tcW w:w="3527" w:type="dxa"/>
+          </w:tcPr>
+          <w:p>
+            <w:pPr>
+              <w:spacing w:before="40" w:after="40"/>
+              <w:jc w:val="left"/>
+              <w:rPr>
+                <w:sz w:val="20"/>
+              </w:rPr>
+            </w:pPr>
+            <w:r>
+              <w:rPr>
+                <w:sz w:val="20"/>
+              </w:rPr>
+              <w:t>Met</w:t>
+            </w:r>
+          </w:p>
+        </w:tc>
+        <w:tc>
+          <w:tcPr>
+            <w:tcW w:w="2696" w:type="dxa"/>
+          </w:tcPr>
+          <w:p>
+            <w:pPr>
+              <w:spacing w:before="40" w:after="40"/>
+              <w:jc w:val="left"/>
+              <w:rPr>
+                <w:sz w:val="20"/>
+              </w:rPr>
+            </w:pPr>
+            <w:r>
+              <w:rPr>
+                <w:sz w:val="20"/>
+              </w:rPr>
+              <w:t>TC-007, TC-010, TC-126, TC-140, TC-141</w:t>
+            </w:r>
+          </w:p>
+        </w:tc>
+      </w:tr>
+      <w:tr>
+        <w:trPr>
+          <w:cantSplit/>
+        </w:trPr>
+        <w:tc>
+          <w:tcPr>
+            <w:tcW w:w="3816" w:type="dxa"/>
+          </w:tcPr>
+          <w:p>
+            <w:pPr>
+              <w:spacing w:before="40" w:after="40"/>
+              <w:jc w:val="left"/>
+              <w:rPr>
+                <w:sz w:val="20"/>
+              </w:rPr>
+            </w:pPr>
+            <w:r>
+              <w:rPr>
+                <w:sz w:val="20"/>
+              </w:rPr>
+              <w:t>NFR-01 Usability</w:t>
+            </w:r>
+          </w:p>
+        </w:tc>
+        <w:tc>
+          <w:tcPr>
+            <w:tcW w:w="3527" w:type="dxa"/>
+          </w:tcPr>
+          <w:p>
+            <w:pPr>
+              <w:spacing w:before="40" w:after="40"/>
+              <w:jc w:val="left"/>
+              <w:rPr>
+                <w:sz w:val="20"/>
+              </w:rPr>
+            </w:pPr>
+            <w:r>
+              <w:rPr>
+                <w:sz w:val="20"/>
+              </w:rPr>
+              <w:t>Partially met: designed for, not yet measured with users</w:t>
+            </w:r>
+          </w:p>
+        </w:tc>
+        <w:tc>
+          <w:tcPr>
+            <w:tcW w:w="2696" w:type="dxa"/>
+          </w:tcPr>
+          <w:p>
+            <w:pPr>
+              <w:spacing w:before="40" w:after="40"/>
+              <w:jc w:val="left"/>
+              <w:rPr>
+                <w:sz w:val="20"/>
+              </w:rPr>
+            </w:pPr>
+            <w:r>
+              <w:rPr>
+                <w:sz w:val="20"/>
+              </w:rPr>
+              <w:t>TC-149 blocked</w:t>
+            </w:r>
+          </w:p>
+        </w:tc>
+      </w:tr>
+      <w:tr>
+        <w:trPr>
+          <w:cantSplit/>
+        </w:trPr>
+        <w:tc>
+          <w:tcPr>
+            <w:tcW w:w="3816" w:type="dxa"/>
+          </w:tcPr>
+          <w:p>
+            <w:pPr>
+              <w:spacing w:before="40" w:after="40"/>
+              <w:jc w:val="left"/>
+              <w:rPr>
+                <w:sz w:val="20"/>
+              </w:rPr>
+            </w:pPr>
+            <w:r>
+              <w:rPr>
+                <w:sz w:val="20"/>
+              </w:rPr>
+              <w:t>NFR-02 Performance</w:t>
+            </w:r>
+          </w:p>
+        </w:tc>
+        <w:tc>
+          <w:tcPr>
+            <w:tcW w:w="3527" w:type="dxa"/>
+          </w:tcPr>
+          <w:p>
+            <w:pPr>
+              <w:spacing w:before="40" w:after="40"/>
+              <w:jc w:val="left"/>
+              <w:rPr>
+                <w:sz w:val="20"/>
+              </w:rPr>
+            </w:pPr>
+            <w:r>
+              <w:rPr>
+                <w:sz w:val="20"/>
+              </w:rPr>
+              <w:t>Met (local measurement)</w:t>
+            </w:r>
+          </w:p>
+        </w:tc>
+        <w:tc>
+          <w:tcPr>
+            <w:tcW w:w="2696" w:type="dxa"/>
+          </w:tcPr>
+          <w:p>
+            <w:pPr>
+              <w:spacing w:before="40" w:after="40"/>
+              <w:jc w:val="left"/>
+              <w:rPr>
+                <w:sz w:val="20"/>
+              </w:rPr>
+            </w:pPr>
+            <w:r>
+              <w:rPr>
+                <w:sz w:val="20"/>
+              </w:rPr>
+              <w:t>TC-144</w:t>
+            </w:r>
+          </w:p>
+        </w:tc>
+      </w:tr>
+      <w:tr>
+        <w:trPr>
+          <w:cantSplit/>
+        </w:trPr>
+        <w:tc>
+          <w:tcPr>
+            <w:tcW w:w="3816" w:type="dxa"/>
+          </w:tcPr>
+          <w:p>
+            <w:pPr>
+              <w:spacing w:before="40" w:after="40"/>
+              <w:jc w:val="left"/>
+              <w:rPr>
+                <w:sz w:val="20"/>
+              </w:rPr>
+            </w:pPr>
+            <w:r>
+              <w:rPr>
+                <w:sz w:val="20"/>
+              </w:rPr>
+              <w:t>NFR-03 Security</w:t>
+            </w:r>
+          </w:p>
+        </w:tc>
+        <w:tc>
+          <w:tcPr>
+            <w:tcW w:w="3527" w:type="dxa"/>
+          </w:tcPr>
+          <w:p>
+            <w:pPr>
+              <w:spacing w:before="40" w:after="40"/>
+              <w:jc w:val="left"/>
+              <w:rPr>
+                <w:sz w:val="20"/>
+              </w:rPr>
+            </w:pPr>
+            <w:r>
+              <w:rPr>
+                <w:sz w:val="20"/>
+              </w:rPr>
+              <w:t>Met after DEF-01 fix; dependency upgrade outstanding (DEF-04)</w:t>
+            </w:r>
+          </w:p>
+        </w:tc>
+        <w:tc>
+          <w:tcPr>
+            <w:tcW w:w="2696" w:type="dxa"/>
+          </w:tcPr>
+          <w:p>
+            <w:pPr>
+              <w:spacing w:before="40" w:after="40"/>
+              <w:jc w:val="left"/>
+              <w:rPr>
+                <w:sz w:val="20"/>
+              </w:rPr>
+            </w:pPr>
+            <w:r>
+              <w:rPr>
+                <w:sz w:val="20"/>
+              </w:rPr>
+              <w:t>TC-121, TC-126, TC-127, TC-142</w:t>
+            </w:r>
+          </w:p>
+        </w:tc>
+      </w:tr>
+      <w:tr>
+        <w:trPr>
+          <w:cantSplit/>
+        </w:trPr>
+        <w:tc>
+          <w:tcPr>
+            <w:tcW w:w="3816" w:type="dxa"/>
+          </w:tcPr>
+          <w:p>
+            <w:pPr>
+              <w:spacing w:before="40" w:after="40"/>
+              <w:jc w:val="left"/>
+              <w:rPr>
+                <w:sz w:val="20"/>
+              </w:rPr>
+            </w:pPr>
+            <w:r>
+              <w:rPr>
+                <w:sz w:val="20"/>
+              </w:rPr>
+              <w:t>NFR-04 Reliability and integrity</w:t>
+            </w:r>
+          </w:p>
+        </w:tc>
+        <w:tc>
+          <w:tcPr>
+            <w:tcW w:w="3527" w:type="dxa"/>
+          </w:tcPr>
+          <w:p>
+            <w:pPr>
+              <w:spacing w:before="40" w:after="40"/>
+              <w:jc w:val="left"/>
+              <w:rPr>
+                <w:sz w:val="20"/>
+              </w:rPr>
+            </w:pPr>
+            <w:r>
+              <w:rPr>
+                <w:sz w:val="20"/>
+              </w:rPr>
+              <w:t>Met</w:t>
+            </w:r>
+          </w:p>
+        </w:tc>
+        <w:tc>
+          <w:tcPr>
+            <w:tcW w:w="2696" w:type="dxa"/>
+          </w:tcPr>
+          <w:p>
+            <w:pPr>
+              <w:spacing w:before="40" w:after="40"/>
+              <w:jc w:val="left"/>
+              <w:rPr>
+                <w:sz w:val="20"/>
+              </w:rPr>
+            </w:pPr>
+            <w:r>
+              <w:rPr>
+                <w:sz w:val="20"/>
+              </w:rPr>
+              <w:t>TC-136, TC-143</w:t>
+            </w:r>
+          </w:p>
+        </w:tc>
+      </w:tr>
+      <w:tr>
+        <w:trPr>
+          <w:cantSplit/>
+        </w:trPr>
+        <w:tc>
+          <w:tcPr>
+            <w:tcW w:w="3816" w:type="dxa"/>
+          </w:tcPr>
+          <w:p>
+            <w:pPr>
+              <w:spacing w:before="40" w:after="40"/>
+              <w:jc w:val="left"/>
+              <w:rPr>
+                <w:sz w:val="20"/>
+              </w:rPr>
+            </w:pPr>
+            <w:r>
+              <w:rPr>
+                <w:sz w:val="20"/>
+              </w:rPr>
+              <w:t>NFR-05 Maintainability</w:t>
+            </w:r>
+          </w:p>
+        </w:tc>
+        <w:tc>
+          <w:tcPr>
+            <w:tcW w:w="3527" w:type="dxa"/>
+          </w:tcPr>
+          <w:p>
+            <w:pPr>
+              <w:spacing w:before="40" w:after="40"/>
+              <w:jc w:val="left"/>
+              <w:rPr>
+                <w:sz w:val="20"/>
+              </w:rPr>
+            </w:pPr>
+            <w:r>
+              <w:rPr>
+                <w:sz w:val="20"/>
+              </w:rPr>
+              <w:t>Met</w:t>
+            </w:r>
+          </w:p>
+        </w:tc>
+        <w:tc>
+          <w:tcPr>
+            <w:tcW w:w="2696" w:type="dxa"/>
+          </w:tcPr>
+          <w:p>
+            <w:pPr>
+              <w:spacing w:before="40" w:after="40"/>
+              <w:jc w:val="left"/>
+              <w:rPr>
+                <w:sz w:val="20"/>
+              </w:rPr>
+            </w:pPr>
+            <w:r>
+              <w:rPr>
+                <w:sz w:val="20"/>
+              </w:rPr>
+              <w:t>TC-147</w:t>
+            </w:r>
+          </w:p>
+        </w:tc>
+      </w:tr>
+      <w:tr>
+        <w:trPr>
+          <w:cantSplit/>
+        </w:trPr>
+        <w:tc>
+          <w:tcPr>
+            <w:tcW w:w="3816" w:type="dxa"/>
+          </w:tcPr>
+          <w:p>
+            <w:pPr>
+              <w:spacing w:before="40" w:after="40"/>
+              <w:jc w:val="left"/>
+              <w:rPr>
+                <w:sz w:val="20"/>
+              </w:rPr>
+            </w:pPr>
+            <w:r>
+              <w:rPr>
+                <w:sz w:val="20"/>
+              </w:rPr>
+              <w:t>NFR-06 Compatibility</w:t>
+            </w:r>
+          </w:p>
+        </w:tc>
+        <w:tc>
+          <w:tcPr>
+            <w:tcW w:w="3527" w:type="dxa"/>
+          </w:tcPr>
+          <w:p>
+            <w:pPr>
+              <w:spacing w:before="40" w:after="40"/>
+              <w:jc w:val="left"/>
+              <w:rPr>
+                <w:sz w:val="20"/>
+              </w:rPr>
+            </w:pPr>
+            <w:r>
+              <w:rPr>
+                <w:sz w:val="20"/>
+              </w:rPr>
+              <w:t>Met after DEF-03 fix</w:t>
+            </w:r>
+          </w:p>
+        </w:tc>
+        <w:tc>
+          <w:tcPr>
+            <w:tcW w:w="2696" w:type="dxa"/>
+          </w:tcPr>
+          <w:p>
+            <w:pPr>
+              <w:spacing w:before="40" w:after="40"/>
+              <w:jc w:val="left"/>
+              <w:rPr>
+                <w:sz w:val="20"/>
+              </w:rPr>
+            </w:pPr>
+            <w:r>
+              <w:rPr>
+                <w:sz w:val="20"/>
+              </w:rPr>
+              <w:t>TC-145, TC-146</w:t>
+            </w:r>
+          </w:p>
+        </w:tc>
+      </w:tr>
+      <w:tr>
+        <w:trPr>
+          <w:cantSplit/>
+        </w:trPr>
+        <w:tc>
+          <w:tcPr>
+            <w:tcW w:w="3816" w:type="dxa"/>
+          </w:tcPr>
+          <w:p>
+            <w:pPr>
+              <w:spacing w:before="40" w:after="40"/>
+              <w:jc w:val="left"/>
+              <w:rPr>
+                <w:sz w:val="20"/>
+              </w:rPr>
+            </w:pPr>
+            <w:r>
+              <w:rPr>
+                <w:sz w:val="20"/>
+              </w:rPr>
+              <w:t>NFR-07 Privacy</w:t>
+            </w:r>
+          </w:p>
+        </w:tc>
+        <w:tc>
+          <w:tcPr>
+            <w:tcW w:w="3527" w:type="dxa"/>
+          </w:tcPr>
+          <w:p>
+            <w:pPr>
+              <w:spacing w:before="40" w:after="40"/>
+              <w:jc w:val="left"/>
+              <w:rPr>
+                <w:sz w:val="20"/>
+              </w:rPr>
+            </w:pPr>
+            <w:r>
+              <w:rPr>
+                <w:sz w:val="20"/>
+              </w:rPr>
+              <w:t>Met</w:t>
+            </w:r>
+          </w:p>
+        </w:tc>
+        <w:tc>
+          <w:tcPr>
+            <w:tcW w:w="2696" w:type="dxa"/>
+          </w:tcPr>
+          <w:p>
+            <w:pPr>
+              <w:spacing w:before="40" w:after="40"/>
+              <w:jc w:val="left"/>
+              <w:rPr>
+                <w:sz w:val="20"/>
+              </w:rPr>
+            </w:pPr>
+            <w:r>
+              <w:rPr>
+                <w:sz w:val="20"/>
+              </w:rPr>
+              <w:t>TC-148</w:t>
+            </w:r>
+          </w:p>
+        </w:tc>
+      </w:tr>
+    </w:tbl>
+    <w:p>
+      <w:pPr>
+        <w:jc w:val="left"/>
+      </w:pPr>
     </w:p>
     <w:p>
       <w:pPr>
-        <w:spacing w:after="566"/>
-        <w:ind w:right="570"/>
-      </w:pPr>
-      <w:r>
-        <w:t xml:space="preserve">Any problems discovered during further testing should be recorded in the defect log. The record should include the defect description, the steps needed to reproduce it, its severity, the correction applied and the result of retesting. This will help the development team track and resolve issues before the final demonstration. </w:t>
+        <w:keepLines/>
+        <w:jc w:val="left"/>
+      </w:pPr>
+      <w:r>
+        <w:t>All fourteen functional requirements are met, and six of the seven non-functional requirements are met. The Requirements Traceability Matrix links every requirement to its design component, implementation files and test cases. The requirements deferred in Chapter 3 (mentor accounts, written mentor feedback, mentor access to evidence, a separate lecturer dashboard, notifications and reports) were not part of version 1.0 and are carried into the recommendations in Chapter 6.</w:t>
       </w:r>
     </w:p>
     <w:p>
       <w:pPr>
         <w:pStyle w:val="Heading2"/>
-        <w:ind w:left="-5"/>
-      </w:pPr>
-      <w:r>
-        <w:t xml:space="preserve">5.5 Performance / Usability Evaluation </w:t>
+      </w:pPr>
+      <w:r>
+        <w:t>5.7 User / Stakeholder Feedback</w:t>
       </w:r>
     </w:p>
     <w:p>
       <w:pPr>
-        <w:ind w:right="110"/>
-      </w:pPr>
-      <w:r>
-        <w:t xml:space="preserve">Evaluate relevant non-functional requirements using evidence. </w:t>
+        <w:keepNext/>
+        <w:keepLines/>
+        <w:jc w:val="left"/>
+      </w:pPr>
+      <w:r>
+        <w:t>No feedback has yet been collected from real students, mentors, coordinators or lecturers, because the Ethical Clearance Confirmation does not allow personal data to be collected before written campus permission is granted. The evaluation therefore relies on testing against the requirements and on the feedback that was available:</w:t>
       </w:r>
     </w:p>
     <w:p>
       <w:pPr>
-        <w:ind w:right="110"/>
-      </w:pPr>
-      <w:r>
-        <w:t xml:space="preserve">The initial evaluation focused on whether the main TrackWIL features were accessible and easy to use. The student could navigate the dashboard, open existing logbook entries, create new entries, save records and sign out. The coordinator could access the coordinator dashboard and view student submissions. </w:t>
+        <w:pStyle w:val="ListParagraph"/>
+        <w:keepLines/>
+        <w:numPr>
+          <w:ilvl w:val="0"/>
+          <w:numId w:val="6"/>
+        </w:numPr>
+        <w:ind w:left="1070"/>
+        <w:jc w:val="left"/>
+      </w:pPr>
+      <w:r>
+        <w:rPr>
+          <w:b/>
+        </w:rPr>
+        <w:t>Supervisor feedback on the proposal (7 October 2026)</w:t>
+      </w:r>
+      <w:r>
+        <w:t xml:space="preserve"> narrowed the scope to three core features, which allowed them to be completed and tested thoroughly.</w:t>
       </w:r>
     </w:p>
     <w:p>
       <w:pPr>
-        <w:spacing w:after="567"/>
-        <w:ind w:right="110"/>
-      </w:pPr>
-      <w:r>
-        <w:t xml:space="preserve">These observations suggest that the tested navigation and logbook functions were usable during the tests. However, formal performance measurements, such as page-loading times, response times under heavy usage and concurrent-user performance, have not been confirmed. Further testing would be needed to evaluate these areas. Usability could also be assessed by asking students and coordinators to complete common tasks and provide feedback about their experience. </w:t>
+        <w:pStyle w:val="ListParagraph"/>
+        <w:keepLines/>
+        <w:numPr>
+          <w:ilvl w:val="0"/>
+          <w:numId w:val="6"/>
+        </w:numPr>
+        <w:ind w:left="1070"/>
+        <w:jc w:val="left"/>
+      </w:pPr>
+      <w:r>
+        <w:rPr>
+          <w:b/>
+        </w:rPr>
+        <w:t>Supervisor feedback on Week 2</w:t>
+      </w:r>
+      <w:r>
+        <w:t xml:space="preserve"> asked the team to remove template formatting and fix scope inconsistencies; these changes were made in the revised chapters.</w:t>
       </w:r>
     </w:p>
     <w:p>
       <w:pPr>
-        <w:pStyle w:val="Heading2"/>
-        <w:ind w:left="-5"/>
-      </w:pPr>
-      <w:r>
-        <w:t xml:space="preserve">5.6 Requirements Evaluation </w:t>
+        <w:pStyle w:val="ListParagraph"/>
+        <w:keepLines/>
+        <w:numPr>
+          <w:ilvl w:val="0"/>
+          <w:numId w:val="6"/>
+        </w:numPr>
+        <w:ind w:left="1070"/>
+        <w:jc w:val="left"/>
+      </w:pPr>
+      <w:r>
+        <w:rPr>
+          <w:b/>
+        </w:rPr>
+        <w:t>Internal review during testing</w:t>
+      </w:r>
+      <w:r>
+        <w:t xml:space="preserve"> led to three improvements to the system: the signed session cookie (DEF-01), resubmission of expired links (DEF-02) and the mobile layout (DEF-03).</w:t>
       </w:r>
     </w:p>
     <w:p>
       <w:pPr>
-        <w:ind w:right="110"/>
-      </w:pPr>
-      <w:r>
-        <w:t xml:space="preserve">Compare the completed system against functional and non-functional requirements. </w:t>
+        <w:keepLines/>
+        <w:jc w:val="left"/>
+      </w:pPr>
+      <w:r>
+        <w:t>If permission is granted before the final submission, a short task-based test and questionnaire will be run with volunteer students and staff, and the results will be added to this section.</w:t>
       </w:r>
     </w:p>
     <w:p>
       <w:pPr>
-        <w:ind w:right="245"/>
-      </w:pPr>
-      <w:r>
-        <w:t xml:space="preserve">The tested TrackWIL features were compared with their expected behaviour to determine whether they worked correctly. The results showed that student authentication, dashboard access, viewing existing entries, creating and saving logbook entries, navigation, sign-out, coordinator authentication, viewing student submissions and account creation worked as expected during testing. </w:t>
+        <w:pStyle w:val="Heading2"/>
+      </w:pPr>
+      <w:r>
+        <w:t>5.8 Chapter Summary</w:t>
       </w:r>
     </w:p>
     <w:p>
       <w:pPr>
-        <w:ind w:right="449"/>
-      </w:pPr>
-      <w:r>
-        <w:t xml:space="preserve">These results provide evidence that the tested functional requirements were achieved in the tested scenarios. However, further verification is needed for requirements that were not tested, including invalid login handling, required-field validation, access restrictions between user roles, document upload and verification, and data persistence after refreshing the application, where applicable. </w:t>
-      </w:r>
-    </w:p>
-    <w:p>
-      <w:pPr>
-        <w:spacing w:after="565"/>
-        <w:ind w:right="403"/>
-      </w:pPr>
-      <w:r>
-        <w:t xml:space="preserve">Non-functional requirements, such as security, performance, reliability and usability, should also be evaluated against the requirements documented in Chapter 3. The requirements traceability matrix should link each requirement to its test case and result. </w:t>
-      </w:r>
-    </w:p>
-    <w:p>
-      <w:pPr>
-        <w:pStyle w:val="Heading2"/>
-        <w:ind w:left="-5"/>
-      </w:pPr>
-      <w:r>
-        <w:t xml:space="preserve">5.7 User / Stakeholder Feedback </w:t>
-      </w:r>
-    </w:p>
-    <w:p>
-      <w:pPr>
-        <w:ind w:right="110"/>
-      </w:pPr>
-      <w:r>
-        <w:t xml:space="preserve">Summarise feedback where applicable and explain resulting improvements. </w:t>
-      </w:r>
-    </w:p>
-    <w:p>
-      <w:pPr>
-        <w:ind w:right="403"/>
-      </w:pPr>
-      <w:r>
-        <w:t xml:space="preserve">The current evaluation is based on functional testing of the application. No formal feedback from students, lecturers, coordinators or workplace mentors has been provided in the testing information available. </w:t>
-      </w:r>
-    </w:p>
-    <w:p>
-      <w:pPr>
-        <w:ind w:right="110"/>
-      </w:pPr>
-      <w:r>
-        <w:t xml:space="preserve">To improve the evaluation, relevant stakeholders could be asked to test the application and comment on the ease of submitting daily logbook entries, viewing student progress and monitoring outstanding submissions. Their feedback could help identify confusing features and areas for improvement. Any feedback received should be recorded together with the changes made in response. </w:t>
-      </w:r>
-    </w:p>
-    <w:p>
-      <w:pPr>
-        <w:pStyle w:val="Heading2"/>
-        <w:ind w:left="-5"/>
-      </w:pPr>
-      <w:r>
-        <w:t xml:space="preserve">5.8 Chapter Summary </w:t>
-      </w:r>
-    </w:p>
-    <w:p>
-      <w:pPr>
-        <w:ind w:right="110"/>
-      </w:pPr>
-      <w:r>
-        <w:t xml:space="preserve">Summarise whether the system adequately solves the identified problem. </w:t>
-      </w:r>
-    </w:p>
-    <w:p>
-      <w:pPr>
-        <w:ind w:right="269"/>
-      </w:pPr>
-      <w:r>
-        <w:t xml:space="preserve">This chapter described the testing and evaluation of TrackWIL. The reported functional tests showed that the main tested features, including student and coordinator login, dashboards, logbook entry creation and saving, navigation, sign-out and account creation, worked as expected. </w:t>
-      </w:r>
-    </w:p>
-    <w:p>
-      <w:pPr>
-        <w:ind w:right="110"/>
-      </w:pPr>
-      <w:r>
-        <w:t xml:space="preserve">The results provide initial evidence that TrackWIL can support the management of WIL logbook records and help coordinators monitor student submissions. However, additional testing is needed to confirm the remaining requirements, security, performance and usability. Overall, the tested features show progress towards the project's goal of improving the WIL logbook process and reducing reliance on manually managed daily documents. </w:t>
+        <w:keepLines/>
+        <w:jc w:val="left"/>
+      </w:pPr>
+      <w:r>
+        <w:t>TrackWIL was tested with 55 test cases: 14 manual tests, 36 automated system tests and 5 browser, code and data checks. Fifty-four passed and one, the usability test with students, is blocked until ethical permission is granted. Testing found five defects. The three that affected users, including a critical session-cookie vulnerability, were fixed and retested, and the remaining two have planned fixes. All functional requirements and six of the seven non-functional requirements are met, and response times were far below the target. Within the limits of synthetic data and the absence of user feedback, the results show that TrackWIL supports the full WIL logbook workflow: recording daily work, account-free mentor verification and progress monitoring. Chapter 6 draws conclusions from these results.</w:t>
       </w:r>
     </w:p>
     <w:sectPr>
-      <w:headerReference w:type="even" r:id="rId13"/>
-      <w:headerReference w:type="default" r:id="rId14"/>
-      <w:footerReference w:type="even" r:id="rId15"/>
-      <w:footerReference w:type="default" r:id="rId16"/>
-      <w:headerReference w:type="first" r:id="rId17"/>
-      <w:footerReference w:type="first" r:id="rId18"/>
+      <w:headerReference w:type="even" r:id="rId9"/>
+      <w:headerReference w:type="default" r:id="rId10"/>
+      <w:footerReference w:type="even" r:id="rId11"/>
+      <w:footerReference w:type="default" r:id="rId12"/>
+      <w:headerReference w:type="first" r:id="rId13"/>
+      <w:footerReference w:type="first" r:id="rId14"/>
       <w:pgSz w:w="12240" w:h="15840"/>
-      <w:pgMar w:top="1994" w:right="1064" w:bottom="1423" w:left="1142" w:header="720" w:footer="688" w:gutter="0"/>
+      <w:pgMar w:top="1994" w:right="1064" w:bottom="1423" w:left="1142" w:header="720" w:footer="720" w:gutter="0"/>
       <w:cols w:space="720"/>
+      <w:docGrid w:linePitch="313"/>
     </w:sectPr>
   </w:body>
 </w:document>
@@ -971,30 +4287,9 @@
 <w:ftr xmlns:wpc="http://schemas.microsoft.com/office/word/2010/wordprocessingCanvas" xmlns:cx="http://schemas.microsoft.com/office/drawing/2014/chartex" xmlns:cx1="http://schemas.microsoft.com/office/drawing/2015/9/8/chartex" xmlns:cx2="http://schemas.microsoft.com/office/drawing/2015/10/21/chartex" xmlns:cx3="http://schemas.microsoft.com/office/drawing/2016/5/9/chartex" xmlns:cx4="http://schemas.microsoft.com/office/drawing/2016/5/10/chartex" xmlns:cx5="http://schemas.microsoft.com/office/drawing/2016/5/11/chartex" xmlns:cx6="http://schemas.microsoft.com/office/drawing/2016/5/12/chartex" xmlns:cx7="http://schemas.microsoft.com/office/drawing/2016/5/13/chartex" xmlns:cx8="http://schemas.microsoft.com/office/drawing/2016/5/14/chartex" xmlns:mc="http://schemas.openxmlformats.org/markup-compatibility/2006" xmlns:aink="http://schemas.microsoft.com/office/drawing/2016/ink" xmlns:am3d="http://schemas.microsoft.com/office/drawing/2017/model3d" xmlns:o="urn:schemas-microsoft-com:office:office" xmlns:oel="http://schemas.microsoft.com/office/2019/extlst" xmlns:r="http://schemas.openxmlformats.org/officeDocument/2006/relationships" xmlns:m="http://schemas.openxmlformats.org/officeDocument/2006/math" xmlns:v="urn:schemas-microsoft-com:vml" xmlns:wp14="http://schemas.microsoft.com/office/word/2010/wordprocessingDrawing" xmlns:wp="http://schemas.openxmlformats.org/drawingml/2006/wordprocessingDrawing" xmlns:w10="urn:schemas-microsoft-com:office:word" xmlns:w="http://schemas.openxmlformats.org/wordprocessingml/2006/main" xmlns:w14="http://schemas.microsoft.com/office/word/2010/wordml" xmlns:w15="http://schemas.microsoft.com/office/word/2012/wordml" xmlns:w16cex="http://schemas.microsoft.com/office/word/2018/wordml/cex" xmlns:w16cid="http://schemas.microsoft.com/office/word/2016/wordml/cid" xmlns:w16="http://schemas.microsoft.com/office/word/2018/wordml" xmlns:w16du="http://schemas.microsoft.com/office/word/2023/wordml/word16du" xmlns:w16sdtdh="http://schemas.microsoft.com/office/word/2020/wordml/sdtdatahash" xmlns:w16sdtfl="http://schemas.microsoft.com/office/word/2024/wordml/sdtformatlock" xmlns:w16se="http://schemas.microsoft.com/office/word/2015/wordml/symex" xmlns:wpg="http://schemas.microsoft.com/office/word/2010/wordprocessingGroup" xmlns:wpi="http://schemas.microsoft.com/office/word/2010/wordprocessingInk" xmlns:wne="http://schemas.microsoft.com/office/word/2006/wordml" xmlns:wps="http://schemas.microsoft.com/office/word/2010/wordprocessingShape" mc:Ignorable="w14 w15 w16se w16cid w16 w16cex w16sdtdh w16sdtfl w16du wp14">
   <w:p>
     <w:pPr>
-      <w:spacing w:after="49" w:line="247" w:lineRule="auto"/>
-      <w:ind w:left="0" w:right="0" w:firstLine="0"/>
-    </w:pPr>
-    <w:r>
-      <w:rPr>
-        <w:sz w:val="17"/>
-      </w:rPr>
-      <w:t xml:space="preserve">CTU Training Solutions (PTY) Ltd is fully accredited by the MICT SETA (ACC/2006/07/186) through the Quality Council for Trades and Occupations (QCTO). CTU Training Solutions is registered with the Department of Higher Education and Training as a Private Co llege </w:t>
-    </w:r>
-  </w:p>
-  <w:p>
-    <w:pPr>
       <w:spacing w:after="0" w:line="259" w:lineRule="auto"/>
       <w:ind w:left="0" w:right="0" w:firstLine="0"/>
     </w:pPr>
-    <w:r>
-      <w:rPr>
-        <w:sz w:val="17"/>
-      </w:rPr>
-      <w:t>(2018/FE07/004) and provisionally registered as a private higher education institution (No 2014/HE07/004) Co. Reg No:2005/038944/07</w:t>
-    </w:r>
-    <w:r>
-      <w:t xml:space="preserve"> </w:t>
-    </w:r>
   </w:p>
 </w:ftr>
 </file>
@@ -1003,30 +4298,9 @@
 <w:ftr xmlns:wpc="http://schemas.microsoft.com/office/word/2010/wordprocessingCanvas" xmlns:cx="http://schemas.microsoft.com/office/drawing/2014/chartex" xmlns:cx1="http://schemas.microsoft.com/office/drawing/2015/9/8/chartex" xmlns:cx2="http://schemas.microsoft.com/office/drawing/2015/10/21/chartex" xmlns:cx3="http://schemas.microsoft.com/office/drawing/2016/5/9/chartex" xmlns:cx4="http://schemas.microsoft.com/office/drawing/2016/5/10/chartex" xmlns:cx5="http://schemas.microsoft.com/office/drawing/2016/5/11/chartex" xmlns:cx6="http://schemas.microsoft.com/office/drawing/2016/5/12/chartex" xmlns:cx7="http://schemas.microsoft.com/office/drawing/2016/5/13/chartex" xmlns:cx8="http://schemas.microsoft.com/office/drawing/2016/5/14/chartex" xmlns:mc="http://schemas.openxmlformats.org/markup-compatibility/2006" xmlns:aink="http://schemas.microsoft.com/office/drawing/2016/ink" xmlns:am3d="http://schemas.microsoft.com/office/drawing/2017/model3d" xmlns:o="urn:schemas-microsoft-com:office:office" xmlns:oel="http://schemas.microsoft.com/office/2019/extlst" xmlns:r="http://schemas.openxmlformats.org/officeDocument/2006/relationships" xmlns:m="http://schemas.openxmlformats.org/officeDocument/2006/math" xmlns:v="urn:schemas-microsoft-com:vml" xmlns:wp14="http://schemas.microsoft.com/office/word/2010/wordprocessingDrawing" xmlns:wp="http://schemas.openxmlformats.org/drawingml/2006/wordprocessingDrawing" xmlns:w10="urn:schemas-microsoft-com:office:word" xmlns:w="http://schemas.openxmlformats.org/wordprocessingml/2006/main" xmlns:w14="http://schemas.microsoft.com/office/word/2010/wordml" xmlns:w15="http://schemas.microsoft.com/office/word/2012/wordml" xmlns:w16cex="http://schemas.microsoft.com/office/word/2018/wordml/cex" xmlns:w16cid="http://schemas.microsoft.com/office/word/2016/wordml/cid" xmlns:w16="http://schemas.microsoft.com/office/word/2018/wordml" xmlns:w16du="http://schemas.microsoft.com/office/word/2023/wordml/word16du" xmlns:w16sdtdh="http://schemas.microsoft.com/office/word/2020/wordml/sdtdatahash" xmlns:w16sdtfl="http://schemas.microsoft.com/office/word/2024/wordml/sdtformatlock" xmlns:w16se="http://schemas.microsoft.com/office/word/2015/wordml/symex" xmlns:wpg="http://schemas.microsoft.com/office/word/2010/wordprocessingGroup" xmlns:wpi="http://schemas.microsoft.com/office/word/2010/wordprocessingInk" xmlns:wne="http://schemas.microsoft.com/office/word/2006/wordml" xmlns:wps="http://schemas.microsoft.com/office/word/2010/wordprocessingShape" mc:Ignorable="w14 w15 w16se w16cid w16 w16cex w16sdtdh w16sdtfl w16du wp14">
   <w:p>
     <w:pPr>
-      <w:spacing w:after="49" w:line="247" w:lineRule="auto"/>
-      <w:ind w:left="0" w:right="0" w:firstLine="0"/>
-    </w:pPr>
-    <w:r>
-      <w:rPr>
-        <w:sz w:val="17"/>
-      </w:rPr>
-      <w:t xml:space="preserve">CTU Training Solutions (PTY) Ltd is fully accredited by the MICT SETA (ACC/2006/07/186) through the Quality Council for Trades and Occupations (QCTO). CTU Training Solutions is registered with the Department of Higher Education and Training as a Private Co llege </w:t>
-    </w:r>
-  </w:p>
-  <w:p>
-    <w:pPr>
       <w:spacing w:after="0" w:line="259" w:lineRule="auto"/>
       <w:ind w:left="0" w:right="0" w:firstLine="0"/>
     </w:pPr>
-    <w:r>
-      <w:rPr>
-        <w:sz w:val="17"/>
-      </w:rPr>
-      <w:t>(2018/FE07/004) and provisionally registered as a private higher education institution (No 2014/HE07/004) Co. Reg No:2005/038944/07</w:t>
-    </w:r>
-    <w:r>
-      <w:t xml:space="preserve"> </w:t>
-    </w:r>
   </w:p>
 </w:ftr>
 </file>
@@ -1035,30 +4309,9 @@
 <w:ftr xmlns:wpc="http://schemas.microsoft.com/office/word/2010/wordprocessingCanvas" xmlns:cx="http://schemas.microsoft.com/office/drawing/2014/chartex" xmlns:cx1="http://schemas.microsoft.com/office/drawing/2015/9/8/chartex" xmlns:cx2="http://schemas.microsoft.com/office/drawing/2015/10/21/chartex" xmlns:cx3="http://schemas.microsoft.com/office/drawing/2016/5/9/chartex" xmlns:cx4="http://schemas.microsoft.com/office/drawing/2016/5/10/chartex" xmlns:cx5="http://schemas.microsoft.com/office/drawing/2016/5/11/chartex" xmlns:cx6="http://schemas.microsoft.com/office/drawing/2016/5/12/chartex" xmlns:cx7="http://schemas.microsoft.com/office/drawing/2016/5/13/chartex" xmlns:cx8="http://schemas.microsoft.com/office/drawing/2016/5/14/chartex" xmlns:mc="http://schemas.openxmlformats.org/markup-compatibility/2006" xmlns:aink="http://schemas.microsoft.com/office/drawing/2016/ink" xmlns:am3d="http://schemas.microsoft.com/office/drawing/2017/model3d" xmlns:o="urn:schemas-microsoft-com:office:office" xmlns:oel="http://schemas.microsoft.com/office/2019/extlst" xmlns:r="http://schemas.openxmlformats.org/officeDocument/2006/relationships" xmlns:m="http://schemas.openxmlformats.org/officeDocument/2006/math" xmlns:v="urn:schemas-microsoft-com:vml" xmlns:wp14="http://schemas.microsoft.com/office/word/2010/wordprocessingDrawing" xmlns:wp="http://schemas.openxmlformats.org/drawingml/2006/wordprocessingDrawing" xmlns:w10="urn:schemas-microsoft-com:office:word" xmlns:w="http://schemas.openxmlformats.org/wordprocessingml/2006/main" xmlns:w14="http://schemas.microsoft.com/office/word/2010/wordml" xmlns:w15="http://schemas.microsoft.com/office/word/2012/wordml" xmlns:w16cex="http://schemas.microsoft.com/office/word/2018/wordml/cex" xmlns:w16cid="http://schemas.microsoft.com/office/word/2016/wordml/cid" xmlns:w16="http://schemas.microsoft.com/office/word/2018/wordml" xmlns:w16du="http://schemas.microsoft.com/office/word/2023/wordml/word16du" xmlns:w16sdtdh="http://schemas.microsoft.com/office/word/2020/wordml/sdtdatahash" xmlns:w16sdtfl="http://schemas.microsoft.com/office/word/2024/wordml/sdtformatlock" xmlns:w16se="http://schemas.microsoft.com/office/word/2015/wordml/symex" xmlns:wpg="http://schemas.microsoft.com/office/word/2010/wordprocessingGroup" xmlns:wpi="http://schemas.microsoft.com/office/word/2010/wordprocessingInk" xmlns:wne="http://schemas.microsoft.com/office/word/2006/wordml" xmlns:wps="http://schemas.microsoft.com/office/word/2010/wordprocessingShape" mc:Ignorable="w14 w15 w16se w16cid w16 w16cex w16sdtdh w16sdtfl w16du wp14">
   <w:p>
     <w:pPr>
-      <w:spacing w:after="49" w:line="247" w:lineRule="auto"/>
-      <w:ind w:left="0" w:right="0" w:firstLine="0"/>
-    </w:pPr>
-    <w:r>
-      <w:rPr>
-        <w:sz w:val="17"/>
-      </w:rPr>
-      <w:t xml:space="preserve">CTU Training Solutions (PTY) Ltd is fully accredited by the MICT SETA (ACC/2006/07/186) through the Quality Council for Trades and Occupations (QCTO). CTU Training Solutions is registered with the Department of Higher Education and Training as a Private Co llege </w:t>
-    </w:r>
-  </w:p>
-  <w:p>
-    <w:pPr>
       <w:spacing w:after="0" w:line="259" w:lineRule="auto"/>
       <w:ind w:left="0" w:right="0" w:firstLine="0"/>
     </w:pPr>
-    <w:r>
-      <w:rPr>
-        <w:sz w:val="17"/>
-      </w:rPr>
-      <w:t>(2018/FE07/004) and provisionally registered as a private higher education institution (No 2014/HE07/004) Co. Reg No:2005/038944/07</w:t>
-    </w:r>
-    <w:r>
-      <w:t xml:space="preserve"> </w:t>
-    </w:r>
   </w:p>
 </w:ftr>
 </file>
@@ -1096,55 +4349,6 @@
       <w:ind w:left="0" w:right="5" w:firstLine="0"/>
       <w:jc w:val="center"/>
     </w:pPr>
-    <w:r>
-      <w:rPr>
-        <w:noProof/>
-      </w:rPr>
-      <w:drawing>
-        <wp:anchor distT="0" distB="0" distL="114300" distR="114300" simplePos="0" relativeHeight="251658240" behindDoc="0" locked="0" layoutInCell="1" allowOverlap="0" wp14:anchorId="549179B8" wp14:editId="6BF771DD">
-          <wp:simplePos x="0" y="0"/>
-          <wp:positionH relativeFrom="page">
-            <wp:posOffset>2857500</wp:posOffset>
-          </wp:positionH>
-          <wp:positionV relativeFrom="page">
-            <wp:posOffset>457200</wp:posOffset>
-          </wp:positionV>
-          <wp:extent cx="2055876" cy="657860"/>
-          <wp:effectExtent l="0" t="0" r="0" b="0"/>
-          <wp:wrapSquare wrapText="bothSides"/>
-          <wp:docPr id="15" name="Picture 15"/>
-          <wp:cNvGraphicFramePr/>
-          <a:graphic xmlns:a="http://schemas.openxmlformats.org/drawingml/2006/main">
-            <a:graphicData uri="http://schemas.openxmlformats.org/drawingml/2006/picture">
-              <pic:pic xmlns:pic="http://schemas.openxmlformats.org/drawingml/2006/picture">
-                <pic:nvPicPr>
-                  <pic:cNvPr id="15" name="Picture 15"/>
-                  <pic:cNvPicPr/>
-                </pic:nvPicPr>
-                <pic:blipFill>
-                  <a:blip r:embed="rId1"/>
-                  <a:stretch>
-                    <a:fillRect/>
-                  </a:stretch>
-                </pic:blipFill>
-                <pic:spPr>
-                  <a:xfrm>
-                    <a:off x="0" y="0"/>
-                    <a:ext cx="2055876" cy="657860"/>
-                  </a:xfrm>
-                  <a:prstGeom prst="rect">
-                    <a:avLst/>
-                  </a:prstGeom>
-                </pic:spPr>
-              </pic:pic>
-            </a:graphicData>
-          </a:graphic>
-        </wp:anchor>
-      </w:drawing>
-    </w:r>
-    <w:r>
-      <w:t xml:space="preserve"> </w:t>
-    </w:r>
   </w:p>
 </w:hdr>
 </file>
@@ -1157,55 +4361,6 @@
       <w:ind w:left="0" w:right="5" w:firstLine="0"/>
       <w:jc w:val="center"/>
     </w:pPr>
-    <w:r>
-      <w:rPr>
-        <w:noProof/>
-      </w:rPr>
-      <w:drawing>
-        <wp:anchor distT="0" distB="0" distL="114300" distR="114300" simplePos="0" relativeHeight="251659264" behindDoc="0" locked="0" layoutInCell="1" allowOverlap="0" wp14:anchorId="0ED82C51" wp14:editId="1628CAD0">
-          <wp:simplePos x="0" y="0"/>
-          <wp:positionH relativeFrom="page">
-            <wp:posOffset>2857500</wp:posOffset>
-          </wp:positionH>
-          <wp:positionV relativeFrom="page">
-            <wp:posOffset>457200</wp:posOffset>
-          </wp:positionV>
-          <wp:extent cx="2055876" cy="657860"/>
-          <wp:effectExtent l="0" t="0" r="0" b="0"/>
-          <wp:wrapSquare wrapText="bothSides"/>
-          <wp:docPr id="512165595" name="Picture 512165595"/>
-          <wp:cNvGraphicFramePr/>
-          <a:graphic xmlns:a="http://schemas.openxmlformats.org/drawingml/2006/main">
-            <a:graphicData uri="http://schemas.openxmlformats.org/drawingml/2006/picture">
-              <pic:pic xmlns:pic="http://schemas.openxmlformats.org/drawingml/2006/picture">
-                <pic:nvPicPr>
-                  <pic:cNvPr id="15" name="Picture 15"/>
-                  <pic:cNvPicPr/>
-                </pic:nvPicPr>
-                <pic:blipFill>
-                  <a:blip r:embed="rId1"/>
-                  <a:stretch>
-                    <a:fillRect/>
-                  </a:stretch>
-                </pic:blipFill>
-                <pic:spPr>
-                  <a:xfrm>
-                    <a:off x="0" y="0"/>
-                    <a:ext cx="2055876" cy="657860"/>
-                  </a:xfrm>
-                  <a:prstGeom prst="rect">
-                    <a:avLst/>
-                  </a:prstGeom>
-                </pic:spPr>
-              </pic:pic>
-            </a:graphicData>
-          </a:graphic>
-        </wp:anchor>
-      </w:drawing>
-    </w:r>
-    <w:r>
-      <w:t xml:space="preserve"> </w:t>
-    </w:r>
   </w:p>
 </w:hdr>
 </file>
@@ -1218,57 +4373,133 @@
       <w:ind w:left="0" w:right="5" w:firstLine="0"/>
       <w:jc w:val="center"/>
     </w:pPr>
-    <w:r>
-      <w:rPr>
-        <w:noProof/>
-      </w:rPr>
-      <w:drawing>
-        <wp:anchor distT="0" distB="0" distL="114300" distR="114300" simplePos="0" relativeHeight="251660288" behindDoc="0" locked="0" layoutInCell="1" allowOverlap="0" wp14:anchorId="35F9478F" wp14:editId="373B030E">
-          <wp:simplePos x="0" y="0"/>
-          <wp:positionH relativeFrom="page">
-            <wp:posOffset>2857500</wp:posOffset>
-          </wp:positionH>
-          <wp:positionV relativeFrom="page">
-            <wp:posOffset>457200</wp:posOffset>
-          </wp:positionV>
-          <wp:extent cx="2055876" cy="657860"/>
-          <wp:effectExtent l="0" t="0" r="0" b="0"/>
-          <wp:wrapSquare wrapText="bothSides"/>
-          <wp:docPr id="1673319617" name="Picture 1673319617"/>
-          <wp:cNvGraphicFramePr/>
-          <a:graphic xmlns:a="http://schemas.openxmlformats.org/drawingml/2006/main">
-            <a:graphicData uri="http://schemas.openxmlformats.org/drawingml/2006/picture">
-              <pic:pic xmlns:pic="http://schemas.openxmlformats.org/drawingml/2006/picture">
-                <pic:nvPicPr>
-                  <pic:cNvPr id="15" name="Picture 15"/>
-                  <pic:cNvPicPr/>
-                </pic:nvPicPr>
-                <pic:blipFill>
-                  <a:blip r:embed="rId1"/>
-                  <a:stretch>
-                    <a:fillRect/>
-                  </a:stretch>
-                </pic:blipFill>
-                <pic:spPr>
-                  <a:xfrm>
-                    <a:off x="0" y="0"/>
-                    <a:ext cx="2055876" cy="657860"/>
-                  </a:xfrm>
-                  <a:prstGeom prst="rect">
-                    <a:avLst/>
-                  </a:prstGeom>
-                </pic:spPr>
-              </pic:pic>
-            </a:graphicData>
-          </a:graphic>
-        </wp:anchor>
-      </w:drawing>
-    </w:r>
-    <w:r>
-      <w:t xml:space="preserve"> </w:t>
-    </w:r>
   </w:p>
 </w:hdr>
+</file>
+
+<file path=word/numbering.xml><?xml version="1.0" encoding="utf-8"?>
+<w:numbering xmlns:wpc="http://schemas.microsoft.com/office/word/2010/wordprocessingCanvas" xmlns:cx="http://schemas.microsoft.com/office/drawing/2014/chartex" xmlns:cx1="http://schemas.microsoft.com/office/drawing/2015/9/8/chartex" xmlns:cx2="http://schemas.microsoft.com/office/drawing/2015/10/21/chartex" xmlns:cx3="http://schemas.microsoft.com/office/drawing/2016/5/9/chartex" xmlns:cx4="http://schemas.microsoft.com/office/drawing/2016/5/10/chartex" xmlns:cx5="http://schemas.microsoft.com/office/drawing/2016/5/11/chartex" xmlns:cx6="http://schemas.microsoft.com/office/drawing/2016/5/12/chartex" xmlns:cx7="http://schemas.microsoft.com/office/drawing/2016/5/13/chartex" xmlns:cx8="http://schemas.microsoft.com/office/drawing/2016/5/14/chartex" xmlns:mc="http://schemas.openxmlformats.org/markup-compatibility/2006" xmlns:aink="http://schemas.microsoft.com/office/drawing/2016/ink" xmlns:am3d="http://schemas.microsoft.com/office/drawing/2017/model3d" xmlns:o="urn:schemas-microsoft-com:office:office" xmlns:oel="http://schemas.microsoft.com/office/2019/extlst" xmlns:r="http://schemas.openxmlformats.org/officeDocument/2006/relationships" xmlns:m="http://schemas.openxmlformats.org/officeDocument/2006/math" xmlns:v="urn:schemas-microsoft-com:vml" xmlns:wp14="http://schemas.microsoft.com/office/word/2010/wordprocessingDrawing" xmlns:wp="http://schemas.openxmlformats.org/drawingml/2006/wordprocessingDrawing" xmlns:w10="urn:schemas-microsoft-com:office:word" xmlns:w="http://schemas.openxmlformats.org/wordprocessingml/2006/main" xmlns:w14="http://schemas.microsoft.com/office/word/2010/wordml" xmlns:w15="http://schemas.microsoft.com/office/word/2012/wordml" xmlns:w16cex="http://schemas.microsoft.com/office/word/2018/wordml/cex" xmlns:w16cid="http://schemas.microsoft.com/office/word/2016/wordml/cid" xmlns:w16="http://schemas.microsoft.com/office/word/2018/wordml" xmlns:w16du="http://schemas.microsoft.com/office/word/2023/wordml/word16du" xmlns:w16sdtdh="http://schemas.microsoft.com/office/word/2020/wordml/sdtdatahash" xmlns:w16sdtfl="http://schemas.microsoft.com/office/word/2024/wordml/sdtformatlock" xmlns:w16se="http://schemas.microsoft.com/office/word/2015/wordml/symex" xmlns:wpg="http://schemas.microsoft.com/office/word/2010/wordprocessingGroup" xmlns:wpi="http://schemas.microsoft.com/office/word/2010/wordprocessingInk" xmlns:wne="http://schemas.microsoft.com/office/word/2006/wordml" xmlns:wps="http://schemas.microsoft.com/office/word/2010/wordprocessingShape" mc:Ignorable="w14 w15 w16se w16cid w16 w16cex w16sdtdh w16sdtfl w16du wp14">
+  <w:abstractNum w:abstractNumId="0" w15:restartNumberingAfterBreak="0">
+    <w:nsid w:val="096A5015"/>
+    <w:multiLevelType w:val="singleLevel"/>
+    <w:tmpl w:val="04090001"/>
+    <w:lvl w:ilvl="0">
+      <w:start w:val="1"/>
+      <w:numFmt w:val="bullet"/>
+      <w:lvlText w:val=""/>
+      <w:lvlJc w:val="left"/>
+      <w:pPr>
+        <w:ind w:left="720" w:hanging="360"/>
+      </w:pPr>
+      <w:rPr>
+        <w:rFonts w:ascii="Symbol" w:hAnsi="Symbol" w:hint="default"/>
+      </w:rPr>
+    </w:lvl>
+  </w:abstractNum>
+  <w:abstractNum w:abstractNumId="1" w15:restartNumberingAfterBreak="0">
+    <w:nsid w:val="149C5363"/>
+    <w:multiLevelType w:val="singleLevel"/>
+    <w:tmpl w:val="04090001"/>
+    <w:lvl w:ilvl="0">
+      <w:start w:val="1"/>
+      <w:numFmt w:val="bullet"/>
+      <w:lvlText w:val=""/>
+      <w:lvlJc w:val="left"/>
+      <w:pPr>
+        <w:ind w:left="720" w:hanging="360"/>
+      </w:pPr>
+      <w:rPr>
+        <w:rFonts w:ascii="Symbol" w:hAnsi="Symbol" w:hint="default"/>
+      </w:rPr>
+    </w:lvl>
+  </w:abstractNum>
+  <w:abstractNum w:abstractNumId="2" w15:restartNumberingAfterBreak="0">
+    <w:nsid w:val="350C5AB0"/>
+    <w:multiLevelType w:val="singleLevel"/>
+    <w:tmpl w:val="04090001"/>
+    <w:lvl w:ilvl="0">
+      <w:start w:val="1"/>
+      <w:numFmt w:val="bullet"/>
+      <w:lvlText w:val=""/>
+      <w:lvlJc w:val="left"/>
+      <w:pPr>
+        <w:ind w:left="720" w:hanging="360"/>
+      </w:pPr>
+      <w:rPr>
+        <w:rFonts w:ascii="Symbol" w:hAnsi="Symbol" w:hint="default"/>
+      </w:rPr>
+    </w:lvl>
+  </w:abstractNum>
+  <w:abstractNum w:abstractNumId="3" w15:restartNumberingAfterBreak="0">
+    <w:nsid w:val="49481B93"/>
+    <w:multiLevelType w:val="singleLevel"/>
+    <w:tmpl w:val="04090001"/>
+    <w:lvl w:ilvl="0">
+      <w:start w:val="1"/>
+      <w:numFmt w:val="bullet"/>
+      <w:lvlText w:val=""/>
+      <w:lvlJc w:val="left"/>
+      <w:pPr>
+        <w:ind w:left="720" w:hanging="360"/>
+      </w:pPr>
+      <w:rPr>
+        <w:rFonts w:ascii="Symbol" w:hAnsi="Symbol" w:hint="default"/>
+      </w:rPr>
+    </w:lvl>
+  </w:abstractNum>
+  <w:abstractNum w:abstractNumId="4" w15:restartNumberingAfterBreak="0">
+    <w:nsid w:val="56ED0ED5"/>
+    <w:multiLevelType w:val="singleLevel"/>
+    <w:tmpl w:val="04090001"/>
+    <w:lvl w:ilvl="0">
+      <w:start w:val="1"/>
+      <w:numFmt w:val="bullet"/>
+      <w:lvlText w:val=""/>
+      <w:lvlJc w:val="left"/>
+      <w:pPr>
+        <w:ind w:left="720" w:hanging="360"/>
+      </w:pPr>
+      <w:rPr>
+        <w:rFonts w:ascii="Symbol" w:hAnsi="Symbol" w:hint="default"/>
+      </w:rPr>
+    </w:lvl>
+  </w:abstractNum>
+  <w:abstractNum w:abstractNumId="5" w15:restartNumberingAfterBreak="0">
+    <w:nsid w:val="59FE39CD"/>
+    <w:multiLevelType w:val="singleLevel"/>
+    <w:tmpl w:val="04090001"/>
+    <w:lvl w:ilvl="0">
+      <w:start w:val="1"/>
+      <w:numFmt w:val="bullet"/>
+      <w:lvlText w:val=""/>
+      <w:lvlJc w:val="left"/>
+      <w:pPr>
+        <w:ind w:left="720" w:hanging="360"/>
+      </w:pPr>
+      <w:rPr>
+        <w:rFonts w:ascii="Symbol" w:hAnsi="Symbol" w:hint="default"/>
+      </w:rPr>
+    </w:lvl>
+  </w:abstractNum>
+  <w:num w:numId="1" w16cid:durableId="1418403745">
+    <w:abstractNumId w:val="1"/>
+  </w:num>
+  <w:num w:numId="2" w16cid:durableId="1745495003">
+    <w:abstractNumId w:val="3"/>
+  </w:num>
+  <w:num w:numId="3" w16cid:durableId="429544146">
+    <w:abstractNumId w:val="0"/>
+  </w:num>
+  <w:num w:numId="4" w16cid:durableId="543174082">
+    <w:abstractNumId w:val="2"/>
+  </w:num>
+  <w:num w:numId="5" w16cid:durableId="1429618283">
+    <w:abstractNumId w:val="4"/>
+  </w:num>
+  <w:num w:numId="6" w16cid:durableId="1476214092">
+    <w:abstractNumId w:val="5"/>
+  </w:num>
+</w:numbering>
 </file>
 
 <file path=word/styles.xml><?xml version="1.0" encoding="utf-8"?>
@@ -1723,6 +4954,29 @@
       <w:sz w:val="30"/>
     </w:rPr>
   </w:style>
+  <w:style w:type="paragraph" w:styleId="Heading3">
+    <w:name w:val="heading 3"/>
+    <w:basedOn w:val="Normal"/>
+    <w:next w:val="Normal"/>
+    <w:link w:val="Heading3Char"/>
+    <w:uiPriority w:val="9"/>
+    <w:semiHidden/>
+    <w:unhideWhenUsed/>
+    <w:qFormat/>
+    <w:rsid w:val="00AD2C96"/>
+    <w:pPr>
+      <w:keepNext/>
+      <w:keepLines/>
+      <w:spacing w:before="40" w:after="0"/>
+      <w:outlineLvl w:val="2"/>
+    </w:pPr>
+    <w:rPr>
+      <w:rFonts w:asciiTheme="majorHAnsi" w:eastAsiaTheme="majorEastAsia" w:hAnsiTheme="majorHAnsi" w:cstheme="majorBidi"/>
+      <w:b/>
+      <w:color w:val="0A2F40" w:themeColor="accent1" w:themeShade="7F"/>
+      <w:sz w:val="24"/>
+    </w:rPr>
+  </w:style>
   <w:style w:type="character" w:default="1" w:styleId="DefaultParagraphFont">
     <w:name w:val="Default Paragraph Font"/>
     <w:uiPriority w:val="1"/>
@@ -1782,6 +5036,68 @@
         <w:bottom w:w="0" w:type="dxa"/>
         <w:right w:w="0" w:type="dxa"/>
       </w:tblCellMar>
+    </w:tblPr>
+  </w:style>
+  <w:style w:type="character" w:customStyle="1" w:styleId="Heading3Char">
+    <w:name w:val="Heading 3 Char"/>
+    <w:basedOn w:val="DefaultParagraphFont"/>
+    <w:link w:val="Heading3"/>
+    <w:uiPriority w:val="9"/>
+    <w:semiHidden/>
+    <w:rsid w:val="00AD2C96"/>
+    <w:rPr>
+      <w:rFonts w:asciiTheme="majorHAnsi" w:eastAsiaTheme="majorEastAsia" w:hAnsiTheme="majorHAnsi" w:cstheme="majorBidi"/>
+      <w:b/>
+      <w:color w:val="0A2F40" w:themeColor="accent1" w:themeShade="7F"/>
+    </w:rPr>
+  </w:style>
+  <w:style w:type="paragraph" w:styleId="ListParagraph">
+    <w:name w:val="List Paragraph"/>
+    <w:basedOn w:val="Normal"/>
+    <w:uiPriority w:val="34"/>
+    <w:qFormat/>
+    <w:rsid w:val="00AD2C96"/>
+    <w:pPr>
+      <w:ind w:left="720"/>
+      <w:contextualSpacing/>
+    </w:pPr>
+  </w:style>
+  <w:style w:type="paragraph" w:styleId="Caption">
+    <w:name w:val="caption"/>
+    <w:basedOn w:val="Normal"/>
+    <w:next w:val="Normal"/>
+    <w:uiPriority w:val="35"/>
+    <w:unhideWhenUsed/>
+    <w:qFormat/>
+    <w:rsid w:val="00AD2C96"/>
+    <w:pPr>
+      <w:spacing w:after="200" w:line="240" w:lineRule="auto"/>
+    </w:pPr>
+    <w:rPr>
+      <w:i/>
+      <w:iCs/>
+      <w:color w:val="0E2841" w:themeColor="text2"/>
+      <w:sz w:val="18"/>
+      <w:szCs w:val="18"/>
+    </w:rPr>
+  </w:style>
+  <w:style w:type="table" w:styleId="TableGrid0">
+    <w:name w:val="Table Grid"/>
+    <w:basedOn w:val="TableNormal"/>
+    <w:uiPriority w:val="39"/>
+    <w:rsid w:val="00AD2C96"/>
+    <w:pPr>
+      <w:spacing w:after="0" w:line="240" w:lineRule="auto"/>
+    </w:pPr>
+    <w:tblPr>
+      <w:tblBorders>
+        <w:top w:val="single" w:sz="4" w:space="0" w:color="auto"/>
+        <w:left w:val="single" w:sz="4" w:space="0" w:color="auto"/>
+        <w:bottom w:val="single" w:sz="4" w:space="0" w:color="auto"/>
+        <w:right w:val="single" w:sz="4" w:space="0" w:color="auto"/>
+        <w:insideH w:val="single" w:sz="4" w:space="0" w:color="auto"/>
+        <w:insideV w:val="single" w:sz="4" w:space="0" w:color="auto"/>
+      </w:tblBorders>
     </w:tblPr>
   </w:style>
 </w:styles>

--- a/06_Testing_Results_and_Evaluation/Chapter_5_Testing_Results_and_Evaluation.docx
+++ b/06_Testing_Results_and_Evaluation/Chapter_5_Testing_Results_and_Evaluation.docx
@@ -80,10 +80,13 @@
         <w:rPr>
           <w:b/>
         </w:rPr>
-        <w:t>Automated system testing (TC-110 to TC-144).</w:t>
-      </w:r>
-      <w:r>
-        <w:t xml:space="preserve"> A test script (tests/system-tests.mjs, run with npm run test:system) sends the same requests as the browser to the running application and checks both the response and the database. It covers every functional requirement, the security rules, database constraints and response times, and can be repeated after every change.</w:t>
+        <w:t>Automated system testing (TC-110 to TC-144 and TC-150 to TC-175).</w:t>
+      </w:r>
+      <w:r>
+        <w:t xml:space="preserve"> A test script (tests/system-tests.mjs, run with npm run test:system) sends the same requests as the browser to the running application and checks both the response and the database. </w:t>
+      </w:r>
+      <w:r>
+        <w:t>It covers every functional requirement, the security rules, database constraints and response times, and can be repeated after every change. On 26 October 2026 it was extended with 26 tests for WIL placements, documents, the student profile and WIL completion, and for the retests of DEF-05 to DEF-07.</w:t>
       </w:r>
     </w:p>
     <w:p>
@@ -1139,7 +1142,7 @@
               <w:rPr>
                 <w:sz w:val="20"/>
               </w:rPr>
-              <w:t>Browser, code and data checks</w:t>
+              <w:t>WIL placements</w:t>
             </w:r>
           </w:p>
         </w:tc>
@@ -1159,7 +1162,7 @@
               <w:rPr>
                 <w:sz w:val="20"/>
               </w:rPr>
-              <w:t>TC-145 to TC-148</w:t>
+              <w:t>TC-150 to TC-156</w:t>
             </w:r>
           </w:p>
         </w:tc>
@@ -1179,7 +1182,7 @@
               <w:rPr>
                 <w:sz w:val="20"/>
               </w:rPr>
-              <w:t>NFR-05 to NFR-07</w:t>
+              <w:t>FR-03, FR-10, FR-15</w:t>
             </w:r>
           </w:p>
         </w:tc>
@@ -1199,7 +1202,7 @@
               <w:rPr>
                 <w:sz w:val="20"/>
               </w:rPr>
-              <w:t>4</w:t>
+              <w:t>7</w:t>
             </w:r>
           </w:p>
         </w:tc>
@@ -1264,7 +1267,7 @@
               <w:rPr>
                 <w:sz w:val="20"/>
               </w:rPr>
-              <w:t>Usability with first-time students</w:t>
+              <w:t>WIL documents</w:t>
             </w:r>
           </w:p>
         </w:tc>
@@ -1284,7 +1287,7 @@
               <w:rPr>
                 <w:sz w:val="20"/>
               </w:rPr>
-              <w:t>TC-149</w:t>
+              <w:t>TC-157 to TC-165</w:t>
             </w:r>
           </w:p>
         </w:tc>
@@ -1304,7 +1307,7 @@
               <w:rPr>
                 <w:sz w:val="20"/>
               </w:rPr>
-              <w:t>NFR-01</w:t>
+              <w:t>FR-03, FR-16, NFR-03</w:t>
             </w:r>
           </w:p>
         </w:tc>
@@ -1324,13 +1327,33 @@
               <w:rPr>
                 <w:sz w:val="20"/>
               </w:rPr>
+              <w:t>9</w:t>
+            </w:r>
+          </w:p>
+        </w:tc>
+        <w:tc>
+          <w:tcPr>
+            <w:tcW w:w="1051" w:type="dxa"/>
+          </w:tcPr>
+          <w:p>
+            <w:pPr>
+              <w:spacing w:before="40" w:after="40"/>
+              <w:jc w:val="left"/>
+              <w:rPr>
+                <w:sz w:val="20"/>
+              </w:rPr>
+            </w:pPr>
+            <w:r>
+              <w:rPr>
+                <w:sz w:val="20"/>
+              </w:rPr>
               <w:t>0</w:t>
             </w:r>
           </w:p>
         </w:tc>
         <w:tc>
           <w:tcPr>
-            <w:tcW w:w="1051" w:type="dxa"/>
+            <w:tcW w:w="1321" w:type="dxa"/>
           </w:tcPr>
           <w:p>
             <w:pPr>
@@ -1345,26 +1368,6 @@
                 <w:sz w:val="20"/>
               </w:rPr>
               <w:t>0</w:t>
-            </w:r>
-          </w:p>
-        </w:tc>
-        <w:tc>
-          <w:tcPr>
-            <w:tcW w:w="1321" w:type="dxa"/>
-          </w:tcPr>
-          <w:p>
-            <w:pPr>
-              <w:spacing w:before="40" w:after="40"/>
-              <w:jc w:val="left"/>
-              <w:rPr>
-                <w:sz w:val="20"/>
-              </w:rPr>
-            </w:pPr>
-            <w:r>
-              <w:rPr>
-                <w:sz w:val="20"/>
-              </w:rPr>
-              <w:t>1</w:t>
             </w:r>
           </w:p>
         </w:tc>
@@ -1389,6 +1392,631 @@
               <w:rPr>
                 <w:sz w:val="20"/>
               </w:rPr>
+              <w:t>Student profile and access control</w:t>
+            </w:r>
+          </w:p>
+        </w:tc>
+        <w:tc>
+          <w:tcPr>
+            <w:tcW w:w="1760" w:type="dxa"/>
+          </w:tcPr>
+          <w:p>
+            <w:pPr>
+              <w:spacing w:before="40" w:after="40"/>
+              <w:jc w:val="left"/>
+              <w:rPr>
+                <w:sz w:val="20"/>
+              </w:rPr>
+            </w:pPr>
+            <w:r>
+              <w:rPr>
+                <w:sz w:val="20"/>
+              </w:rPr>
+              <w:t>TC-166 to TC-171</w:t>
+            </w:r>
+          </w:p>
+        </w:tc>
+        <w:tc>
+          <w:tcPr>
+            <w:tcW w:w="2315" w:type="dxa"/>
+          </w:tcPr>
+          <w:p>
+            <w:pPr>
+              <w:spacing w:before="40" w:after="40"/>
+              <w:jc w:val="left"/>
+              <w:rPr>
+                <w:sz w:val="20"/>
+              </w:rPr>
+            </w:pPr>
+            <w:r>
+              <w:rPr>
+                <w:sz w:val="20"/>
+              </w:rPr>
+              <w:t>FR-03, FR-11, FR-17, NFR-03</w:t>
+            </w:r>
+          </w:p>
+        </w:tc>
+        <w:tc>
+          <w:tcPr>
+            <w:tcW w:w="1186" w:type="dxa"/>
+          </w:tcPr>
+          <w:p>
+            <w:pPr>
+              <w:spacing w:before="40" w:after="40"/>
+              <w:jc w:val="left"/>
+              <w:rPr>
+                <w:sz w:val="20"/>
+              </w:rPr>
+            </w:pPr>
+            <w:r>
+              <w:rPr>
+                <w:sz w:val="20"/>
+              </w:rPr>
+              <w:t>6</w:t>
+            </w:r>
+          </w:p>
+        </w:tc>
+        <w:tc>
+          <w:tcPr>
+            <w:tcW w:w="1051" w:type="dxa"/>
+          </w:tcPr>
+          <w:p>
+            <w:pPr>
+              <w:spacing w:before="40" w:after="40"/>
+              <w:jc w:val="left"/>
+              <w:rPr>
+                <w:sz w:val="20"/>
+              </w:rPr>
+            </w:pPr>
+            <w:r>
+              <w:rPr>
+                <w:sz w:val="20"/>
+              </w:rPr>
+              <w:t>0</w:t>
+            </w:r>
+          </w:p>
+        </w:tc>
+        <w:tc>
+          <w:tcPr>
+            <w:tcW w:w="1321" w:type="dxa"/>
+          </w:tcPr>
+          <w:p>
+            <w:pPr>
+              <w:spacing w:before="40" w:after="40"/>
+              <w:jc w:val="left"/>
+              <w:rPr>
+                <w:sz w:val="20"/>
+              </w:rPr>
+            </w:pPr>
+            <w:r>
+              <w:rPr>
+                <w:sz w:val="20"/>
+              </w:rPr>
+              <w:t>0</w:t>
+            </w:r>
+          </w:p>
+        </w:tc>
+      </w:tr>
+      <w:tr>
+        <w:trPr>
+          <w:cantSplit/>
+        </w:trPr>
+        <w:tc>
+          <w:tcPr>
+            <w:tcW w:w="2406" w:type="dxa"/>
+          </w:tcPr>
+          <w:p>
+            <w:pPr>
+              <w:spacing w:before="40" w:after="40"/>
+              <w:jc w:val="left"/>
+              <w:rPr>
+                <w:sz w:val="20"/>
+              </w:rPr>
+            </w:pPr>
+            <w:r>
+              <w:rPr>
+                <w:sz w:val="20"/>
+              </w:rPr>
+              <w:t>WIL completion</w:t>
+            </w:r>
+          </w:p>
+        </w:tc>
+        <w:tc>
+          <w:tcPr>
+            <w:tcW w:w="1760" w:type="dxa"/>
+          </w:tcPr>
+          <w:p>
+            <w:pPr>
+              <w:spacing w:before="40" w:after="40"/>
+              <w:jc w:val="left"/>
+              <w:rPr>
+                <w:sz w:val="20"/>
+              </w:rPr>
+            </w:pPr>
+            <w:r>
+              <w:rPr>
+                <w:sz w:val="20"/>
+              </w:rPr>
+              <w:t>TC-172 to TC-174</w:t>
+            </w:r>
+          </w:p>
+        </w:tc>
+        <w:tc>
+          <w:tcPr>
+            <w:tcW w:w="2315" w:type="dxa"/>
+          </w:tcPr>
+          <w:p>
+            <w:pPr>
+              <w:spacing w:before="40" w:after="40"/>
+              <w:jc w:val="left"/>
+              <w:rPr>
+                <w:sz w:val="20"/>
+              </w:rPr>
+            </w:pPr>
+            <w:r>
+              <w:rPr>
+                <w:sz w:val="20"/>
+              </w:rPr>
+              <w:t>FR-11, FR-18</w:t>
+            </w:r>
+          </w:p>
+        </w:tc>
+        <w:tc>
+          <w:tcPr>
+            <w:tcW w:w="1186" w:type="dxa"/>
+          </w:tcPr>
+          <w:p>
+            <w:pPr>
+              <w:spacing w:before="40" w:after="40"/>
+              <w:jc w:val="left"/>
+              <w:rPr>
+                <w:sz w:val="20"/>
+              </w:rPr>
+            </w:pPr>
+            <w:r>
+              <w:rPr>
+                <w:sz w:val="20"/>
+              </w:rPr>
+              <w:t>3</w:t>
+            </w:r>
+          </w:p>
+        </w:tc>
+        <w:tc>
+          <w:tcPr>
+            <w:tcW w:w="1051" w:type="dxa"/>
+          </w:tcPr>
+          <w:p>
+            <w:pPr>
+              <w:spacing w:before="40" w:after="40"/>
+              <w:jc w:val="left"/>
+              <w:rPr>
+                <w:sz w:val="20"/>
+              </w:rPr>
+            </w:pPr>
+            <w:r>
+              <w:rPr>
+                <w:sz w:val="20"/>
+              </w:rPr>
+              <w:t>0</w:t>
+            </w:r>
+          </w:p>
+        </w:tc>
+        <w:tc>
+          <w:tcPr>
+            <w:tcW w:w="1321" w:type="dxa"/>
+          </w:tcPr>
+          <w:p>
+            <w:pPr>
+              <w:spacing w:before="40" w:after="40"/>
+              <w:jc w:val="left"/>
+              <w:rPr>
+                <w:sz w:val="20"/>
+              </w:rPr>
+            </w:pPr>
+            <w:r>
+              <w:rPr>
+                <w:sz w:val="20"/>
+              </w:rPr>
+              <w:t>0</w:t>
+            </w:r>
+          </w:p>
+        </w:tc>
+      </w:tr>
+      <w:tr>
+        <w:trPr>
+          <w:cantSplit/>
+        </w:trPr>
+        <w:tc>
+          <w:tcPr>
+            <w:tcW w:w="2406" w:type="dxa"/>
+          </w:tcPr>
+          <w:p>
+            <w:pPr>
+              <w:spacing w:before="40" w:after="40"/>
+              <w:jc w:val="left"/>
+              <w:rPr>
+                <w:sz w:val="20"/>
+              </w:rPr>
+            </w:pPr>
+            <w:r>
+              <w:rPr>
+                <w:sz w:val="20"/>
+              </w:rPr>
+              <w:t>Sign-in page demo accounts</w:t>
+            </w:r>
+          </w:p>
+        </w:tc>
+        <w:tc>
+          <w:tcPr>
+            <w:tcW w:w="1760" w:type="dxa"/>
+          </w:tcPr>
+          <w:p>
+            <w:pPr>
+              <w:spacing w:before="40" w:after="40"/>
+              <w:jc w:val="left"/>
+              <w:rPr>
+                <w:sz w:val="20"/>
+              </w:rPr>
+            </w:pPr>
+            <w:r>
+              <w:rPr>
+                <w:sz w:val="20"/>
+              </w:rPr>
+              <w:t>TC-175</w:t>
+            </w:r>
+          </w:p>
+        </w:tc>
+        <w:tc>
+          <w:tcPr>
+            <w:tcW w:w="2315" w:type="dxa"/>
+          </w:tcPr>
+          <w:p>
+            <w:pPr>
+              <w:spacing w:before="40" w:after="40"/>
+              <w:jc w:val="left"/>
+              <w:rPr>
+                <w:sz w:val="20"/>
+              </w:rPr>
+            </w:pPr>
+            <w:r>
+              <w:rPr>
+                <w:sz w:val="20"/>
+              </w:rPr>
+              <w:t>FR-01</w:t>
+            </w:r>
+          </w:p>
+        </w:tc>
+        <w:tc>
+          <w:tcPr>
+            <w:tcW w:w="1186" w:type="dxa"/>
+          </w:tcPr>
+          <w:p>
+            <w:pPr>
+              <w:spacing w:before="40" w:after="40"/>
+              <w:jc w:val="left"/>
+              <w:rPr>
+                <w:sz w:val="20"/>
+              </w:rPr>
+            </w:pPr>
+            <w:r>
+              <w:rPr>
+                <w:sz w:val="20"/>
+              </w:rPr>
+              <w:t>1</w:t>
+            </w:r>
+          </w:p>
+        </w:tc>
+        <w:tc>
+          <w:tcPr>
+            <w:tcW w:w="1051" w:type="dxa"/>
+          </w:tcPr>
+          <w:p>
+            <w:pPr>
+              <w:spacing w:before="40" w:after="40"/>
+              <w:jc w:val="left"/>
+              <w:rPr>
+                <w:sz w:val="20"/>
+              </w:rPr>
+            </w:pPr>
+            <w:r>
+              <w:rPr>
+                <w:sz w:val="20"/>
+              </w:rPr>
+              <w:t>0</w:t>
+            </w:r>
+          </w:p>
+        </w:tc>
+        <w:tc>
+          <w:tcPr>
+            <w:tcW w:w="1321" w:type="dxa"/>
+          </w:tcPr>
+          <w:p>
+            <w:pPr>
+              <w:spacing w:before="40" w:after="40"/>
+              <w:jc w:val="left"/>
+              <w:rPr>
+                <w:sz w:val="20"/>
+              </w:rPr>
+            </w:pPr>
+            <w:r>
+              <w:rPr>
+                <w:sz w:val="20"/>
+              </w:rPr>
+              <w:t>0</w:t>
+            </w:r>
+          </w:p>
+        </w:tc>
+      </w:tr>
+      <w:tr>
+        <w:trPr>
+          <w:cantSplit/>
+        </w:trPr>
+        <w:tc>
+          <w:tcPr>
+            <w:tcW w:w="2406" w:type="dxa"/>
+          </w:tcPr>
+          <w:p>
+            <w:pPr>
+              <w:spacing w:before="40" w:after="40"/>
+              <w:jc w:val="left"/>
+              <w:rPr>
+                <w:sz w:val="20"/>
+              </w:rPr>
+            </w:pPr>
+            <w:r>
+              <w:rPr>
+                <w:sz w:val="20"/>
+              </w:rPr>
+              <w:t>Browser, code and data checks</w:t>
+            </w:r>
+          </w:p>
+        </w:tc>
+        <w:tc>
+          <w:tcPr>
+            <w:tcW w:w="1760" w:type="dxa"/>
+          </w:tcPr>
+          <w:p>
+            <w:pPr>
+              <w:spacing w:before="40" w:after="40"/>
+              <w:jc w:val="left"/>
+              <w:rPr>
+                <w:sz w:val="20"/>
+              </w:rPr>
+            </w:pPr>
+            <w:r>
+              <w:rPr>
+                <w:sz w:val="20"/>
+              </w:rPr>
+              <w:t>TC-145 to TC-148</w:t>
+            </w:r>
+          </w:p>
+        </w:tc>
+        <w:tc>
+          <w:tcPr>
+            <w:tcW w:w="2315" w:type="dxa"/>
+          </w:tcPr>
+          <w:p>
+            <w:pPr>
+              <w:spacing w:before="40" w:after="40"/>
+              <w:jc w:val="left"/>
+              <w:rPr>
+                <w:sz w:val="20"/>
+              </w:rPr>
+            </w:pPr>
+            <w:r>
+              <w:rPr>
+                <w:sz w:val="20"/>
+              </w:rPr>
+              <w:t>NFR-05 to NFR-07</w:t>
+            </w:r>
+          </w:p>
+        </w:tc>
+        <w:tc>
+          <w:tcPr>
+            <w:tcW w:w="1186" w:type="dxa"/>
+          </w:tcPr>
+          <w:p>
+            <w:pPr>
+              <w:spacing w:before="40" w:after="40"/>
+              <w:jc w:val="left"/>
+              <w:rPr>
+                <w:sz w:val="20"/>
+              </w:rPr>
+            </w:pPr>
+            <w:r>
+              <w:rPr>
+                <w:sz w:val="20"/>
+              </w:rPr>
+              <w:t>4</w:t>
+            </w:r>
+          </w:p>
+        </w:tc>
+        <w:tc>
+          <w:tcPr>
+            <w:tcW w:w="1051" w:type="dxa"/>
+          </w:tcPr>
+          <w:p>
+            <w:pPr>
+              <w:spacing w:before="40" w:after="40"/>
+              <w:jc w:val="left"/>
+              <w:rPr>
+                <w:sz w:val="20"/>
+              </w:rPr>
+            </w:pPr>
+            <w:r>
+              <w:rPr>
+                <w:sz w:val="20"/>
+              </w:rPr>
+              <w:t>0</w:t>
+            </w:r>
+          </w:p>
+        </w:tc>
+        <w:tc>
+          <w:tcPr>
+            <w:tcW w:w="1321" w:type="dxa"/>
+          </w:tcPr>
+          <w:p>
+            <w:pPr>
+              <w:spacing w:before="40" w:after="40"/>
+              <w:jc w:val="left"/>
+              <w:rPr>
+                <w:sz w:val="20"/>
+              </w:rPr>
+            </w:pPr>
+            <w:r>
+              <w:rPr>
+                <w:sz w:val="20"/>
+              </w:rPr>
+              <w:t>0</w:t>
+            </w:r>
+          </w:p>
+        </w:tc>
+      </w:tr>
+      <w:tr>
+        <w:trPr>
+          <w:cantSplit/>
+        </w:trPr>
+        <w:tc>
+          <w:tcPr>
+            <w:tcW w:w="2406" w:type="dxa"/>
+          </w:tcPr>
+          <w:p>
+            <w:pPr>
+              <w:spacing w:before="40" w:after="40"/>
+              <w:jc w:val="left"/>
+              <w:rPr>
+                <w:sz w:val="20"/>
+              </w:rPr>
+            </w:pPr>
+            <w:r>
+              <w:rPr>
+                <w:sz w:val="20"/>
+              </w:rPr>
+              <w:t>Usability with first-time students</w:t>
+            </w:r>
+          </w:p>
+        </w:tc>
+        <w:tc>
+          <w:tcPr>
+            <w:tcW w:w="1760" w:type="dxa"/>
+          </w:tcPr>
+          <w:p>
+            <w:pPr>
+              <w:spacing w:before="40" w:after="40"/>
+              <w:jc w:val="left"/>
+              <w:rPr>
+                <w:sz w:val="20"/>
+              </w:rPr>
+            </w:pPr>
+            <w:r>
+              <w:rPr>
+                <w:sz w:val="20"/>
+              </w:rPr>
+              <w:t>TC-149</w:t>
+            </w:r>
+          </w:p>
+        </w:tc>
+        <w:tc>
+          <w:tcPr>
+            <w:tcW w:w="2315" w:type="dxa"/>
+          </w:tcPr>
+          <w:p>
+            <w:pPr>
+              <w:spacing w:before="40" w:after="40"/>
+              <w:jc w:val="left"/>
+              <w:rPr>
+                <w:sz w:val="20"/>
+              </w:rPr>
+            </w:pPr>
+            <w:r>
+              <w:rPr>
+                <w:sz w:val="20"/>
+              </w:rPr>
+              <w:t>NFR-01</w:t>
+            </w:r>
+          </w:p>
+        </w:tc>
+        <w:tc>
+          <w:tcPr>
+            <w:tcW w:w="1186" w:type="dxa"/>
+          </w:tcPr>
+          <w:p>
+            <w:pPr>
+              <w:spacing w:before="40" w:after="40"/>
+              <w:jc w:val="left"/>
+              <w:rPr>
+                <w:sz w:val="20"/>
+              </w:rPr>
+            </w:pPr>
+            <w:r>
+              <w:rPr>
+                <w:sz w:val="20"/>
+              </w:rPr>
+              <w:t>0</w:t>
+            </w:r>
+          </w:p>
+        </w:tc>
+        <w:tc>
+          <w:tcPr>
+            <w:tcW w:w="1051" w:type="dxa"/>
+          </w:tcPr>
+          <w:p>
+            <w:pPr>
+              <w:spacing w:before="40" w:after="40"/>
+              <w:jc w:val="left"/>
+              <w:rPr>
+                <w:sz w:val="20"/>
+              </w:rPr>
+            </w:pPr>
+            <w:r>
+              <w:rPr>
+                <w:sz w:val="20"/>
+              </w:rPr>
+              <w:t>0</w:t>
+            </w:r>
+          </w:p>
+        </w:tc>
+        <w:tc>
+          <w:tcPr>
+            <w:tcW w:w="1321" w:type="dxa"/>
+          </w:tcPr>
+          <w:p>
+            <w:pPr>
+              <w:spacing w:before="40" w:after="40"/>
+              <w:jc w:val="left"/>
+              <w:rPr>
+                <w:sz w:val="20"/>
+              </w:rPr>
+            </w:pPr>
+            <w:r>
+              <w:rPr>
+                <w:sz w:val="20"/>
+              </w:rPr>
+              <w:t>1</w:t>
+            </w:r>
+          </w:p>
+        </w:tc>
+      </w:tr>
+      <w:tr>
+        <w:trPr>
+          <w:cantSplit/>
+        </w:trPr>
+        <w:tc>
+          <w:tcPr>
+            <w:tcW w:w="2406" w:type="dxa"/>
+          </w:tcPr>
+          <w:p>
+            <w:pPr>
+              <w:spacing w:before="40" w:after="40"/>
+              <w:jc w:val="left"/>
+              <w:rPr>
+                <w:sz w:val="20"/>
+              </w:rPr>
+            </w:pPr>
+            <w:r>
+              <w:rPr>
+                <w:sz w:val="20"/>
+              </w:rPr>
               <w:t>Total</w:t>
             </w:r>
           </w:p>
@@ -1409,7 +2037,7 @@
               <w:rPr>
                 <w:sz w:val="20"/>
               </w:rPr>
-              <w:t>55 test cases</w:t>
+              <w:t>81 test cases</w:t>
             </w:r>
           </w:p>
         </w:tc>
@@ -1443,7 +2071,7 @@
               <w:rPr>
                 <w:sz w:val="20"/>
               </w:rPr>
-              <w:t>54</w:t>
+              <w:t>80</w:t>
             </w:r>
           </w:p>
         </w:tc>
@@ -1500,7 +2128,13 @@
         <w:jc w:val="left"/>
       </w:pPr>
       <w:r>
-        <w:t>All 55 test cases are recorded in the Test Cases and Results workbook with their preconditions, steps, test data, expected and actual results, tester, date and evidence. The automated run log (evidence/system_test_run_2026-10-23.txt) contains the actual output of every automated test. The final regression run on 23 October 2026 passed all 36 automated tests.</w:t>
+        <w:t>All 81 test cases are recorded</w:t>
+      </w:r>
+      <w:r>
+        <w:t xml:space="preserve"> in the Test Cases and Results workbook with their preconditions, steps, test data, expected and actual results, tester, date and evidence. </w:t>
+      </w:r>
+      <w:r>
+        <w:t>The automated run logs (evidence/system_test_run_2026-10-23.txt and evidence/system_test_run_2026-10-26.txt) contain the actual output of every automated test. The final regression run on 26 October 2026, on Next.js 16.4.3, passed all 62 automated tests.</w:t>
       </w:r>
     </w:p>
     <w:p>
@@ -1510,6 +2144,7 @@
         <w:jc w:val="left"/>
       </w:pPr>
       <w:r>
+        <w:lastRenderedPageBreak/>
         <w:t>The results that matter most for the research aim are:</w:t>
       </w:r>
     </w:p>
@@ -1570,11 +2205,16 @@
         <w:rPr>
           <w:b/>
         </w:rPr>
-        <w:lastRenderedPageBreak/>
         <w:t>Access control holds.</w:t>
       </w:r>
       <w:r>
-        <w:t xml:space="preserve"> Signed-out visitors, students and staff could reach only their own areas (TC-117 to TC-120b). Evidence files returned 200 to the owner and to a coordinator, 403 to another student, 401 to a signed-out visitor and 404 to a path-traversal attempt (TC-126).</w:t>
+        <w:t xml:space="preserve"> </w:t>
+      </w:r>
+      <w:r>
+        <w:t>Signed-out visitors, students and staff could reach only their own areas, and a blocked page sent none of its data (TC-117 to TC-120b, TC-171).</w:t>
+      </w:r>
+      <w:r>
+        <w:t xml:space="preserve"> Evidence files returned 200 to the owner and to a coordinator, 403 to another student, 401 to a signed-out visitor and 404 to a path-traversal attempt (TC-126).</w:t>
       </w:r>
     </w:p>
     <w:p>
@@ -1596,6 +2236,23 @@
       </w:r>
       <w:r>
         <w:t xml:space="preserve"> The dashboard showed Dylan as On track, Moe as Overdue and Sihle as Awaiting verification, matching the seed data (TC-139), and the logbook showed the correct verified hours (TC-138).</w:t>
+      </w:r>
+    </w:p>
+    <w:p>
+      <w:pPr>
+        <w:keepNext/>
+        <w:keepLines/>
+        <w:jc w:val="center"/>
+      </w:pPr>
+      <w:r>
+        <w:rPr>
+          <w:b/>
+        </w:rPr>
+        <w:lastRenderedPageBreak/>
+        <w:t>Placements, documents and completion work as specified.</w:t>
+      </w:r>
+      <w:r>
+        <w:t xml:space="preserve"> Each placement counts its own verified hours (TC-155); documents are kept once per type and once per semester and are replaced on a new upload (TC-157 to TC-159); renamed, empty and oversized files are refused (TC-160); and a placement is marked WIL completed as soon as its required hours are verified, after which every change to it is refused (TC-172, TC-173).</w:t>
       </w:r>
     </w:p>
     <w:p>
@@ -1761,7 +2418,7 @@
         <w:jc w:val="left"/>
       </w:pPr>
       <w:r>
-        <w:t>Five defects were logged during testing. The three that affected users were fixed, and each was retested with its own test case, followed by a full regression run. The two that remain open are low risk for the demonstration and have planned fixes.</w:t>
+        <w:t>Seven defects were logged during testing. All seven were fixed, and each was retested with its own test case, followed by a full regression run on 26 October 2026.</w:t>
       </w:r>
     </w:p>
     <w:p>
@@ -2341,7 +2998,7 @@
               <w:rPr>
                 <w:sz w:val="20"/>
               </w:rPr>
-              <w:t>Upgrade Next.js on a separate branch and rerun the test suite.</w:t>
+              <w:t>Upgraded Next.js to 16.4.3 (pull request #16) and reran the full test suite.</w:t>
             </w:r>
           </w:p>
         </w:tc>
@@ -2362,7 +3019,7 @@
               <w:rPr>
                 <w:sz w:val="20"/>
               </w:rPr>
-              <w:t>Open (planned before 29 October)</w:t>
+              <w:t>Closed: 62 automated tests pass; npm audit reports no vulnerabilities</w:t>
             </w:r>
           </w:p>
         </w:tc>
@@ -2447,7 +3104,7 @@
               <w:rPr>
                 <w:sz w:val="20"/>
               </w:rPr>
-              <w:t>Add the lecturer account to the list.</w:t>
+              <w:t>Every demo account, including the lecturer, is now listed.</w:t>
             </w:r>
           </w:p>
         </w:tc>
@@ -2467,7 +3124,217 @@
               <w:rPr>
                 <w:sz w:val="20"/>
               </w:rPr>
-              <w:t>Open</w:t>
+              <w:t>Closed: TC-175 pass</w:t>
+            </w:r>
+          </w:p>
+        </w:tc>
+      </w:tr>
+      <w:tr>
+        <w:trPr>
+          <w:cantSplit/>
+        </w:trPr>
+        <w:tc>
+          <w:tcPr>
+            <w:tcW w:w="1165" w:type="dxa"/>
+          </w:tcPr>
+          <w:p>
+            <w:pPr>
+              <w:spacing w:before="40" w:after="40"/>
+              <w:jc w:val="left"/>
+              <w:rPr>
+                <w:sz w:val="20"/>
+              </w:rPr>
+            </w:pPr>
+            <w:r>
+              <w:rPr>
+                <w:sz w:val="20"/>
+              </w:rPr>
+              <w:t>DEF-06</w:t>
+            </w:r>
+          </w:p>
+        </w:tc>
+        <w:tc>
+          <w:tcPr>
+            <w:tcW w:w="3045" w:type="dxa"/>
+          </w:tcPr>
+          <w:p>
+            <w:pPr>
+              <w:spacing w:before="40" w:after="40"/>
+              <w:jc w:val="left"/>
+              <w:rPr>
+                <w:sz w:val="20"/>
+              </w:rPr>
+            </w:pPr>
+            <w:r>
+              <w:rPr>
+                <w:sz w:val="20"/>
+              </w:rPr>
+              <w:t>The new entry and edit placement pages showed an error screen, because database rows were passed to the browser in a form React does not accept.</w:t>
+            </w:r>
+          </w:p>
+        </w:tc>
+        <w:tc>
+          <w:tcPr>
+            <w:tcW w:w="1428" w:type="dxa"/>
+          </w:tcPr>
+          <w:p>
+            <w:pPr>
+              <w:spacing w:before="40" w:after="40"/>
+              <w:jc w:val="left"/>
+              <w:rPr>
+                <w:sz w:val="20"/>
+              </w:rPr>
+            </w:pPr>
+            <w:r>
+              <w:rPr>
+                <w:sz w:val="20"/>
+              </w:rPr>
+              <w:t>Medium</w:t>
+            </w:r>
+          </w:p>
+        </w:tc>
+        <w:tc>
+          <w:tcPr>
+            <w:tcW w:w="2685" w:type="dxa"/>
+          </w:tcPr>
+          <w:p>
+            <w:pPr>
+              <w:spacing w:before="40" w:after="40"/>
+              <w:jc w:val="left"/>
+              <w:rPr>
+                <w:sz w:val="20"/>
+              </w:rPr>
+            </w:pPr>
+            <w:r>
+              <w:rPr>
+                <w:sz w:val="20"/>
+              </w:rPr>
+              <w:t>The repository copies every row into a plain object; the timing test now also fails on any page error.</w:t>
+            </w:r>
+          </w:p>
+        </w:tc>
+        <w:tc>
+          <w:tcPr>
+            <w:tcW w:w="1717" w:type="dxa"/>
+          </w:tcPr>
+          <w:p>
+            <w:pPr>
+              <w:spacing w:before="40" w:after="40"/>
+              <w:jc w:val="left"/>
+              <w:rPr>
+                <w:sz w:val="20"/>
+              </w:rPr>
+            </w:pPr>
+            <w:r>
+              <w:rPr>
+                <w:sz w:val="20"/>
+              </w:rPr>
+              <w:t>Closed: TC-156 pass</w:t>
+            </w:r>
+          </w:p>
+        </w:tc>
+      </w:tr>
+      <w:tr>
+        <w:trPr>
+          <w:cantSplit/>
+        </w:trPr>
+        <w:tc>
+          <w:tcPr>
+            <w:tcW w:w="1165" w:type="dxa"/>
+          </w:tcPr>
+          <w:p>
+            <w:pPr>
+              <w:spacing w:before="40" w:after="40"/>
+              <w:jc w:val="left"/>
+              <w:rPr>
+                <w:sz w:val="20"/>
+              </w:rPr>
+            </w:pPr>
+            <w:r>
+              <w:rPr>
+                <w:sz w:val="20"/>
+              </w:rPr>
+              <w:t>DEF-07</w:t>
+            </w:r>
+          </w:p>
+        </w:tc>
+        <w:tc>
+          <w:tcPr>
+            <w:tcW w:w="3045" w:type="dxa"/>
+          </w:tcPr>
+          <w:p>
+            <w:pPr>
+              <w:spacing w:before="40" w:after="40"/>
+              <w:jc w:val="left"/>
+              <w:rPr>
+                <w:sz w:val="20"/>
+              </w:rPr>
+            </w:pPr>
+            <w:r>
+              <w:rPr>
+                <w:sz w:val="20"/>
+              </w:rPr>
+              <w:t>A role check only in a layout redirected the browser, but Next.js still sent the page's data in the redirect response: a student, or anyone with a made-up session cookie, could read every student's name, email and hours.</w:t>
+            </w:r>
+          </w:p>
+        </w:tc>
+        <w:tc>
+          <w:tcPr>
+            <w:tcW w:w="1428" w:type="dxa"/>
+          </w:tcPr>
+          <w:p>
+            <w:pPr>
+              <w:spacing w:before="40" w:after="40"/>
+              <w:jc w:val="left"/>
+              <w:rPr>
+                <w:sz w:val="20"/>
+              </w:rPr>
+            </w:pPr>
+            <w:r>
+              <w:rPr>
+                <w:sz w:val="20"/>
+              </w:rPr>
+              <w:t>Critical</w:t>
+            </w:r>
+          </w:p>
+        </w:tc>
+        <w:tc>
+          <w:tcPr>
+            <w:tcW w:w="2685" w:type="dxa"/>
+          </w:tcPr>
+          <w:p>
+            <w:pPr>
+              <w:spacing w:before="40" w:after="40"/>
+              <w:jc w:val="left"/>
+              <w:rPr>
+                <w:sz w:val="20"/>
+              </w:rPr>
+            </w:pPr>
+            <w:r>
+              <w:rPr>
+                <w:sz w:val="20"/>
+              </w:rPr>
+              <w:t>Every protected page checks the role itself (requireRole) before loading any data.</w:t>
+            </w:r>
+          </w:p>
+        </w:tc>
+        <w:tc>
+          <w:tcPr>
+            <w:tcW w:w="1717" w:type="dxa"/>
+          </w:tcPr>
+          <w:p>
+            <w:pPr>
+              <w:spacing w:before="40" w:after="40"/>
+              <w:jc w:val="left"/>
+              <w:rPr>
+                <w:sz w:val="20"/>
+              </w:rPr>
+            </w:pPr>
+            <w:r>
+              <w:rPr>
+                <w:sz w:val="20"/>
+              </w:rPr>
+              <w:t>Closed: TC-171 pass; TC-118, TC-119 and TC-121 now check the response body</w:t>
             </w:r>
           </w:p>
         </w:tc>
@@ -2484,7 +3351,19 @@
         <w:jc w:val="left"/>
       </w:pPr>
       <w:r>
+        <w:lastRenderedPageBreak/>
         <w:t>DEF-01 is the most important finding. It was found by reviewing the session code against the OWASP guidance used in Chapter 2, and it shows the value of testing security as well as functionality: every functional test passed before the fix, yet any user could have impersonated a coordinator. The defect was first reproduced on the previous build, then fixed and retested, and the automated suite now includes a test that forged and tampered cookies are rejected, so the problem cannot return unnoticed.</w:t>
+      </w:r>
+    </w:p>
+    <w:p>
+      <w:pPr>
+        <w:pStyle w:val="Heading2"/>
+      </w:pPr>
+      <w:r>
+        <w:rPr>
+          <w:b w:val="0"/>
+        </w:rPr>
+        <w:t>DEF-07 teaches a similar lesson. It was found while testing the student profile (FR-17), but it also affected the coordinator dashboard, which had passed every earlier test: those tests accepted any redirect as blocked without checking what the response contained. The access-control tests now check that the protected content is absent from the response, and they failed on the earlier build before the fix.</w:t>
       </w:r>
     </w:p>
     <w:p>
@@ -2518,7 +3397,6 @@
         <w:jc w:val="left"/>
       </w:pPr>
       <w:r>
-        <w:lastRenderedPageBreak/>
         <w:t xml:space="preserve">Table </w:t>
       </w:r>
       <w:fldSimple w:instr=" SEQ Table \* ARABIC ">
@@ -2530,7 +3408,10 @@
         </w:r>
       </w:fldSimple>
       <w:r>
-        <w:t>: Measured response times (TC-144, 23 October 2026)</w:t>
+        <w:t xml:space="preserve">: </w:t>
+      </w:r>
+      <w:r>
+        <w:t>Measured response times (TC-144, 26 October 2026)</w:t>
       </w:r>
     </w:p>
     <w:tbl>
@@ -2711,7 +3592,7 @@
               <w:rPr>
                 <w:sz w:val="20"/>
               </w:rPr>
-              <w:t>4</w:t>
+              <w:t>5</w:t>
             </w:r>
           </w:p>
         </w:tc>
@@ -2758,7 +3639,7 @@
               <w:rPr>
                 <w:sz w:val="20"/>
               </w:rPr>
-              <w:t>Student logbook (/student)</w:t>
+              <w:t>Student placements (/student)</w:t>
             </w:r>
           </w:p>
         </w:tc>
@@ -2779,7 +3660,7 @@
               <w:rPr>
                 <w:sz w:val="20"/>
               </w:rPr>
-              <w:t>5</w:t>
+              <w:t>4</w:t>
             </w:r>
           </w:p>
         </w:tc>
@@ -2800,7 +3681,7 @@
               <w:rPr>
                 <w:sz w:val="20"/>
               </w:rPr>
-              <w:t>9</w:t>
+              <w:t>4</w:t>
             </w:r>
           </w:p>
         </w:tc>
@@ -2847,7 +3728,7 @@
               <w:rPr>
                 <w:sz w:val="20"/>
               </w:rPr>
-              <w:t>New entry form</w:t>
+              <w:t>Placement logbook</w:t>
             </w:r>
           </w:p>
         </w:tc>
@@ -2868,7 +3749,7 @@
               <w:rPr>
                 <w:sz w:val="20"/>
               </w:rPr>
-              <w:t>4</w:t>
+              <w:t>5</w:t>
             </w:r>
           </w:p>
         </w:tc>
@@ -2889,7 +3770,7 @@
               <w:rPr>
                 <w:sz w:val="20"/>
               </w:rPr>
-              <w:t>5</w:t>
+              <w:t>7</w:t>
             </w:r>
           </w:p>
         </w:tc>
@@ -2936,7 +3817,7 @@
               <w:rPr>
                 <w:sz w:val="20"/>
               </w:rPr>
-              <w:t>Coordinator dashboard</w:t>
+              <w:t>New entry form</w:t>
             </w:r>
           </w:p>
         </w:tc>
@@ -2978,7 +3859,7 @@
               <w:rPr>
                 <w:sz w:val="20"/>
               </w:rPr>
-              <w:t>6</w:t>
+              <w:t>4</w:t>
             </w:r>
           </w:p>
         </w:tc>
@@ -3025,7 +3906,7 @@
               <w:rPr>
                 <w:sz w:val="20"/>
               </w:rPr>
-              <w:t>Mentor verification page</w:t>
+              <w:t>Coordinator dashboard</w:t>
             </w:r>
           </w:p>
         </w:tc>
@@ -3046,7 +3927,7 @@
               <w:rPr>
                 <w:sz w:val="20"/>
               </w:rPr>
-              <w:t>4</w:t>
+              <w:t>5</w:t>
             </w:r>
           </w:p>
         </w:tc>
@@ -3067,7 +3948,7 @@
               <w:rPr>
                 <w:sz w:val="20"/>
               </w:rPr>
-              <w:t>5</w:t>
+              <w:t>7</w:t>
             </w:r>
           </w:p>
         </w:tc>
@@ -3103,6 +3984,184 @@
           </w:tcPr>
           <w:p>
             <w:pPr>
+              <w:keepNext/>
+              <w:spacing w:before="40" w:after="40"/>
+              <w:jc w:val="left"/>
+              <w:rPr>
+                <w:sz w:val="20"/>
+              </w:rPr>
+            </w:pPr>
+            <w:r>
+              <w:rPr>
+                <w:sz w:val="20"/>
+              </w:rPr>
+              <w:t>Student profile</w:t>
+            </w:r>
+          </w:p>
+        </w:tc>
+        <w:tc>
+          <w:tcPr>
+            <w:tcW w:w="2131" w:type="dxa"/>
+          </w:tcPr>
+          <w:p>
+            <w:pPr>
+              <w:keepNext/>
+              <w:spacing w:before="40" w:after="40"/>
+              <w:jc w:val="left"/>
+              <w:rPr>
+                <w:sz w:val="20"/>
+              </w:rPr>
+            </w:pPr>
+            <w:r>
+              <w:rPr>
+                <w:sz w:val="20"/>
+              </w:rPr>
+              <w:t>5</w:t>
+            </w:r>
+          </w:p>
+        </w:tc>
+        <w:tc>
+          <w:tcPr>
+            <w:tcW w:w="2131" w:type="dxa"/>
+          </w:tcPr>
+          <w:p>
+            <w:pPr>
+              <w:keepNext/>
+              <w:spacing w:before="40" w:after="40"/>
+              <w:jc w:val="left"/>
+              <w:rPr>
+                <w:sz w:val="20"/>
+              </w:rPr>
+            </w:pPr>
+            <w:r>
+              <w:rPr>
+                <w:sz w:val="20"/>
+              </w:rPr>
+              <w:t>5</w:t>
+            </w:r>
+          </w:p>
+        </w:tc>
+        <w:tc>
+          <w:tcPr>
+            <w:tcW w:w="2141" w:type="dxa"/>
+          </w:tcPr>
+          <w:p>
+            <w:pPr>
+              <w:keepNext/>
+              <w:spacing w:before="40" w:after="40"/>
+              <w:jc w:val="left"/>
+              <w:rPr>
+                <w:sz w:val="20"/>
+              </w:rPr>
+            </w:pPr>
+            <w:r>
+              <w:rPr>
+                <w:sz w:val="20"/>
+              </w:rPr>
+              <w:t>under 2 000 ms</w:t>
+            </w:r>
+          </w:p>
+        </w:tc>
+      </w:tr>
+      <w:tr>
+        <w:trPr>
+          <w:cantSplit/>
+        </w:trPr>
+        <w:tc>
+          <w:tcPr>
+            <w:tcW w:w="3636" w:type="dxa"/>
+          </w:tcPr>
+          <w:p>
+            <w:pPr>
+              <w:keepNext/>
+              <w:spacing w:before="40" w:after="40"/>
+              <w:jc w:val="left"/>
+              <w:rPr>
+                <w:sz w:val="20"/>
+              </w:rPr>
+            </w:pPr>
+            <w:r>
+              <w:rPr>
+                <w:sz w:val="20"/>
+              </w:rPr>
+              <w:t>Mentor verification page</w:t>
+            </w:r>
+          </w:p>
+        </w:tc>
+        <w:tc>
+          <w:tcPr>
+            <w:tcW w:w="2131" w:type="dxa"/>
+          </w:tcPr>
+          <w:p>
+            <w:pPr>
+              <w:keepNext/>
+              <w:spacing w:before="40" w:after="40"/>
+              <w:jc w:val="left"/>
+              <w:rPr>
+                <w:sz w:val="20"/>
+              </w:rPr>
+            </w:pPr>
+            <w:r>
+              <w:rPr>
+                <w:sz w:val="20"/>
+              </w:rPr>
+              <w:t>3</w:t>
+            </w:r>
+          </w:p>
+        </w:tc>
+        <w:tc>
+          <w:tcPr>
+            <w:tcW w:w="2131" w:type="dxa"/>
+          </w:tcPr>
+          <w:p>
+            <w:pPr>
+              <w:keepNext/>
+              <w:spacing w:before="40" w:after="40"/>
+              <w:jc w:val="left"/>
+              <w:rPr>
+                <w:sz w:val="20"/>
+              </w:rPr>
+            </w:pPr>
+            <w:r>
+              <w:rPr>
+                <w:sz w:val="20"/>
+              </w:rPr>
+              <w:t>5</w:t>
+            </w:r>
+          </w:p>
+        </w:tc>
+        <w:tc>
+          <w:tcPr>
+            <w:tcW w:w="2141" w:type="dxa"/>
+          </w:tcPr>
+          <w:p>
+            <w:pPr>
+              <w:keepNext/>
+              <w:spacing w:before="40" w:after="40"/>
+              <w:jc w:val="left"/>
+              <w:rPr>
+                <w:sz w:val="20"/>
+              </w:rPr>
+            </w:pPr>
+            <w:r>
+              <w:rPr>
+                <w:sz w:val="20"/>
+              </w:rPr>
+              <w:t>under 2 000 ms</w:t>
+            </w:r>
+          </w:p>
+        </w:tc>
+      </w:tr>
+      <w:tr>
+        <w:trPr>
+          <w:cantSplit/>
+        </w:trPr>
+        <w:tc>
+          <w:tcPr>
+            <w:tcW w:w="3636" w:type="dxa"/>
+          </w:tcPr>
+          <w:p>
+            <w:pPr>
               <w:spacing w:before="40" w:after="40"/>
               <w:jc w:val="left"/>
               <w:rPr>
@@ -3133,7 +4192,7 @@
               <w:rPr>
                 <w:sz w:val="20"/>
               </w:rPr>
-              <w:t>20</w:t>
+              <w:t>10</w:t>
             </w:r>
           </w:p>
         </w:tc>
@@ -3153,7 +4212,7 @@
               <w:rPr>
                 <w:sz w:val="20"/>
               </w:rPr>
-              <w:t>20</w:t>
+              <w:t>10</w:t>
             </w:r>
           </w:p>
         </w:tc>
@@ -3217,10 +4276,17 @@
         <w:rPr>
           <w:b/>
         </w:rPr>
+        <w:lastRenderedPageBreak/>
         <w:t>Usability (NFR-01).</w:t>
       </w:r>
       <w:r>
-        <w:t xml:space="preserve"> The interface was designed for quick use (Chapter 4, Section 4.5): an entry needs four fields, statuses use coloured labels with text, and the mentor page has two buttons. However, the planned timed task with first-time students (TC-149) could not be run because written campus permission for testing with students has not yet been received. NFR-01 is therefore not yet proven by user data, and this is stated as a limitation.</w:t>
+        <w:t xml:space="preserve"> The interface was designed for quick use (Chapter 4, Section 4.5): an entry needs four fields, </w:t>
+      </w:r>
+      <w:r>
+        <w:t>statuses use colored labels with text</w:t>
+      </w:r>
+      <w:r>
+        <w:t>, and the mentor page has two buttons. However, the planned timed task with first-time students (TC-149) could not be run because written campus permission for testing with students has not yet been received. NFR-01 is therefore not yet proven by user data, and this is stated as a limitation.</w:t>
       </w:r>
     </w:p>
     <w:p>
@@ -3400,7 +4466,7 @@
               <w:rPr>
                 <w:sz w:val="20"/>
               </w:rPr>
-              <w:t>TC-001, TC-008, TC-011, TC-013, TC-110 to TC-121</w:t>
+              <w:t>TC-001, TC-008, TC-011, TC-013, TC-110 to TC-121, TC-168, TC-171, TC-175</w:t>
             </w:r>
           </w:p>
         </w:tc>
@@ -3595,7 +4661,7 @@
               <w:rPr>
                 <w:sz w:val="20"/>
               </w:rPr>
-              <w:t>TC-002 to TC-004, TC-009, TC-138, TC-139</w:t>
+              <w:t>TC-002 to TC-004, TC-009, TC-138, TC-139, TC-170, TC-174</w:t>
             </w:r>
           </w:p>
         </w:tc>
@@ -3685,7 +4751,7 @@
               <w:rPr>
                 <w:sz w:val="20"/>
               </w:rPr>
-              <w:t>NFR-01 Usability</w:t>
+              <w:t>FR-15: WIL placements with their own required hours</w:t>
             </w:r>
           </w:p>
         </w:tc>
@@ -3705,7 +4771,7 @@
               <w:rPr>
                 <w:sz w:val="20"/>
               </w:rPr>
-              <w:t>Partially met: designed for, not yet measured with users</w:t>
+              <w:t>Met</w:t>
             </w:r>
           </w:p>
         </w:tc>
@@ -3725,7 +4791,7 @@
               <w:rPr>
                 <w:sz w:val="20"/>
               </w:rPr>
-              <w:t>TC-149 blocked</w:t>
+              <w:t>TC-150 to TC-156</w:t>
             </w:r>
           </w:p>
         </w:tc>
@@ -3750,7 +4816,7 @@
               <w:rPr>
                 <w:sz w:val="20"/>
               </w:rPr>
-              <w:t>NFR-02 Performance</w:t>
+              <w:t>FR-16: WIL documents</w:t>
             </w:r>
           </w:p>
         </w:tc>
@@ -3770,7 +4836,7 @@
               <w:rPr>
                 <w:sz w:val="20"/>
               </w:rPr>
-              <w:t>Met (local measurement)</w:t>
+              <w:t>Met</w:t>
             </w:r>
           </w:p>
         </w:tc>
@@ -3790,7 +4856,7 @@
               <w:rPr>
                 <w:sz w:val="20"/>
               </w:rPr>
-              <w:t>TC-144</w:t>
+              <w:t>TC-157 to TC-165</w:t>
             </w:r>
           </w:p>
         </w:tc>
@@ -3815,6 +4881,266 @@
               <w:rPr>
                 <w:sz w:val="20"/>
               </w:rPr>
+              <w:t>FR-17: student profile for coordinators and lecturers</w:t>
+            </w:r>
+          </w:p>
+        </w:tc>
+        <w:tc>
+          <w:tcPr>
+            <w:tcW w:w="3527" w:type="dxa"/>
+          </w:tcPr>
+          <w:p>
+            <w:pPr>
+              <w:spacing w:before="40" w:after="40"/>
+              <w:jc w:val="left"/>
+              <w:rPr>
+                <w:sz w:val="20"/>
+              </w:rPr>
+            </w:pPr>
+            <w:r>
+              <w:rPr>
+                <w:sz w:val="20"/>
+              </w:rPr>
+              <w:t>Met</w:t>
+            </w:r>
+          </w:p>
+        </w:tc>
+        <w:tc>
+          <w:tcPr>
+            <w:tcW w:w="2696" w:type="dxa"/>
+          </w:tcPr>
+          <w:p>
+            <w:pPr>
+              <w:spacing w:before="40" w:after="40"/>
+              <w:jc w:val="left"/>
+              <w:rPr>
+                <w:sz w:val="20"/>
+              </w:rPr>
+            </w:pPr>
+            <w:r>
+              <w:rPr>
+                <w:sz w:val="20"/>
+              </w:rPr>
+              <w:t>TC-166 to TC-170</w:t>
+            </w:r>
+          </w:p>
+        </w:tc>
+      </w:tr>
+      <w:tr>
+        <w:trPr>
+          <w:cantSplit/>
+        </w:trPr>
+        <w:tc>
+          <w:tcPr>
+            <w:tcW w:w="3816" w:type="dxa"/>
+          </w:tcPr>
+          <w:p>
+            <w:pPr>
+              <w:spacing w:before="40" w:after="40"/>
+              <w:jc w:val="left"/>
+              <w:rPr>
+                <w:sz w:val="20"/>
+              </w:rPr>
+            </w:pPr>
+            <w:r>
+              <w:rPr>
+                <w:sz w:val="20"/>
+              </w:rPr>
+              <w:t>FR-18: WIL completion and locking</w:t>
+            </w:r>
+          </w:p>
+        </w:tc>
+        <w:tc>
+          <w:tcPr>
+            <w:tcW w:w="3527" w:type="dxa"/>
+          </w:tcPr>
+          <w:p>
+            <w:pPr>
+              <w:spacing w:before="40" w:after="40"/>
+              <w:jc w:val="left"/>
+              <w:rPr>
+                <w:sz w:val="20"/>
+              </w:rPr>
+            </w:pPr>
+            <w:r>
+              <w:rPr>
+                <w:sz w:val="20"/>
+              </w:rPr>
+              <w:t>Met</w:t>
+            </w:r>
+          </w:p>
+        </w:tc>
+        <w:tc>
+          <w:tcPr>
+            <w:tcW w:w="2696" w:type="dxa"/>
+          </w:tcPr>
+          <w:p>
+            <w:pPr>
+              <w:spacing w:before="40" w:after="40"/>
+              <w:jc w:val="left"/>
+              <w:rPr>
+                <w:sz w:val="20"/>
+              </w:rPr>
+            </w:pPr>
+            <w:r>
+              <w:rPr>
+                <w:sz w:val="20"/>
+              </w:rPr>
+              <w:t>TC-172 to TC-174</w:t>
+            </w:r>
+          </w:p>
+        </w:tc>
+      </w:tr>
+      <w:tr>
+        <w:trPr>
+          <w:cantSplit/>
+        </w:trPr>
+        <w:tc>
+          <w:tcPr>
+            <w:tcW w:w="3816" w:type="dxa"/>
+          </w:tcPr>
+          <w:p>
+            <w:pPr>
+              <w:spacing w:before="40" w:after="40"/>
+              <w:jc w:val="left"/>
+              <w:rPr>
+                <w:sz w:val="20"/>
+              </w:rPr>
+            </w:pPr>
+            <w:r>
+              <w:rPr>
+                <w:sz w:val="20"/>
+              </w:rPr>
+              <w:t>NFR-01 Usability</w:t>
+            </w:r>
+          </w:p>
+        </w:tc>
+        <w:tc>
+          <w:tcPr>
+            <w:tcW w:w="3527" w:type="dxa"/>
+          </w:tcPr>
+          <w:p>
+            <w:pPr>
+              <w:spacing w:before="40" w:after="40"/>
+              <w:jc w:val="left"/>
+              <w:rPr>
+                <w:sz w:val="20"/>
+              </w:rPr>
+            </w:pPr>
+            <w:r>
+              <w:rPr>
+                <w:sz w:val="20"/>
+              </w:rPr>
+              <w:t>Partially met: designed for, not yet measured with users</w:t>
+            </w:r>
+          </w:p>
+        </w:tc>
+        <w:tc>
+          <w:tcPr>
+            <w:tcW w:w="2696" w:type="dxa"/>
+          </w:tcPr>
+          <w:p>
+            <w:pPr>
+              <w:spacing w:before="40" w:after="40"/>
+              <w:jc w:val="left"/>
+              <w:rPr>
+                <w:sz w:val="20"/>
+              </w:rPr>
+            </w:pPr>
+            <w:r>
+              <w:rPr>
+                <w:sz w:val="20"/>
+              </w:rPr>
+              <w:t>TC-149 blocked</w:t>
+            </w:r>
+          </w:p>
+        </w:tc>
+      </w:tr>
+      <w:tr>
+        <w:trPr>
+          <w:cantSplit/>
+        </w:trPr>
+        <w:tc>
+          <w:tcPr>
+            <w:tcW w:w="3816" w:type="dxa"/>
+          </w:tcPr>
+          <w:p>
+            <w:pPr>
+              <w:spacing w:before="40" w:after="40"/>
+              <w:jc w:val="left"/>
+              <w:rPr>
+                <w:sz w:val="20"/>
+              </w:rPr>
+            </w:pPr>
+            <w:r>
+              <w:rPr>
+                <w:sz w:val="20"/>
+              </w:rPr>
+              <w:t>NFR-02 Performance</w:t>
+            </w:r>
+          </w:p>
+        </w:tc>
+        <w:tc>
+          <w:tcPr>
+            <w:tcW w:w="3527" w:type="dxa"/>
+          </w:tcPr>
+          <w:p>
+            <w:pPr>
+              <w:spacing w:before="40" w:after="40"/>
+              <w:jc w:val="left"/>
+              <w:rPr>
+                <w:sz w:val="20"/>
+              </w:rPr>
+            </w:pPr>
+            <w:r>
+              <w:rPr>
+                <w:sz w:val="20"/>
+              </w:rPr>
+              <w:t>Met (local measurement)</w:t>
+            </w:r>
+          </w:p>
+        </w:tc>
+        <w:tc>
+          <w:tcPr>
+            <w:tcW w:w="2696" w:type="dxa"/>
+          </w:tcPr>
+          <w:p>
+            <w:pPr>
+              <w:spacing w:before="40" w:after="40"/>
+              <w:jc w:val="left"/>
+              <w:rPr>
+                <w:sz w:val="20"/>
+              </w:rPr>
+            </w:pPr>
+            <w:r>
+              <w:rPr>
+                <w:sz w:val="20"/>
+              </w:rPr>
+              <w:t>TC-144</w:t>
+            </w:r>
+          </w:p>
+        </w:tc>
+      </w:tr>
+      <w:tr>
+        <w:trPr>
+          <w:cantSplit/>
+        </w:trPr>
+        <w:tc>
+          <w:tcPr>
+            <w:tcW w:w="3816" w:type="dxa"/>
+          </w:tcPr>
+          <w:p>
+            <w:pPr>
+              <w:spacing w:before="40" w:after="40"/>
+              <w:jc w:val="left"/>
+              <w:rPr>
+                <w:sz w:val="20"/>
+              </w:rPr>
+            </w:pPr>
+            <w:r>
+              <w:rPr>
+                <w:sz w:val="20"/>
+              </w:rPr>
               <w:t>NFR-03 Security</w:t>
             </w:r>
           </w:p>
@@ -3835,7 +5161,7 @@
               <w:rPr>
                 <w:sz w:val="20"/>
               </w:rPr>
-              <w:t>Met after DEF-01 fix; dependency upgrade outstanding (DEF-04)</w:t>
+              <w:t>Met after the DEF-01, DEF-04 and DEF-07 fixes</w:t>
             </w:r>
           </w:p>
         </w:tc>
@@ -3855,7 +5181,7 @@
               <w:rPr>
                 <w:sz w:val="20"/>
               </w:rPr>
-              <w:t>TC-121, TC-126, TC-127, TC-142</w:t>
+              <w:t>TC-121, TC-126, TC-127, TC-142, TC-160, TC-162, TC-171</w:t>
             </w:r>
           </w:p>
         </w:tc>
@@ -4132,7 +5458,17 @@
         <w:jc w:val="left"/>
       </w:pPr>
       <w:r>
-        <w:t>All fourteen functional requirements are met, and six of the seven non-functional requirements are met. The Requirements Traceability Matrix links every requirement to its design component, implementation files and test cases. The requirements deferred in Chapter 3 (mentor accounts, written mentor feedback, mentor access to evidence, a separate lecturer dashboard, notifications and reports) were not part of version 1.0 and are carried into the recommendations in Chapter 6.</w:t>
+        <w:lastRenderedPageBreak/>
+        <w:t>All eighteen functional requirements</w:t>
+      </w:r>
+      <w:r>
+        <w:t xml:space="preserve"> are met, and six of the seven non-functional requirements are met. The Requirements Traceability Matrix links every requirement to its design component, implementation files and test cases. The requirements deferred in Chapter 3 (mentor accounts, written mentor feedback, mentor access to evidence, </w:t>
+      </w:r>
+      <w:r>
+        <w:t>a separate lecturer dashboard, coordinator review of documents, notifications and reports) were not part of version 1.0</w:t>
+      </w:r>
+      <w:r>
+        <w:t xml:space="preserve"> and are carried into the recommendations in Chapter 6.</w:t>
       </w:r>
     </w:p>
     <w:p>
@@ -4210,10 +5546,7 @@
         <w:rPr>
           <w:b/>
         </w:rPr>
-        <w:t>Internal review during testing</w:t>
-      </w:r>
-      <w:r>
-        <w:t xml:space="preserve"> led to three improvements to the system: the signed session cookie (DEF-01), resubmission of expired links (DEF-02) and the mobile layout (DEF-03).</w:t>
+        <w:t>Internal review during testing led to improvements to the system: the signed session cookie (DEF-01), resubmission of expired links (DEF-02), the mobile layout (DEF-03) and, after the Week 4 submission, the role check on every page (DEF-07).</w:t>
       </w:r>
     </w:p>
     <w:p>
@@ -4222,15 +5555,7 @@
         <w:jc w:val="left"/>
       </w:pPr>
       <w:r>
-        <w:t>If permission is granted before the final submission, a short task-based test and questionnaire will be run with volunteer students and staff, and the results will be added to this section.</w:t>
-      </w:r>
-    </w:p>
-    <w:p>
-      <w:pPr>
-        <w:pStyle w:val="Heading2"/>
-      </w:pPr>
-      <w:r>
-        <w:t>5.8 Chapter Summary</w:t>
+        <w:t>The team's review of the WIL process after the Week 4 submission added WIL placements, document uploads, a student profile for staff and WIL completion (FR-15 to FR-18).</w:t>
       </w:r>
     </w:p>
     <w:p>
@@ -4239,7 +5564,39 @@
         <w:jc w:val="left"/>
       </w:pPr>
       <w:r>
-        <w:t>TrackWIL was tested with 55 test cases: 14 manual tests, 36 automated system tests and 5 browser, code and data checks. Fifty-four passed and one, the usability test with students, is blocked until ethical permission is granted. Testing found five defects. The three that affected users, including a critical session-cookie vulnerability, were fixed and retested, and the remaining two have planned fixes. All functional requirements and six of the seven non-functional requirements are met, and response times were far below the target. Within the limits of synthetic data and the absence of user feedback, the results show that TrackWIL supports the full WIL logbook workflow: recording daily work, account-free mentor verification and progress monitoring. Chapter 6 draws conclusions from these results.</w:t>
+        <w:t>If permission is granted before the final submission, a short task-based test and questionnaire will be run with volunteer students and staff, and the results will be added to this section.</w:t>
+      </w:r>
+    </w:p>
+    <w:p>
+      <w:pPr>
+        <w:pStyle w:val="Heading2"/>
+      </w:pPr>
+      <w:r>
+        <w:t>5.8 Chapter Summary</w:t>
+      </w:r>
+    </w:p>
+    <w:p>
+      <w:pPr>
+        <w:keepLines/>
+        <w:jc w:val="left"/>
+      </w:pPr>
+      <w:r>
+        <w:t>TrackWIL was tested with 81 test cases: 14 manual tests, 62 automated system tests and 5 browser, code and data checks. Eighty passed</w:t>
+      </w:r>
+      <w:r>
+        <w:t xml:space="preserve"> and one, the usability test with students, is blocked until ethical permission is granted. </w:t>
+      </w:r>
+      <w:r>
+        <w:t>Testing found seven defects, including two critical access-control vulnerabilities, and all seven were fixed and retested.</w:t>
+      </w:r>
+      <w:r>
+        <w:t xml:space="preserve"> All functional requirements and six of the seven non-functional requirements are met, and response times were far below the target. Within the limits of synthetic data and the absence of user feedback, the results show that TrackWIL supports the full WIL logbook workflow: </w:t>
+      </w:r>
+      <w:r>
+        <w:t>recording daily work for each placement, keeping the WIL documents, account-free mentor verification and progress monitoring up to WIL completion.</w:t>
+      </w:r>
+      <w:r>
+        <w:t xml:space="preserve"> Chapter 6 draws conclusions from these results.</w:t>
       </w:r>
     </w:p>
     <w:sectPr>

--- a/06_Testing_Results_and_Evaluation/Chapter_5_Testing_Results_and_Evaluation.docx
+++ b/06_Testing_Results_and_Evaluation/Chapter_5_Testing_Results_and_Evaluation.docx
@@ -2240,15 +2240,19 @@
     </w:p>
     <w:p>
       <w:pPr>
-        <w:keepNext/>
+        <w:pStyle w:val="ListParagraph"/>
         <w:keepLines/>
-        <w:jc w:val="center"/>
+        <w:numPr>
+          <w:ilvl w:val="0"/>
+          <w:numId w:val="5"/>
+        </w:numPr>
+        <w:ind w:left="1070"/>
+        <w:jc w:val="left"/>
       </w:pPr>
       <w:r>
         <w:rPr>
           <w:b/>
         </w:rPr>
-        <w:lastRenderedPageBreak/>
         <w:t>Placements, documents and completion work as specified.</w:t>
       </w:r>
       <w:r>
@@ -2265,6 +2269,7 @@
         <w:rPr>
           <w:noProof/>
         </w:rPr>
+        <w:lastRenderedPageBreak/>
         <w:drawing>
           <wp:inline distT="0" distB="0" distL="0" distR="0" wp14:anchorId="2E8AF9F0" wp14:editId="52618293">
             <wp:extent cx="4733925" cy="5133975"/>
@@ -3357,12 +3362,10 @@
     </w:p>
     <w:p>
       <w:pPr>
-        <w:pStyle w:val="Heading2"/>
+        <w:keepLines/>
+        <w:jc w:val="left"/>
       </w:pPr>
       <w:r>
-        <w:rPr>
-          <w:b w:val="0"/>
-        </w:rPr>
         <w:t>DEF-07 teaches a similar lesson. It was found while testing the student profile (FR-17), but it also affected the coordinator dashboard, which had passed every earlier test: those tests accepted any redirect as blocked without checking what the response contained. The access-control tests now check that the protected content is absent from the response, and they failed on the earlier build before the fix.</w:t>
       </w:r>
     </w:p>
@@ -5551,7 +5554,13 @@
     </w:p>
     <w:p>
       <w:pPr>
+        <w:pStyle w:val="ListParagraph"/>
         <w:keepLines/>
+        <w:numPr>
+          <w:ilvl w:val="0"/>
+          <w:numId w:val="6"/>
+        </w:numPr>
+        <w:ind w:left="1070"/>
         <w:jc w:val="left"/>
       </w:pPr>
       <w:r>
